--- a/VM Setup.docx
+++ b/VM Setup.docx
@@ -4,60 +4,463 @@
   <w:body>
     <w:p>
       <w:pPr>
+        <w:spacing w:line="240" w:lineRule="auto"/>
         <w:jc w:val="center"/>
         <w:rPr>
+          <w:rFonts w:ascii="Times New Roman" w:hAnsi="Times New Roman" w:cs="Times New Roman"/>
           <w:b/>
           <w:bCs/>
-        </w:rPr>
-      </w:pPr>
-      <w:r>
-        <w:rPr>
+          <w:sz w:val="22"/>
+          <w:szCs w:val="22"/>
+        </w:rPr>
+      </w:pPr>
+      <w:r>
+        <w:rPr>
+          <w:rFonts w:ascii="Times New Roman" w:hAnsi="Times New Roman" w:cs="Times New Roman"/>
           <w:b/>
           <w:bCs/>
-        </w:rPr>
-        <w:t>Virtual Box Setup</w:t>
-      </w:r>
-      <w:r>
-        <w:rPr>
+          <w:sz w:val="22"/>
+          <w:szCs w:val="22"/>
+        </w:rPr>
+        <w:t>Active Directory</w:t>
+      </w:r>
+      <w:r>
+        <w:rPr>
+          <w:rFonts w:ascii="Times New Roman" w:hAnsi="Times New Roman" w:cs="Times New Roman"/>
           <w:b/>
           <w:bCs/>
-        </w:rPr>
-        <w:t xml:space="preserve"> – Drew Blythe – Practice for Helpdesk Roles</w:t>
-      </w:r>
-    </w:p>
-    <w:p>
-      <w:pPr>
+          <w:sz w:val="22"/>
+          <w:szCs w:val="22"/>
+        </w:rPr>
+        <w:t xml:space="preserve"> Setup</w:t>
+      </w:r>
+      <w:r>
+        <w:rPr>
+          <w:rFonts w:ascii="Times New Roman" w:hAnsi="Times New Roman" w:cs="Times New Roman"/>
+          <w:b/>
+          <w:bCs/>
+          <w:sz w:val="22"/>
+          <w:szCs w:val="22"/>
+        </w:rPr>
+        <w:t xml:space="preserve"> – Drew Blythe – </w:t>
+      </w:r>
+      <w:r>
+        <w:rPr>
+          <w:rFonts w:ascii="Times New Roman" w:hAnsi="Times New Roman" w:cs="Times New Roman"/>
+          <w:b/>
+          <w:bCs/>
+          <w:sz w:val="22"/>
+          <w:szCs w:val="22"/>
+        </w:rPr>
+        <w:t>Home Lab</w:t>
+      </w:r>
+    </w:p>
+    <w:p>
+      <w:pPr>
+        <w:spacing w:line="240" w:lineRule="auto"/>
         <w:jc w:val="center"/>
-      </w:pPr>
-      <w:r>
+        <w:rPr>
+          <w:rFonts w:ascii="Times New Roman" w:hAnsi="Times New Roman" w:cs="Times New Roman"/>
+          <w:sz w:val="22"/>
+          <w:szCs w:val="22"/>
+        </w:rPr>
+      </w:pPr>
+      <w:r>
+        <w:rPr>
+          <w:rFonts w:ascii="Times New Roman" w:hAnsi="Times New Roman" w:cs="Times New Roman"/>
+          <w:sz w:val="22"/>
+          <w:szCs w:val="22"/>
+        </w:rPr>
         <w:t xml:space="preserve">Documented </w:t>
       </w:r>
       <w:r>
+        <w:rPr>
+          <w:rFonts w:ascii="Times New Roman" w:hAnsi="Times New Roman" w:cs="Times New Roman"/>
+          <w:sz w:val="22"/>
+          <w:szCs w:val="22"/>
+        </w:rPr>
         <w:t xml:space="preserve">Process </w:t>
       </w:r>
       <w:r>
+        <w:rPr>
+          <w:rFonts w:ascii="Times New Roman" w:hAnsi="Times New Roman" w:cs="Times New Roman"/>
+          <w:sz w:val="22"/>
+          <w:szCs w:val="22"/>
+        </w:rPr>
         <w:t>with steps, screenshots</w:t>
       </w:r>
       <w:r>
+        <w:rPr>
+          <w:rFonts w:ascii="Times New Roman" w:hAnsi="Times New Roman" w:cs="Times New Roman"/>
+          <w:sz w:val="22"/>
+          <w:szCs w:val="22"/>
+        </w:rPr>
         <w:t>, and problem fixes</w:t>
       </w:r>
     </w:p>
-    <w:p/>
-    <w:p>
-      <w:r>
-        <w:t xml:space="preserve">Downloaded VirtualBox off the website </w:t>
-      </w:r>
-      <w:hyperlink r:id="rId5" w:history="1">
+    <w:p>
+      <w:pPr>
+        <w:spacing w:line="240" w:lineRule="auto"/>
+        <w:jc w:val="center"/>
+        <w:rPr>
+          <w:rFonts w:ascii="Times New Roman" w:hAnsi="Times New Roman" w:cs="Times New Roman"/>
+          <w:sz w:val="22"/>
+          <w:szCs w:val="22"/>
+        </w:rPr>
+      </w:pPr>
+    </w:p>
+    <w:p>
+      <w:pPr>
+        <w:spacing w:line="240" w:lineRule="auto"/>
+        <w:rPr>
+          <w:rFonts w:ascii="Times New Roman" w:hAnsi="Times New Roman" w:cs="Times New Roman"/>
+          <w:sz w:val="22"/>
+          <w:szCs w:val="22"/>
+        </w:rPr>
+      </w:pPr>
+      <w:r>
+        <w:rPr>
+          <w:rFonts w:ascii="Times New Roman" w:hAnsi="Times New Roman" w:cs="Times New Roman"/>
+          <w:sz w:val="22"/>
+          <w:szCs w:val="22"/>
+        </w:rPr>
+        <w:t>Host PC Specs</w:t>
+      </w:r>
+    </w:p>
+    <w:p>
+      <w:pPr>
+        <w:pStyle w:val="ListParagraph"/>
+        <w:numPr>
+          <w:ilvl w:val="0"/>
+          <w:numId w:val="1"/>
+        </w:numPr>
+        <w:spacing w:line="240" w:lineRule="auto"/>
+        <w:rPr>
+          <w:rFonts w:ascii="Times New Roman" w:hAnsi="Times New Roman" w:cs="Times New Roman"/>
+          <w:sz w:val="22"/>
+          <w:szCs w:val="22"/>
+        </w:rPr>
+      </w:pPr>
+      <w:r>
+        <w:rPr>
+          <w:rFonts w:ascii="Times New Roman" w:hAnsi="Times New Roman" w:cs="Times New Roman"/>
+          <w:sz w:val="22"/>
+          <w:szCs w:val="22"/>
+        </w:rPr>
+        <w:t>Windows 11</w:t>
+      </w:r>
+    </w:p>
+    <w:p>
+      <w:pPr>
+        <w:pStyle w:val="ListParagraph"/>
+        <w:numPr>
+          <w:ilvl w:val="0"/>
+          <w:numId w:val="1"/>
+        </w:numPr>
+        <w:spacing w:line="240" w:lineRule="auto"/>
+        <w:rPr>
+          <w:rFonts w:ascii="Times New Roman" w:hAnsi="Times New Roman" w:cs="Times New Roman"/>
+          <w:sz w:val="22"/>
+          <w:szCs w:val="22"/>
+        </w:rPr>
+      </w:pPr>
+      <w:r>
+        <w:rPr>
+          <w:rFonts w:ascii="Times New Roman" w:hAnsi="Times New Roman" w:cs="Times New Roman"/>
+          <w:sz w:val="22"/>
+          <w:szCs w:val="22"/>
+        </w:rPr>
+        <w:t xml:space="preserve">AMD Ryzen 5 3600 6-Core Processor </w:t>
+      </w:r>
+    </w:p>
+    <w:p>
+      <w:pPr>
+        <w:pStyle w:val="ListParagraph"/>
+        <w:numPr>
+          <w:ilvl w:val="0"/>
+          <w:numId w:val="1"/>
+        </w:numPr>
+        <w:spacing w:line="240" w:lineRule="auto"/>
+        <w:rPr>
+          <w:rFonts w:ascii="Times New Roman" w:hAnsi="Times New Roman" w:cs="Times New Roman"/>
+          <w:sz w:val="22"/>
+          <w:szCs w:val="22"/>
+        </w:rPr>
+      </w:pPr>
+      <w:r>
+        <w:rPr>
+          <w:rFonts w:ascii="Times New Roman" w:hAnsi="Times New Roman" w:cs="Times New Roman"/>
+          <w:sz w:val="22"/>
+          <w:szCs w:val="22"/>
+        </w:rPr>
+        <w:t>32GB of Ram</w:t>
+      </w:r>
+    </w:p>
+    <w:p>
+      <w:pPr>
+        <w:pStyle w:val="ListParagraph"/>
+        <w:numPr>
+          <w:ilvl w:val="0"/>
+          <w:numId w:val="1"/>
+        </w:numPr>
+        <w:spacing w:line="240" w:lineRule="auto"/>
+        <w:rPr>
+          <w:rFonts w:ascii="Times New Roman" w:hAnsi="Times New Roman" w:cs="Times New Roman"/>
+          <w:sz w:val="22"/>
+          <w:szCs w:val="22"/>
+        </w:rPr>
+      </w:pPr>
+      <w:r>
+        <w:rPr>
+          <w:rFonts w:ascii="Times New Roman" w:hAnsi="Times New Roman" w:cs="Times New Roman"/>
+          <w:sz w:val="22"/>
+          <w:szCs w:val="22"/>
+        </w:rPr>
+        <w:t>1 TB HDD</w:t>
+      </w:r>
+    </w:p>
+    <w:p>
+      <w:pPr>
+        <w:spacing w:line="240" w:lineRule="auto"/>
+        <w:rPr>
+          <w:rFonts w:ascii="Times New Roman" w:hAnsi="Times New Roman" w:cs="Times New Roman"/>
+          <w:sz w:val="22"/>
+          <w:szCs w:val="22"/>
+        </w:rPr>
+      </w:pPr>
+      <w:r>
+        <w:rPr>
+          <w:rFonts w:ascii="Times New Roman" w:hAnsi="Times New Roman" w:cs="Times New Roman"/>
+          <w:sz w:val="22"/>
+          <w:szCs w:val="22"/>
+        </w:rPr>
+        <w:t>Virtual Machines</w:t>
+      </w:r>
+    </w:p>
+    <w:p>
+      <w:pPr>
+        <w:pStyle w:val="ListParagraph"/>
+        <w:numPr>
+          <w:ilvl w:val="0"/>
+          <w:numId w:val="3"/>
+        </w:numPr>
+        <w:spacing w:line="240" w:lineRule="auto"/>
+        <w:rPr>
+          <w:rFonts w:ascii="Times New Roman" w:hAnsi="Times New Roman" w:cs="Times New Roman"/>
+          <w:sz w:val="22"/>
+          <w:szCs w:val="22"/>
+        </w:rPr>
+      </w:pPr>
+      <w:r>
+        <w:rPr>
+          <w:rFonts w:ascii="Times New Roman" w:hAnsi="Times New Roman" w:cs="Times New Roman"/>
+          <w:sz w:val="22"/>
+          <w:szCs w:val="22"/>
+        </w:rPr>
+        <w:t>Active Directory - Windows Server 2022 (</w:t>
+      </w:r>
+      <w:r>
+        <w:rPr>
+          <w:rFonts w:ascii="Times New Roman" w:hAnsi="Times New Roman" w:cs="Times New Roman"/>
+          <w:sz w:val="22"/>
+          <w:szCs w:val="22"/>
+        </w:rPr>
+        <w:t>2</w:t>
+      </w:r>
+      <w:r>
+        <w:rPr>
+          <w:rFonts w:ascii="Times New Roman" w:hAnsi="Times New Roman" w:cs="Times New Roman"/>
+          <w:sz w:val="22"/>
+          <w:szCs w:val="22"/>
+        </w:rPr>
+        <w:t xml:space="preserve"> CPU, </w:t>
+      </w:r>
+      <w:r>
+        <w:rPr>
+          <w:rFonts w:ascii="Times New Roman" w:hAnsi="Times New Roman" w:cs="Times New Roman"/>
+          <w:sz w:val="22"/>
+          <w:szCs w:val="22"/>
+        </w:rPr>
+        <w:t>4</w:t>
+      </w:r>
+      <w:r>
+        <w:rPr>
+          <w:rFonts w:ascii="Times New Roman" w:hAnsi="Times New Roman" w:cs="Times New Roman"/>
+          <w:sz w:val="22"/>
+          <w:szCs w:val="22"/>
+        </w:rPr>
+        <w:t xml:space="preserve"> GB RAM)</w:t>
+      </w:r>
+    </w:p>
+    <w:p>
+      <w:pPr>
+        <w:pStyle w:val="ListParagraph"/>
+        <w:numPr>
+          <w:ilvl w:val="1"/>
+          <w:numId w:val="3"/>
+        </w:numPr>
+        <w:spacing w:line="240" w:lineRule="auto"/>
+        <w:rPr>
+          <w:rFonts w:ascii="Times New Roman" w:hAnsi="Times New Roman" w:cs="Times New Roman"/>
+          <w:sz w:val="22"/>
+          <w:szCs w:val="22"/>
+        </w:rPr>
+      </w:pPr>
+      <w:hyperlink r:id="rId6" w:history="1">
         <w:r>
           <w:rPr>
             <w:rStyle w:val="Hyperlink"/>
+            <w:rFonts w:ascii="Times New Roman" w:hAnsi="Times New Roman" w:cs="Times New Roman"/>
+            <w:sz w:val="22"/>
+            <w:szCs w:val="22"/>
+          </w:rPr>
+          <w:t>https://www.microsoft.com/en-us/windows-server</w:t>
+        </w:r>
+      </w:hyperlink>
+    </w:p>
+    <w:p>
+      <w:pPr>
+        <w:pStyle w:val="ListParagraph"/>
+        <w:numPr>
+          <w:ilvl w:val="0"/>
+          <w:numId w:val="3"/>
+        </w:numPr>
+        <w:spacing w:line="240" w:lineRule="auto"/>
+        <w:rPr>
+          <w:rFonts w:ascii="Times New Roman" w:hAnsi="Times New Roman" w:cs="Times New Roman"/>
+          <w:sz w:val="22"/>
+          <w:szCs w:val="22"/>
+        </w:rPr>
+      </w:pPr>
+      <w:r>
+        <w:rPr>
+          <w:rFonts w:ascii="Times New Roman" w:hAnsi="Times New Roman" w:cs="Times New Roman"/>
+          <w:sz w:val="22"/>
+          <w:szCs w:val="22"/>
+        </w:rPr>
+        <w:t xml:space="preserve">Workstation 1 - Windows </w:t>
+      </w:r>
+      <w:r>
+        <w:rPr>
+          <w:rFonts w:ascii="Times New Roman" w:hAnsi="Times New Roman" w:cs="Times New Roman"/>
+          <w:sz w:val="22"/>
+          <w:szCs w:val="22"/>
+        </w:rPr>
+        <w:t>11</w:t>
+      </w:r>
+      <w:r>
+        <w:rPr>
+          <w:rFonts w:ascii="Times New Roman" w:hAnsi="Times New Roman" w:cs="Times New Roman"/>
+          <w:sz w:val="22"/>
+          <w:szCs w:val="22"/>
+        </w:rPr>
+        <w:t xml:space="preserve"> (</w:t>
+      </w:r>
+      <w:r>
+        <w:rPr>
+          <w:rFonts w:ascii="Times New Roman" w:hAnsi="Times New Roman" w:cs="Times New Roman"/>
+          <w:sz w:val="22"/>
+          <w:szCs w:val="22"/>
+        </w:rPr>
+        <w:t>2</w:t>
+      </w:r>
+      <w:r>
+        <w:rPr>
+          <w:rFonts w:ascii="Times New Roman" w:hAnsi="Times New Roman" w:cs="Times New Roman"/>
+          <w:sz w:val="22"/>
+          <w:szCs w:val="22"/>
+        </w:rPr>
+        <w:t xml:space="preserve"> CPU, </w:t>
+      </w:r>
+      <w:r>
+        <w:rPr>
+          <w:rFonts w:ascii="Times New Roman" w:hAnsi="Times New Roman" w:cs="Times New Roman"/>
+          <w:sz w:val="22"/>
+          <w:szCs w:val="22"/>
+        </w:rPr>
+        <w:t>4</w:t>
+      </w:r>
+      <w:r>
+        <w:rPr>
+          <w:rFonts w:ascii="Times New Roman" w:hAnsi="Times New Roman" w:cs="Times New Roman"/>
+          <w:sz w:val="22"/>
+          <w:szCs w:val="22"/>
+        </w:rPr>
+        <w:t xml:space="preserve"> GB RAM)</w:t>
+      </w:r>
+    </w:p>
+    <w:p>
+      <w:pPr>
+        <w:pStyle w:val="ListParagraph"/>
+        <w:numPr>
+          <w:ilvl w:val="1"/>
+          <w:numId w:val="3"/>
+        </w:numPr>
+        <w:spacing w:line="240" w:lineRule="auto"/>
+        <w:rPr>
+          <w:rFonts w:ascii="Times New Roman" w:hAnsi="Times New Roman" w:cs="Times New Roman"/>
+          <w:sz w:val="22"/>
+          <w:szCs w:val="22"/>
+        </w:rPr>
+      </w:pPr>
+      <w:hyperlink r:id="rId7" w:history="1">
+        <w:r>
+          <w:rPr>
+            <w:rStyle w:val="Hyperlink"/>
+            <w:rFonts w:ascii="Times New Roman" w:hAnsi="Times New Roman" w:cs="Times New Roman"/>
+            <w:sz w:val="22"/>
+            <w:szCs w:val="22"/>
+          </w:rPr>
+          <w:t>https://www.microsoft.com/en-us/software-download/windows11</w:t>
+        </w:r>
+      </w:hyperlink>
+    </w:p>
+    <w:p>
+      <w:pPr>
+        <w:spacing w:line="240" w:lineRule="auto"/>
+        <w:ind w:left="360"/>
+        <w:rPr>
+          <w:rFonts w:ascii="Times New Roman" w:hAnsi="Times New Roman" w:cs="Times New Roman"/>
+          <w:sz w:val="22"/>
+          <w:szCs w:val="22"/>
+        </w:rPr>
+      </w:pPr>
+      <w:r>
+        <w:rPr>
+          <w:rFonts w:ascii="Times New Roman" w:hAnsi="Times New Roman" w:cs="Times New Roman"/>
+          <w:sz w:val="22"/>
+          <w:szCs w:val="22"/>
+        </w:rPr>
+        <w:t xml:space="preserve">Downloaded VirtualBox off the website </w:t>
+      </w:r>
+      <w:hyperlink r:id="rId8" w:history="1">
+        <w:r>
+          <w:rPr>
+            <w:rStyle w:val="Hyperlink"/>
+            <w:rFonts w:ascii="Times New Roman" w:hAnsi="Times New Roman" w:cs="Times New Roman"/>
+            <w:sz w:val="22"/>
+            <w:szCs w:val="22"/>
           </w:rPr>
           <w:t>virtualbox.org</w:t>
         </w:r>
       </w:hyperlink>
     </w:p>
     <w:p>
-      <w:r>
+      <w:pPr>
+        <w:spacing w:line="240" w:lineRule="auto"/>
+        <w:rPr>
+          <w:rFonts w:ascii="Times New Roman" w:hAnsi="Times New Roman" w:cs="Times New Roman"/>
+          <w:sz w:val="22"/>
+          <w:szCs w:val="22"/>
+        </w:rPr>
+      </w:pPr>
+      <w:r>
+        <w:rPr>
+          <w:rFonts w:ascii="Times New Roman" w:hAnsi="Times New Roman" w:cs="Times New Roman"/>
+          <w:noProof/>
+          <w:sz w:val="22"/>
+          <w:szCs w:val="22"/>
+        </w:rPr>
         <w:drawing>
           <wp:inline distT="0" distB="0" distL="0" distR="0" wp14:anchorId="12FAC6A6" wp14:editId="1C52C374">
             <wp:extent cx="5943600" cy="2893060"/>
@@ -74,7 +477,7 @@
                     <pic:cNvPicPr/>
                   </pic:nvPicPr>
                   <pic:blipFill>
-                    <a:blip r:embed="rId6"/>
+                    <a:blip r:embed="rId9"/>
                     <a:stretch>
                       <a:fillRect/>
                     </a:stretch>
@@ -96,12 +499,199 @@
       </w:r>
     </w:p>
     <w:p>
-      <w:r>
-        <w:t>Proceeded to download the Windows Server 2022 from the official Microsoft website.</w:t>
-      </w:r>
-    </w:p>
-    <w:p>
-      <w:r>
+      <w:pPr>
+        <w:spacing w:line="240" w:lineRule="auto"/>
+        <w:rPr>
+          <w:rFonts w:ascii="Times New Roman" w:hAnsi="Times New Roman" w:cs="Times New Roman"/>
+          <w:sz w:val="22"/>
+          <w:szCs w:val="22"/>
+        </w:rPr>
+      </w:pPr>
+      <w:r>
+        <w:rPr>
+          <w:rFonts w:ascii="Times New Roman" w:hAnsi="Times New Roman" w:cs="Times New Roman"/>
+          <w:sz w:val="22"/>
+          <w:szCs w:val="22"/>
+        </w:rPr>
+        <w:t>Now that you have downloaded VirtualBox you can proceed with the Windows Server 2022 Instillation</w:t>
+      </w:r>
+      <w:r>
+        <w:rPr>
+          <w:rFonts w:ascii="Times New Roman" w:hAnsi="Times New Roman" w:cs="Times New Roman"/>
+          <w:sz w:val="22"/>
+          <w:szCs w:val="22"/>
+        </w:rPr>
+        <w:t>.</w:t>
+      </w:r>
+    </w:p>
+    <w:p>
+      <w:pPr>
+        <w:spacing w:line="240" w:lineRule="auto"/>
+        <w:rPr>
+          <w:rFonts w:ascii="Times New Roman" w:hAnsi="Times New Roman" w:cs="Times New Roman"/>
+          <w:sz w:val="22"/>
+          <w:szCs w:val="22"/>
+        </w:rPr>
+      </w:pPr>
+    </w:p>
+    <w:p>
+      <w:pPr>
+        <w:spacing w:line="240" w:lineRule="auto"/>
+        <w:rPr>
+          <w:rFonts w:ascii="Times New Roman" w:hAnsi="Times New Roman" w:cs="Times New Roman"/>
+          <w:sz w:val="22"/>
+          <w:szCs w:val="22"/>
+        </w:rPr>
+      </w:pPr>
+    </w:p>
+    <w:p>
+      <w:pPr>
+        <w:spacing w:line="240" w:lineRule="auto"/>
+        <w:rPr>
+          <w:rFonts w:ascii="Times New Roman" w:hAnsi="Times New Roman" w:cs="Times New Roman"/>
+          <w:sz w:val="22"/>
+          <w:szCs w:val="22"/>
+        </w:rPr>
+      </w:pPr>
+      <w:r>
+        <w:rPr>
+          <w:rFonts w:ascii="Times New Roman" w:hAnsi="Times New Roman" w:cs="Times New Roman"/>
+          <w:sz w:val="22"/>
+          <w:szCs w:val="22"/>
+        </w:rPr>
+        <w:t>Windows Server 2022 Instillation</w:t>
+      </w:r>
+    </w:p>
+    <w:p>
+      <w:pPr>
+        <w:spacing w:line="240" w:lineRule="auto"/>
+        <w:rPr>
+          <w:rFonts w:ascii="Times New Roman" w:hAnsi="Times New Roman" w:cs="Times New Roman"/>
+          <w:sz w:val="22"/>
+          <w:szCs w:val="22"/>
+        </w:rPr>
+      </w:pPr>
+      <w:r>
+        <w:rPr>
+          <w:rFonts w:ascii="Times New Roman" w:hAnsi="Times New Roman" w:cs="Times New Roman"/>
+          <w:sz w:val="22"/>
+          <w:szCs w:val="22"/>
+        </w:rPr>
+        <w:t xml:space="preserve">Click this link to be sent to the Windows Server 2022 ISO download page: </w:t>
+      </w:r>
+      <w:hyperlink r:id="rId10" w:history="1">
+        <w:r>
+          <w:rPr>
+            <w:rStyle w:val="Hyperlink"/>
+            <w:rFonts w:ascii="Times New Roman" w:hAnsi="Times New Roman" w:cs="Times New Roman"/>
+            <w:sz w:val="22"/>
+            <w:szCs w:val="22"/>
+          </w:rPr>
+          <w:t>https://www.microsoft.com/en-us/windows-server</w:t>
+        </w:r>
+      </w:hyperlink>
+    </w:p>
+    <w:p>
+      <w:pPr>
+        <w:spacing w:line="240" w:lineRule="auto"/>
+        <w:rPr>
+          <w:rFonts w:ascii="Times New Roman" w:hAnsi="Times New Roman" w:cs="Times New Roman"/>
+          <w:sz w:val="22"/>
+          <w:szCs w:val="22"/>
+        </w:rPr>
+      </w:pPr>
+      <w:r>
+        <w:rPr>
+          <w:rFonts w:ascii="Times New Roman" w:hAnsi="Times New Roman" w:cs="Times New Roman"/>
+          <w:sz w:val="22"/>
+          <w:szCs w:val="22"/>
+        </w:rPr>
+        <w:t>There will be a Try Windows Server now button. Once you click that, there will be</w:t>
+      </w:r>
+      <w:r>
+        <w:rPr>
+          <w:rFonts w:ascii="Times New Roman" w:hAnsi="Times New Roman" w:cs="Times New Roman"/>
+          <w:sz w:val="22"/>
+          <w:szCs w:val="22"/>
+        </w:rPr>
+        <w:t xml:space="preserve"> another</w:t>
+      </w:r>
+      <w:r>
+        <w:rPr>
+          <w:rFonts w:ascii="Times New Roman" w:hAnsi="Times New Roman" w:cs="Times New Roman"/>
+          <w:sz w:val="22"/>
+          <w:szCs w:val="22"/>
+        </w:rPr>
+        <w:t xml:space="preserve"> </w:t>
+      </w:r>
+      <w:r>
+        <w:rPr>
+          <w:rFonts w:ascii="Times New Roman" w:hAnsi="Times New Roman" w:cs="Times New Roman"/>
+          <w:sz w:val="22"/>
+          <w:szCs w:val="22"/>
+        </w:rPr>
+        <w:t>like</w:t>
+      </w:r>
+      <w:r>
+        <w:rPr>
+          <w:rFonts w:ascii="Times New Roman" w:hAnsi="Times New Roman" w:cs="Times New Roman"/>
+          <w:sz w:val="22"/>
+          <w:szCs w:val="22"/>
+        </w:rPr>
+        <w:t xml:space="preserve"> Download free trial of Windows Server 2022. After clicking that link, it</w:t>
+      </w:r>
+      <w:r>
+        <w:rPr>
+          <w:rFonts w:ascii="Times New Roman" w:hAnsi="Times New Roman" w:cs="Times New Roman"/>
+          <w:sz w:val="22"/>
+          <w:szCs w:val="22"/>
+        </w:rPr>
+        <w:t xml:space="preserve"> </w:t>
+      </w:r>
+      <w:r>
+        <w:rPr>
+          <w:rFonts w:ascii="Times New Roman" w:hAnsi="Times New Roman" w:cs="Times New Roman"/>
+          <w:sz w:val="22"/>
+          <w:szCs w:val="22"/>
+        </w:rPr>
+        <w:t>will bring you to a page with the ISO download.</w:t>
+      </w:r>
+    </w:p>
+    <w:p>
+      <w:pPr>
+        <w:spacing w:line="240" w:lineRule="auto"/>
+        <w:rPr>
+          <w:rFonts w:ascii="Times New Roman" w:hAnsi="Times New Roman" w:cs="Times New Roman"/>
+          <w:sz w:val="22"/>
+          <w:szCs w:val="22"/>
+        </w:rPr>
+      </w:pPr>
+      <w:r>
+        <w:rPr>
+          <w:rFonts w:ascii="Times New Roman" w:hAnsi="Times New Roman" w:cs="Times New Roman"/>
+          <w:sz w:val="22"/>
+          <w:szCs w:val="22"/>
+        </w:rPr>
+        <w:lastRenderedPageBreak/>
+        <w:tab/>
+      </w:r>
+    </w:p>
+    <w:p>
+      <w:pPr>
+        <w:spacing w:line="240" w:lineRule="auto"/>
+        <w:rPr>
+          <w:rFonts w:ascii="Times New Roman" w:hAnsi="Times New Roman" w:cs="Times New Roman"/>
+          <w:sz w:val="22"/>
+          <w:szCs w:val="22"/>
+        </w:rPr>
+      </w:pPr>
+      <w:r>
+        <w:rPr>
+          <w:rFonts w:ascii="Times New Roman" w:hAnsi="Times New Roman" w:cs="Times New Roman"/>
+          <w:noProof/>
+          <w:sz w:val="22"/>
+          <w:szCs w:val="22"/>
+        </w:rPr>
         <w:drawing>
           <wp:inline distT="0" distB="0" distL="0" distR="0" wp14:anchorId="18122473" wp14:editId="17A73AAD">
             <wp:extent cx="5943600" cy="2168525"/>
@@ -118,7 +708,7 @@
                     <pic:cNvPicPr/>
                   </pic:nvPicPr>
                   <pic:blipFill>
-                    <a:blip r:embed="rId7"/>
+                    <a:blip r:embed="rId11"/>
                     <a:stretch>
                       <a:fillRect/>
                     </a:stretch>
@@ -139,45 +729,204 @@
         </w:drawing>
       </w:r>
     </w:p>
-    <w:p/>
-    <w:p/>
-    <w:p/>
-    <w:p/>
-    <w:p>
-      <w:proofErr w:type="gramStart"/>
-      <w:r>
-        <w:lastRenderedPageBreak/>
-        <w:t>Continued</w:t>
-      </w:r>
-      <w:proofErr w:type="gramEnd"/>
-      <w:r>
-        <w:t xml:space="preserve"> to set up the VM, however it kept throwing an error </w:t>
-      </w:r>
-      <w:r>
+    <w:p>
+      <w:pPr>
+        <w:spacing w:line="240" w:lineRule="auto"/>
+        <w:rPr>
+          <w:rFonts w:ascii="Times New Roman" w:hAnsi="Times New Roman" w:cs="Times New Roman"/>
+          <w:sz w:val="22"/>
+          <w:szCs w:val="22"/>
+        </w:rPr>
+      </w:pPr>
+    </w:p>
+    <w:p>
+      <w:pPr>
+        <w:spacing w:line="240" w:lineRule="auto"/>
+        <w:rPr>
+          <w:rFonts w:ascii="Times New Roman" w:hAnsi="Times New Roman" w:cs="Times New Roman"/>
+          <w:sz w:val="22"/>
+          <w:szCs w:val="22"/>
+        </w:rPr>
+      </w:pPr>
+      <w:r>
+        <w:rPr>
+          <w:rFonts w:ascii="Times New Roman" w:hAnsi="Times New Roman" w:cs="Times New Roman"/>
+          <w:sz w:val="22"/>
+          <w:szCs w:val="22"/>
+        </w:rPr>
+        <w:t>S</w:t>
+      </w:r>
+      <w:r>
+        <w:rPr>
+          <w:rFonts w:ascii="Times New Roman" w:hAnsi="Times New Roman" w:cs="Times New Roman"/>
+          <w:sz w:val="22"/>
+          <w:szCs w:val="22"/>
+        </w:rPr>
+        <w:t>et up the VM</w:t>
+      </w:r>
+      <w:r>
+        <w:rPr>
+          <w:rFonts w:ascii="Times New Roman" w:hAnsi="Times New Roman" w:cs="Times New Roman"/>
+          <w:sz w:val="22"/>
+          <w:szCs w:val="22"/>
+        </w:rPr>
+        <w:t xml:space="preserve"> allocating 4GB of ram, 2 CPU, and 30GB of virtual disk space</w:t>
+      </w:r>
+      <w:r>
+        <w:rPr>
+          <w:rFonts w:ascii="Times New Roman" w:hAnsi="Times New Roman" w:cs="Times New Roman"/>
+          <w:sz w:val="22"/>
+          <w:szCs w:val="22"/>
+        </w:rPr>
+        <w:t>.</w:t>
+      </w:r>
+      <w:r>
+        <w:rPr>
+          <w:rFonts w:ascii="Times New Roman" w:hAnsi="Times New Roman" w:cs="Times New Roman"/>
+          <w:sz w:val="22"/>
+          <w:szCs w:val="22"/>
+        </w:rPr>
+        <w:t xml:space="preserve"> </w:t>
+      </w:r>
+      <w:r>
+        <w:rPr>
+          <w:rFonts w:ascii="Times New Roman" w:hAnsi="Times New Roman" w:cs="Times New Roman"/>
+          <w:sz w:val="22"/>
+          <w:szCs w:val="22"/>
+        </w:rPr>
+        <w:t>Y</w:t>
+      </w:r>
+      <w:r>
+        <w:rPr>
+          <w:rFonts w:ascii="Times New Roman" w:hAnsi="Times New Roman" w:cs="Times New Roman"/>
+          <w:sz w:val="22"/>
+          <w:szCs w:val="22"/>
+        </w:rPr>
+        <w:t xml:space="preserve">ou can do more </w:t>
+      </w:r>
+      <w:r>
+        <w:rPr>
+          <w:rFonts w:ascii="Times New Roman" w:hAnsi="Times New Roman" w:cs="Times New Roman"/>
+          <w:sz w:val="22"/>
+          <w:szCs w:val="22"/>
+        </w:rPr>
+        <w:t>if you choose</w:t>
+      </w:r>
+      <w:r>
+        <w:rPr>
+          <w:rFonts w:ascii="Times New Roman" w:hAnsi="Times New Roman" w:cs="Times New Roman"/>
+          <w:sz w:val="22"/>
+          <w:szCs w:val="22"/>
+        </w:rPr>
+        <w:t>.</w:t>
+      </w:r>
+      <w:r>
+        <w:rPr>
+          <w:rFonts w:ascii="Times New Roman" w:hAnsi="Times New Roman" w:cs="Times New Roman"/>
+          <w:sz w:val="22"/>
+          <w:szCs w:val="22"/>
+        </w:rPr>
+        <w:t xml:space="preserve"> </w:t>
+      </w:r>
+      <w:r>
+        <w:rPr>
+          <w:rFonts w:ascii="Times New Roman" w:hAnsi="Times New Roman" w:cs="Times New Roman"/>
+          <w:sz w:val="22"/>
+          <w:szCs w:val="22"/>
+        </w:rPr>
+        <w:t>For me</w:t>
+      </w:r>
+      <w:r>
+        <w:rPr>
+          <w:rFonts w:ascii="Times New Roman" w:hAnsi="Times New Roman" w:cs="Times New Roman"/>
+          <w:sz w:val="22"/>
+          <w:szCs w:val="22"/>
+        </w:rPr>
+        <w:t>,</w:t>
+      </w:r>
+      <w:r>
+        <w:rPr>
+          <w:rFonts w:ascii="Times New Roman" w:hAnsi="Times New Roman" w:cs="Times New Roman"/>
+          <w:sz w:val="22"/>
+          <w:szCs w:val="22"/>
+        </w:rPr>
+        <w:t xml:space="preserve"> it kept throwing an error </w:t>
+      </w:r>
+      <w:r>
+        <w:rPr>
+          <w:rFonts w:ascii="Times New Roman" w:hAnsi="Times New Roman" w:cs="Times New Roman"/>
+          <w:sz w:val="22"/>
+          <w:szCs w:val="22"/>
+        </w:rPr>
         <w:t>whenever</w:t>
       </w:r>
       <w:r>
+        <w:rPr>
+          <w:rFonts w:ascii="Times New Roman" w:hAnsi="Times New Roman" w:cs="Times New Roman"/>
+          <w:sz w:val="22"/>
+          <w:szCs w:val="22"/>
+        </w:rPr>
         <w:t xml:space="preserve"> I </w:t>
       </w:r>
-      <w:proofErr w:type="gramStart"/>
-      <w:r>
-        <w:t>would finish</w:t>
-      </w:r>
-      <w:proofErr w:type="gramEnd"/>
-      <w:r>
-        <w:t xml:space="preserve"> and </w:t>
-      </w:r>
-      <w:proofErr w:type="gramStart"/>
-      <w:r>
-        <w:t>try</w:t>
-      </w:r>
-      <w:proofErr w:type="gramEnd"/>
-      <w:r>
+      <w:r>
+        <w:rPr>
+          <w:rFonts w:ascii="Times New Roman" w:hAnsi="Times New Roman" w:cs="Times New Roman"/>
+          <w:sz w:val="22"/>
+          <w:szCs w:val="22"/>
+        </w:rPr>
+        <w:t>finished</w:t>
+      </w:r>
+      <w:r>
+        <w:rPr>
+          <w:rFonts w:ascii="Times New Roman" w:hAnsi="Times New Roman" w:cs="Times New Roman"/>
+          <w:sz w:val="22"/>
+          <w:szCs w:val="22"/>
+        </w:rPr>
+        <w:t xml:space="preserve"> and tr</w:t>
+      </w:r>
+      <w:r>
+        <w:rPr>
+          <w:rFonts w:ascii="Times New Roman" w:hAnsi="Times New Roman" w:cs="Times New Roman"/>
+          <w:sz w:val="22"/>
+          <w:szCs w:val="22"/>
+        </w:rPr>
+        <w:t>ied</w:t>
+      </w:r>
+      <w:r>
+        <w:rPr>
+          <w:rFonts w:ascii="Times New Roman" w:hAnsi="Times New Roman" w:cs="Times New Roman"/>
+          <w:sz w:val="22"/>
+          <w:szCs w:val="22"/>
+        </w:rPr>
         <w:t xml:space="preserve"> to run the VM.</w:t>
       </w:r>
     </w:p>
     <w:p>
-      <w:r>
+      <w:pPr>
+        <w:spacing w:line="240" w:lineRule="auto"/>
+        <w:rPr>
+          <w:rFonts w:ascii="Times New Roman" w:hAnsi="Times New Roman" w:cs="Times New Roman"/>
+          <w:sz w:val="22"/>
+          <w:szCs w:val="22"/>
+        </w:rPr>
+      </w:pPr>
+    </w:p>
+    <w:p>
+      <w:pPr>
+        <w:spacing w:line="240" w:lineRule="auto"/>
+        <w:rPr>
+          <w:rFonts w:ascii="Times New Roman" w:hAnsi="Times New Roman" w:cs="Times New Roman"/>
+          <w:sz w:val="22"/>
+          <w:szCs w:val="22"/>
+        </w:rPr>
+      </w:pPr>
+      <w:r>
+        <w:rPr>
+          <w:rFonts w:ascii="Times New Roman" w:hAnsi="Times New Roman" w:cs="Times New Roman"/>
+          <w:noProof/>
+          <w:sz w:val="22"/>
+          <w:szCs w:val="22"/>
+        </w:rPr>
         <w:drawing>
           <wp:inline distT="0" distB="0" distL="0" distR="0" wp14:anchorId="127E02FF" wp14:editId="67BAFA59">
             <wp:extent cx="5943600" cy="4035425"/>
@@ -194,7 +943,7 @@
                     <pic:cNvPicPr/>
                   </pic:nvPicPr>
                   <pic:blipFill>
-                    <a:blip r:embed="rId8"/>
+                    <a:blip r:embed="rId12"/>
                     <a:stretch>
                       <a:fillRect/>
                     </a:stretch>
@@ -216,7 +965,21 @@
       </w:r>
     </w:p>
     <w:p>
-      <w:r>
+      <w:pPr>
+        <w:spacing w:line="240" w:lineRule="auto"/>
+        <w:rPr>
+          <w:rFonts w:ascii="Times New Roman" w:hAnsi="Times New Roman" w:cs="Times New Roman"/>
+          <w:sz w:val="22"/>
+          <w:szCs w:val="22"/>
+        </w:rPr>
+      </w:pPr>
+      <w:r>
+        <w:rPr>
+          <w:rFonts w:ascii="Times New Roman" w:hAnsi="Times New Roman" w:cs="Times New Roman"/>
+          <w:noProof/>
+          <w:sz w:val="22"/>
+          <w:szCs w:val="22"/>
+        </w:rPr>
         <w:lastRenderedPageBreak/>
         <w:drawing>
           <wp:inline distT="0" distB="0" distL="0" distR="0" wp14:anchorId="79658689" wp14:editId="25FB7466">
@@ -234,7 +997,7 @@
                     <pic:cNvPicPr/>
                   </pic:nvPicPr>
                   <pic:blipFill>
-                    <a:blip r:embed="rId9"/>
+                    <a:blip r:embed="rId13"/>
                     <a:stretch>
                       <a:fillRect/>
                     </a:stretch>
@@ -256,7 +1019,21 @@
       </w:r>
     </w:p>
     <w:p>
-      <w:r>
+      <w:pPr>
+        <w:spacing w:line="240" w:lineRule="auto"/>
+        <w:rPr>
+          <w:rFonts w:ascii="Times New Roman" w:hAnsi="Times New Roman" w:cs="Times New Roman"/>
+          <w:sz w:val="22"/>
+          <w:szCs w:val="22"/>
+        </w:rPr>
+      </w:pPr>
+      <w:r>
+        <w:rPr>
+          <w:rFonts w:ascii="Times New Roman" w:hAnsi="Times New Roman" w:cs="Times New Roman"/>
+          <w:noProof/>
+          <w:sz w:val="22"/>
+          <w:szCs w:val="22"/>
+        </w:rPr>
         <w:lastRenderedPageBreak/>
         <w:drawing>
           <wp:inline distT="0" distB="0" distL="0" distR="0" wp14:anchorId="654D39F2" wp14:editId="5EB4DE5E">
@@ -274,7 +1051,7 @@
                     <pic:cNvPicPr/>
                   </pic:nvPicPr>
                   <pic:blipFill>
-                    <a:blip r:embed="rId10"/>
+                    <a:blip r:embed="rId14"/>
                     <a:stretch>
                       <a:fillRect/>
                     </a:stretch>
@@ -296,35 +1073,324 @@
       </w:r>
     </w:p>
     <w:p>
-      <w:r>
-        <w:t xml:space="preserve">To fix this problem, first I went into Task Manager </w:t>
-      </w:r>
-      <w:r>
-        <w:t>then to the</w:t>
-      </w:r>
-      <w:r>
-        <w:t xml:space="preserve"> Performance tab. In the CPU section I saw that Virtualization was disabled.</w:t>
-      </w:r>
-    </w:p>
-    <w:p>
-      <w:r>
-        <w:t xml:space="preserve">To turn it on, I had to restart my PC and mash the F11 key repeatedly to get into the BIOS. Once there, I enabled SVM Mode, which turned on virtualization so I could </w:t>
-      </w:r>
-      <w:r>
-        <w:t>run</w:t>
-      </w:r>
-      <w:r>
-        <w:t xml:space="preserve"> my VM.</w:t>
-      </w:r>
-    </w:p>
-    <w:p>
-      <w:r>
+      <w:pPr>
+        <w:spacing w:line="240" w:lineRule="auto"/>
+        <w:rPr>
+          <w:rFonts w:ascii="Times New Roman" w:hAnsi="Times New Roman" w:cs="Times New Roman"/>
+          <w:sz w:val="22"/>
+          <w:szCs w:val="22"/>
+        </w:rPr>
+      </w:pPr>
+      <w:r>
+        <w:rPr>
+          <w:rFonts w:ascii="Times New Roman" w:hAnsi="Times New Roman" w:cs="Times New Roman"/>
+          <w:sz w:val="22"/>
+          <w:szCs w:val="22"/>
+        </w:rPr>
+        <w:t>To fix this problem, first I went into Task Manager then to the Performance tab. In the CPU section I saw that Virtualization was disabled.</w:t>
+      </w:r>
+    </w:p>
+    <w:p>
+      <w:pPr>
+        <w:spacing w:line="240" w:lineRule="auto"/>
+        <w:rPr>
+          <w:rFonts w:ascii="Times New Roman" w:hAnsi="Times New Roman" w:cs="Times New Roman"/>
+          <w:sz w:val="22"/>
+          <w:szCs w:val="22"/>
+        </w:rPr>
+      </w:pPr>
+      <w:r>
+        <w:rPr>
+          <w:rFonts w:ascii="Times New Roman" w:hAnsi="Times New Roman" w:cs="Times New Roman"/>
+          <w:sz w:val="22"/>
+          <w:szCs w:val="22"/>
+        </w:rPr>
+        <w:t>To turn it on, I had to restart my PC and mash the F11 key repeatedly to get into the BIOS. Once there, I enabled SVM Mode, which turned on virtualization so I could run my VM.</w:t>
+      </w:r>
+      <w:r>
+        <w:rPr>
+          <w:rFonts w:ascii="Times New Roman" w:hAnsi="Times New Roman" w:cs="Times New Roman"/>
+          <w:sz w:val="22"/>
+          <w:szCs w:val="22"/>
+        </w:rPr>
+        <w:t xml:space="preserve"> Depending on your motherboard your steps might be different to enable virtualization.</w:t>
+      </w:r>
+    </w:p>
+    <w:p>
+      <w:pPr>
+        <w:spacing w:line="240" w:lineRule="auto"/>
+        <w:rPr>
+          <w:rFonts w:ascii="Times New Roman" w:hAnsi="Times New Roman" w:cs="Times New Roman"/>
+          <w:sz w:val="22"/>
+          <w:szCs w:val="22"/>
+        </w:rPr>
+      </w:pPr>
+      <w:r>
+        <w:rPr>
+          <w:rFonts w:ascii="Times New Roman" w:hAnsi="Times New Roman" w:cs="Times New Roman"/>
+          <w:sz w:val="22"/>
+          <w:szCs w:val="22"/>
+        </w:rPr>
         <w:t>With SVM Mode enabled, my virtual machine now starts up normally without auto-aborting anymore.</w:t>
       </w:r>
     </w:p>
     <w:p>
-      <w:r>
+      <w:pPr>
+        <w:spacing w:line="240" w:lineRule="auto"/>
+        <w:rPr>
+          <w:rFonts w:ascii="Times New Roman" w:hAnsi="Times New Roman" w:cs="Times New Roman"/>
+          <w:sz w:val="22"/>
+          <w:szCs w:val="22"/>
+        </w:rPr>
+      </w:pPr>
+      <w:r>
+        <w:rPr>
+          <w:rFonts w:ascii="Times New Roman" w:hAnsi="Times New Roman" w:cs="Times New Roman"/>
+          <w:sz w:val="22"/>
+          <w:szCs w:val="22"/>
+        </w:rPr>
         <w:lastRenderedPageBreak/>
+        <w:drawing>
+          <wp:inline distT="0" distB="0" distL="0" distR="0" wp14:anchorId="263FD882" wp14:editId="6ED4E93B">
+            <wp:extent cx="5943600" cy="4592955"/>
+            <wp:effectExtent l="0" t="0" r="0" b="0"/>
+            <wp:docPr id="898338146" name="Picture 1"/>
+            <wp:cNvGraphicFramePr>
+              <a:graphicFrameLocks xmlns:a="http://schemas.openxmlformats.org/drawingml/2006/main" noChangeAspect="1"/>
+            </wp:cNvGraphicFramePr>
+            <a:graphic xmlns:a="http://schemas.openxmlformats.org/drawingml/2006/main">
+              <a:graphicData uri="http://schemas.openxmlformats.org/drawingml/2006/picture">
+                <pic:pic xmlns:pic="http://schemas.openxmlformats.org/drawingml/2006/picture">
+                  <pic:nvPicPr>
+                    <pic:cNvPr id="898338146" name=""/>
+                    <pic:cNvPicPr/>
+                  </pic:nvPicPr>
+                  <pic:blipFill>
+                    <a:blip r:embed="rId15"/>
+                    <a:stretch>
+                      <a:fillRect/>
+                    </a:stretch>
+                  </pic:blipFill>
+                  <pic:spPr>
+                    <a:xfrm>
+                      <a:off x="0" y="0"/>
+                      <a:ext cx="5943600" cy="4592955"/>
+                    </a:xfrm>
+                    <a:prstGeom prst="rect">
+                      <a:avLst/>
+                    </a:prstGeom>
+                  </pic:spPr>
+                </pic:pic>
+              </a:graphicData>
+            </a:graphic>
+          </wp:inline>
+        </w:drawing>
+      </w:r>
+    </w:p>
+    <w:p>
+      <w:pPr>
+        <w:spacing w:line="240" w:lineRule="auto"/>
+        <w:rPr>
+          <w:rFonts w:ascii="Times New Roman" w:hAnsi="Times New Roman" w:cs="Times New Roman"/>
+          <w:sz w:val="22"/>
+          <w:szCs w:val="22"/>
+        </w:rPr>
+      </w:pPr>
+      <w:r>
+        <w:rPr>
+          <w:rFonts w:ascii="Times New Roman" w:hAnsi="Times New Roman" w:cs="Times New Roman"/>
+          <w:sz w:val="22"/>
+          <w:szCs w:val="22"/>
+        </w:rPr>
+        <w:t>Now with Virtualization enabled, o</w:t>
+      </w:r>
+      <w:r>
+        <w:rPr>
+          <w:rFonts w:ascii="Times New Roman" w:hAnsi="Times New Roman" w:cs="Times New Roman"/>
+          <w:sz w:val="22"/>
+          <w:szCs w:val="22"/>
+        </w:rPr>
+        <w:t>nce the Virtual Machine boots up you will be met with the Windows Setup page. Click next after inputting desired settings.</w:t>
+      </w:r>
+    </w:p>
+    <w:p>
+      <w:pPr>
+        <w:spacing w:line="240" w:lineRule="auto"/>
+        <w:rPr>
+          <w:rFonts w:ascii="Times New Roman" w:hAnsi="Times New Roman" w:cs="Times New Roman"/>
+          <w:sz w:val="22"/>
+          <w:szCs w:val="22"/>
+        </w:rPr>
+      </w:pPr>
+      <w:r>
+        <w:rPr>
+          <w:rFonts w:ascii="Times New Roman" w:hAnsi="Times New Roman" w:cs="Times New Roman"/>
+          <w:sz w:val="22"/>
+          <w:szCs w:val="22"/>
+        </w:rPr>
+        <w:lastRenderedPageBreak/>
+        <w:drawing>
+          <wp:inline distT="0" distB="0" distL="0" distR="0" wp14:anchorId="40D3724A" wp14:editId="0AD46909">
+            <wp:extent cx="5677192" cy="4159464"/>
+            <wp:effectExtent l="0" t="0" r="0" b="0"/>
+            <wp:docPr id="986710468" name="Picture 1"/>
+            <wp:cNvGraphicFramePr>
+              <a:graphicFrameLocks xmlns:a="http://schemas.openxmlformats.org/drawingml/2006/main" noChangeAspect="1"/>
+            </wp:cNvGraphicFramePr>
+            <a:graphic xmlns:a="http://schemas.openxmlformats.org/drawingml/2006/main">
+              <a:graphicData uri="http://schemas.openxmlformats.org/drawingml/2006/picture">
+                <pic:pic xmlns:pic="http://schemas.openxmlformats.org/drawingml/2006/picture">
+                  <pic:nvPicPr>
+                    <pic:cNvPr id="986710468" name=""/>
+                    <pic:cNvPicPr/>
+                  </pic:nvPicPr>
+                  <pic:blipFill>
+                    <a:blip r:embed="rId16"/>
+                    <a:stretch>
+                      <a:fillRect/>
+                    </a:stretch>
+                  </pic:blipFill>
+                  <pic:spPr>
+                    <a:xfrm>
+                      <a:off x="0" y="0"/>
+                      <a:ext cx="5677192" cy="4159464"/>
+                    </a:xfrm>
+                    <a:prstGeom prst="rect">
+                      <a:avLst/>
+                    </a:prstGeom>
+                  </pic:spPr>
+                </pic:pic>
+              </a:graphicData>
+            </a:graphic>
+          </wp:inline>
+        </w:drawing>
+      </w:r>
+    </w:p>
+    <w:p>
+      <w:pPr>
+        <w:spacing w:line="240" w:lineRule="auto"/>
+        <w:rPr>
+          <w:rFonts w:ascii="Times New Roman" w:hAnsi="Times New Roman" w:cs="Times New Roman"/>
+          <w:sz w:val="22"/>
+          <w:szCs w:val="22"/>
+        </w:rPr>
+      </w:pPr>
+      <w:r>
+        <w:rPr>
+          <w:rFonts w:ascii="Times New Roman" w:hAnsi="Times New Roman" w:cs="Times New Roman"/>
+          <w:sz w:val="22"/>
+          <w:szCs w:val="22"/>
+        </w:rPr>
+        <w:t>Now you will be met with the type of install you want to do. Always click on the custom installation otherwise the setup will fail.</w:t>
+      </w:r>
+    </w:p>
+    <w:p>
+      <w:pPr>
+        <w:spacing w:line="240" w:lineRule="auto"/>
+        <w:rPr>
+          <w:rFonts w:ascii="Times New Roman" w:hAnsi="Times New Roman" w:cs="Times New Roman"/>
+          <w:sz w:val="22"/>
+          <w:szCs w:val="22"/>
+        </w:rPr>
+      </w:pPr>
+    </w:p>
+    <w:p>
+      <w:pPr>
+        <w:spacing w:line="240" w:lineRule="auto"/>
+        <w:rPr>
+          <w:rFonts w:ascii="Times New Roman" w:hAnsi="Times New Roman" w:cs="Times New Roman"/>
+          <w:sz w:val="22"/>
+          <w:szCs w:val="22"/>
+        </w:rPr>
+      </w:pPr>
+      <w:r>
+        <w:rPr>
+          <w:rFonts w:ascii="Times New Roman" w:hAnsi="Times New Roman" w:cs="Times New Roman"/>
+          <w:sz w:val="22"/>
+          <w:szCs w:val="22"/>
+        </w:rPr>
+        <w:lastRenderedPageBreak/>
+        <w:drawing>
+          <wp:inline distT="0" distB="0" distL="0" distR="0" wp14:anchorId="7CE48A4C" wp14:editId="669A7E2B">
+            <wp:extent cx="5397777" cy="3949903"/>
+            <wp:effectExtent l="0" t="0" r="0" b="0"/>
+            <wp:docPr id="470990325" name="Picture 1"/>
+            <wp:cNvGraphicFramePr>
+              <a:graphicFrameLocks xmlns:a="http://schemas.openxmlformats.org/drawingml/2006/main" noChangeAspect="1"/>
+            </wp:cNvGraphicFramePr>
+            <a:graphic xmlns:a="http://schemas.openxmlformats.org/drawingml/2006/main">
+              <a:graphicData uri="http://schemas.openxmlformats.org/drawingml/2006/picture">
+                <pic:pic xmlns:pic="http://schemas.openxmlformats.org/drawingml/2006/picture">
+                  <pic:nvPicPr>
+                    <pic:cNvPr id="470990325" name=""/>
+                    <pic:cNvPicPr/>
+                  </pic:nvPicPr>
+                  <pic:blipFill>
+                    <a:blip r:embed="rId17"/>
+                    <a:stretch>
+                      <a:fillRect/>
+                    </a:stretch>
+                  </pic:blipFill>
+                  <pic:spPr>
+                    <a:xfrm>
+                      <a:off x="0" y="0"/>
+                      <a:ext cx="5397777" cy="3949903"/>
+                    </a:xfrm>
+                    <a:prstGeom prst="rect">
+                      <a:avLst/>
+                    </a:prstGeom>
+                  </pic:spPr>
+                </pic:pic>
+              </a:graphicData>
+            </a:graphic>
+          </wp:inline>
+        </w:drawing>
+      </w:r>
+    </w:p>
+    <w:p>
+      <w:pPr>
+        <w:spacing w:line="240" w:lineRule="auto"/>
+        <w:rPr>
+          <w:rFonts w:ascii="Times New Roman" w:hAnsi="Times New Roman" w:cs="Times New Roman"/>
+          <w:sz w:val="22"/>
+          <w:szCs w:val="22"/>
+        </w:rPr>
+      </w:pPr>
+      <w:r>
+        <w:rPr>
+          <w:rFonts w:ascii="Times New Roman" w:hAnsi="Times New Roman" w:cs="Times New Roman"/>
+          <w:sz w:val="22"/>
+          <w:szCs w:val="22"/>
+        </w:rPr>
+        <w:t>Now it will ask you where you want to install. There should be one option which is where and how much memory you allocated upon setup. Click next and the installation will begin.</w:t>
+      </w:r>
+    </w:p>
+    <w:p>
+      <w:pPr>
+        <w:spacing w:line="240" w:lineRule="auto"/>
+        <w:rPr>
+          <w:rFonts w:ascii="Times New Roman" w:hAnsi="Times New Roman" w:cs="Times New Roman"/>
+          <w:sz w:val="22"/>
+          <w:szCs w:val="22"/>
+        </w:rPr>
+      </w:pPr>
+    </w:p>
+    <w:p>
+      <w:pPr>
+        <w:spacing w:line="240" w:lineRule="auto"/>
+        <w:rPr>
+          <w:rFonts w:ascii="Times New Roman" w:hAnsi="Times New Roman" w:cs="Times New Roman"/>
+          <w:sz w:val="22"/>
+          <w:szCs w:val="22"/>
+        </w:rPr>
+      </w:pPr>
+      <w:r>
+        <w:rPr>
+          <w:rFonts w:ascii="Times New Roman" w:hAnsi="Times New Roman" w:cs="Times New Roman"/>
+          <w:noProof/>
+          <w:sz w:val="22"/>
+          <w:szCs w:val="22"/>
+        </w:rPr>
         <w:drawing>
           <wp:inline distT="0" distB="0" distL="0" distR="0" wp14:anchorId="5A936808" wp14:editId="5FEF0004">
             <wp:extent cx="5943600" cy="3218815"/>
@@ -341,7 +1407,7 @@
                     <pic:cNvPicPr/>
                   </pic:nvPicPr>
                   <pic:blipFill>
-                    <a:blip r:embed="rId11"/>
+                    <a:blip r:embed="rId18"/>
                     <a:stretch>
                       <a:fillRect/>
                     </a:stretch>
@@ -363,14 +1429,2794 @@
       </w:r>
     </w:p>
     <w:p>
-      <w:r>
-        <w:t>The purpose of this VM that I was setting up was to allow me to practice, configure</w:t>
-      </w:r>
-      <w:r>
-        <w:t>,</w:t>
-      </w:r>
-      <w:r>
-        <w:t xml:space="preserve"> and fix common help desk problems. </w:t>
+      <w:pPr>
+        <w:spacing w:line="240" w:lineRule="auto"/>
+        <w:rPr>
+          <w:rFonts w:ascii="Times New Roman" w:hAnsi="Times New Roman" w:cs="Times New Roman"/>
+          <w:sz w:val="22"/>
+          <w:szCs w:val="22"/>
+        </w:rPr>
+      </w:pPr>
+      <w:r>
+        <w:rPr>
+          <w:rFonts w:ascii="Times New Roman" w:hAnsi="Times New Roman" w:cs="Times New Roman"/>
+          <w:sz w:val="22"/>
+          <w:szCs w:val="22"/>
+        </w:rPr>
+        <w:t>Windows 11 Installation</w:t>
+      </w:r>
+    </w:p>
+    <w:p>
+      <w:pPr>
+        <w:spacing w:line="240" w:lineRule="auto"/>
+        <w:ind w:firstLine="720"/>
+        <w:rPr>
+          <w:rFonts w:ascii="Times New Roman" w:hAnsi="Times New Roman" w:cs="Times New Roman"/>
+          <w:noProof/>
+          <w:sz w:val="22"/>
+          <w:szCs w:val="22"/>
+        </w:rPr>
+      </w:pPr>
+      <w:r>
+        <w:rPr>
+          <w:rFonts w:ascii="Times New Roman" w:hAnsi="Times New Roman" w:cs="Times New Roman"/>
+          <w:sz w:val="22"/>
+          <w:szCs w:val="22"/>
+        </w:rPr>
+        <w:lastRenderedPageBreak/>
+        <w:t xml:space="preserve">Once finished you will be met with this homepage. Now you can start setting up your Active Directory. </w:t>
+      </w:r>
+      <w:r>
+        <w:rPr>
+          <w:rFonts w:ascii="Times New Roman" w:hAnsi="Times New Roman" w:cs="Times New Roman"/>
+          <w:sz w:val="22"/>
+          <w:szCs w:val="22"/>
+        </w:rPr>
+        <w:t xml:space="preserve"> </w:t>
+      </w:r>
+      <w:r>
+        <w:rPr>
+          <w:rFonts w:ascii="Times New Roman" w:hAnsi="Times New Roman" w:cs="Times New Roman"/>
+          <w:sz w:val="22"/>
+          <w:szCs w:val="22"/>
+        </w:rPr>
+        <w:t xml:space="preserve">Before we do that </w:t>
+      </w:r>
+      <w:r>
+        <w:rPr>
+          <w:rFonts w:ascii="Times New Roman" w:hAnsi="Times New Roman" w:cs="Times New Roman"/>
+          <w:sz w:val="22"/>
+          <w:szCs w:val="22"/>
+        </w:rPr>
+        <w:t>let’s</w:t>
+      </w:r>
+      <w:r>
+        <w:rPr>
+          <w:rFonts w:ascii="Times New Roman" w:hAnsi="Times New Roman" w:cs="Times New Roman"/>
+          <w:sz w:val="22"/>
+          <w:szCs w:val="22"/>
+        </w:rPr>
+        <w:t xml:space="preserve"> add </w:t>
+      </w:r>
+      <w:proofErr w:type="gramStart"/>
+      <w:r>
+        <w:rPr>
+          <w:rFonts w:ascii="Times New Roman" w:hAnsi="Times New Roman" w:cs="Times New Roman"/>
+          <w:sz w:val="22"/>
+          <w:szCs w:val="22"/>
+        </w:rPr>
+        <w:t>a Windows</w:t>
+      </w:r>
+      <w:proofErr w:type="gramEnd"/>
+      <w:r>
+        <w:rPr>
+          <w:rFonts w:ascii="Times New Roman" w:hAnsi="Times New Roman" w:cs="Times New Roman"/>
+          <w:sz w:val="22"/>
+          <w:szCs w:val="22"/>
+        </w:rPr>
+        <w:t xml:space="preserve"> 11 VM. Click the link </w:t>
+      </w:r>
+      <w:hyperlink r:id="rId19" w:history="1">
+        <w:r>
+          <w:rPr>
+            <w:rStyle w:val="Hyperlink"/>
+            <w:rFonts w:ascii="Times New Roman" w:hAnsi="Times New Roman" w:cs="Times New Roman"/>
+            <w:sz w:val="22"/>
+            <w:szCs w:val="22"/>
+          </w:rPr>
+          <w:t>https://www.microsoft.com/en-us/software-download/windows11</w:t>
+        </w:r>
+      </w:hyperlink>
+      <w:r>
+        <w:rPr>
+          <w:rFonts w:ascii="Times New Roman" w:hAnsi="Times New Roman" w:cs="Times New Roman"/>
+          <w:sz w:val="22"/>
+          <w:szCs w:val="22"/>
+        </w:rPr>
+        <w:t xml:space="preserve"> to get started on the</w:t>
+      </w:r>
+      <w:r>
+        <w:rPr>
+          <w:rFonts w:ascii="Times New Roman" w:hAnsi="Times New Roman" w:cs="Times New Roman"/>
+          <w:sz w:val="22"/>
+          <w:szCs w:val="22"/>
+        </w:rPr>
+        <w:t xml:space="preserve"> </w:t>
+      </w:r>
+      <w:r>
+        <w:rPr>
+          <w:rFonts w:ascii="Times New Roman" w:hAnsi="Times New Roman" w:cs="Times New Roman"/>
+          <w:sz w:val="22"/>
+          <w:szCs w:val="22"/>
+        </w:rPr>
+        <w:t>ISO</w:t>
+      </w:r>
+      <w:r>
+        <w:rPr>
+          <w:rFonts w:ascii="Times New Roman" w:hAnsi="Times New Roman" w:cs="Times New Roman"/>
+          <w:sz w:val="22"/>
+          <w:szCs w:val="22"/>
+        </w:rPr>
+        <w:t xml:space="preserve"> </w:t>
+      </w:r>
+      <w:r>
+        <w:rPr>
+          <w:rFonts w:ascii="Times New Roman" w:hAnsi="Times New Roman" w:cs="Times New Roman"/>
+          <w:sz w:val="22"/>
+          <w:szCs w:val="22"/>
+        </w:rPr>
+        <w:t>download.</w:t>
+      </w:r>
+    </w:p>
+    <w:p>
+      <w:pPr>
+        <w:spacing w:line="240" w:lineRule="auto"/>
+        <w:ind w:firstLine="720"/>
+        <w:rPr>
+          <w:rFonts w:ascii="Times New Roman" w:hAnsi="Times New Roman" w:cs="Times New Roman"/>
+          <w:noProof/>
+          <w:sz w:val="22"/>
+          <w:szCs w:val="22"/>
+        </w:rPr>
+      </w:pPr>
+      <w:r>
+        <w:rPr>
+          <w:rFonts w:ascii="Times New Roman" w:hAnsi="Times New Roman" w:cs="Times New Roman"/>
+          <w:sz w:val="22"/>
+          <w:szCs w:val="22"/>
+        </w:rPr>
+        <w:drawing>
+          <wp:inline distT="0" distB="0" distL="0" distR="0" wp14:anchorId="2AE9D341" wp14:editId="1F805CA6">
+            <wp:extent cx="5943600" cy="3539490"/>
+            <wp:effectExtent l="0" t="0" r="0" b="3810"/>
+            <wp:docPr id="1841199091" name="Picture 1"/>
+            <wp:cNvGraphicFramePr>
+              <a:graphicFrameLocks xmlns:a="http://schemas.openxmlformats.org/drawingml/2006/main" noChangeAspect="1"/>
+            </wp:cNvGraphicFramePr>
+            <a:graphic xmlns:a="http://schemas.openxmlformats.org/drawingml/2006/main">
+              <a:graphicData uri="http://schemas.openxmlformats.org/drawingml/2006/picture">
+                <pic:pic xmlns:pic="http://schemas.openxmlformats.org/drawingml/2006/picture">
+                  <pic:nvPicPr>
+                    <pic:cNvPr id="1841199091" name=""/>
+                    <pic:cNvPicPr/>
+                  </pic:nvPicPr>
+                  <pic:blipFill>
+                    <a:blip r:embed="rId20"/>
+                    <a:stretch>
+                      <a:fillRect/>
+                    </a:stretch>
+                  </pic:blipFill>
+                  <pic:spPr>
+                    <a:xfrm>
+                      <a:off x="0" y="0"/>
+                      <a:ext cx="5943600" cy="3539490"/>
+                    </a:xfrm>
+                    <a:prstGeom prst="rect">
+                      <a:avLst/>
+                    </a:prstGeom>
+                  </pic:spPr>
+                </pic:pic>
+              </a:graphicData>
+            </a:graphic>
+          </wp:inline>
+        </w:drawing>
+      </w:r>
+    </w:p>
+    <w:p>
+      <w:pPr>
+        <w:spacing w:line="240" w:lineRule="auto"/>
+        <w:rPr>
+          <w:rFonts w:ascii="Times New Roman" w:hAnsi="Times New Roman" w:cs="Times New Roman"/>
+          <w:noProof/>
+          <w:sz w:val="22"/>
+          <w:szCs w:val="22"/>
+        </w:rPr>
+      </w:pPr>
+      <w:r>
+        <w:rPr>
+          <w:rFonts w:ascii="Times New Roman" w:hAnsi="Times New Roman" w:cs="Times New Roman"/>
+          <w:noProof/>
+          <w:sz w:val="22"/>
+          <w:szCs w:val="22"/>
+        </w:rPr>
+        <w:t xml:space="preserve">Select the Windows 11 ISO click comfirm. You will then be asked to select the product language. My preferred language is englsih so that is what I will be going with here. </w:t>
+      </w:r>
+      <w:r>
+        <w:rPr>
+          <w:rFonts w:ascii="Times New Roman" w:hAnsi="Times New Roman" w:cs="Times New Roman"/>
+          <w:noProof/>
+          <w:sz w:val="22"/>
+          <w:szCs w:val="22"/>
+        </w:rPr>
+        <w:t xml:space="preserve">Click confirm again and it will start downloading your Windows 11 ISO. </w:t>
+      </w:r>
+    </w:p>
+    <w:p>
+      <w:pPr>
+        <w:spacing w:line="240" w:lineRule="auto"/>
+        <w:rPr>
+          <w:rFonts w:ascii="Times New Roman" w:hAnsi="Times New Roman" w:cs="Times New Roman"/>
+          <w:noProof/>
+          <w:sz w:val="22"/>
+          <w:szCs w:val="22"/>
+        </w:rPr>
+      </w:pPr>
+      <w:r>
+        <w:rPr>
+          <w:rFonts w:ascii="Times New Roman" w:hAnsi="Times New Roman" w:cs="Times New Roman"/>
+          <w:sz w:val="22"/>
+          <w:szCs w:val="22"/>
+        </w:rPr>
+        <w:lastRenderedPageBreak/>
+        <w:drawing>
+          <wp:inline distT="0" distB="0" distL="0" distR="0" wp14:anchorId="4CD4BD55" wp14:editId="7AEC01CC">
+            <wp:extent cx="5880141" cy="4006158"/>
+            <wp:effectExtent l="0" t="0" r="6350" b="0"/>
+            <wp:docPr id="258793204" name="Picture 1"/>
+            <wp:cNvGraphicFramePr>
+              <a:graphicFrameLocks xmlns:a="http://schemas.openxmlformats.org/drawingml/2006/main" noChangeAspect="1"/>
+            </wp:cNvGraphicFramePr>
+            <a:graphic xmlns:a="http://schemas.openxmlformats.org/drawingml/2006/main">
+              <a:graphicData uri="http://schemas.openxmlformats.org/drawingml/2006/picture">
+                <pic:pic xmlns:pic="http://schemas.openxmlformats.org/drawingml/2006/picture">
+                  <pic:nvPicPr>
+                    <pic:cNvPr id="258793204" name=""/>
+                    <pic:cNvPicPr/>
+                  </pic:nvPicPr>
+                  <pic:blipFill>
+                    <a:blip r:embed="rId21"/>
+                    <a:stretch>
+                      <a:fillRect/>
+                    </a:stretch>
+                  </pic:blipFill>
+                  <pic:spPr>
+                    <a:xfrm>
+                      <a:off x="0" y="0"/>
+                      <a:ext cx="5914972" cy="4029888"/>
+                    </a:xfrm>
+                    <a:prstGeom prst="rect">
+                      <a:avLst/>
+                    </a:prstGeom>
+                  </pic:spPr>
+                </pic:pic>
+              </a:graphicData>
+            </a:graphic>
+          </wp:inline>
+        </w:drawing>
+      </w:r>
+    </w:p>
+    <w:p>
+      <w:pPr>
+        <w:spacing w:line="240" w:lineRule="auto"/>
+        <w:rPr>
+          <w:rFonts w:ascii="Times New Roman" w:hAnsi="Times New Roman" w:cs="Times New Roman"/>
+          <w:sz w:val="22"/>
+          <w:szCs w:val="22"/>
+        </w:rPr>
+      </w:pPr>
+    </w:p>
+    <w:p>
+      <w:pPr>
+        <w:spacing w:line="240" w:lineRule="auto"/>
+        <w:ind w:firstLine="720"/>
+        <w:rPr>
+          <w:rFonts w:ascii="Times New Roman" w:hAnsi="Times New Roman" w:cs="Times New Roman"/>
+          <w:sz w:val="22"/>
+          <w:szCs w:val="22"/>
+        </w:rPr>
+      </w:pPr>
+      <w:r>
+        <w:rPr>
+          <w:rFonts w:ascii="Times New Roman" w:hAnsi="Times New Roman" w:cs="Times New Roman"/>
+          <w:sz w:val="22"/>
+          <w:szCs w:val="22"/>
+        </w:rPr>
+        <w:t>With the ISO downloaded you can do the setup the same way as the Windows Server 2022 by repeating the steps listed above. The difference will be the VM name as Windows 11, The ISO image, the OS Version, and any other little tweaks you make to the virtual hardware and hard disk.</w:t>
+      </w:r>
+    </w:p>
+    <w:p>
+      <w:pPr>
+        <w:spacing w:line="240" w:lineRule="auto"/>
+        <w:ind w:firstLine="720"/>
+        <w:rPr>
+          <w:rFonts w:ascii="Times New Roman" w:hAnsi="Times New Roman" w:cs="Times New Roman"/>
+          <w:sz w:val="22"/>
+          <w:szCs w:val="22"/>
+        </w:rPr>
+      </w:pPr>
+      <w:r>
+        <w:rPr>
+          <w:rFonts w:ascii="Times New Roman" w:hAnsi="Times New Roman" w:cs="Times New Roman"/>
+          <w:sz w:val="22"/>
+          <w:szCs w:val="22"/>
+        </w:rPr>
+        <w:lastRenderedPageBreak/>
+        <w:drawing>
+          <wp:inline distT="0" distB="0" distL="0" distR="0" wp14:anchorId="2E7803EF" wp14:editId="39C5B2D6">
+            <wp:extent cx="5943600" cy="5174615"/>
+            <wp:effectExtent l="0" t="0" r="0" b="6985"/>
+            <wp:docPr id="1647863349" name="Picture 1"/>
+            <wp:cNvGraphicFramePr>
+              <a:graphicFrameLocks xmlns:a="http://schemas.openxmlformats.org/drawingml/2006/main" noChangeAspect="1"/>
+            </wp:cNvGraphicFramePr>
+            <a:graphic xmlns:a="http://schemas.openxmlformats.org/drawingml/2006/main">
+              <a:graphicData uri="http://schemas.openxmlformats.org/drawingml/2006/picture">
+                <pic:pic xmlns:pic="http://schemas.openxmlformats.org/drawingml/2006/picture">
+                  <pic:nvPicPr>
+                    <pic:cNvPr id="1647863349" name=""/>
+                    <pic:cNvPicPr/>
+                  </pic:nvPicPr>
+                  <pic:blipFill>
+                    <a:blip r:embed="rId22"/>
+                    <a:stretch>
+                      <a:fillRect/>
+                    </a:stretch>
+                  </pic:blipFill>
+                  <pic:spPr>
+                    <a:xfrm>
+                      <a:off x="0" y="0"/>
+                      <a:ext cx="5943600" cy="5174615"/>
+                    </a:xfrm>
+                    <a:prstGeom prst="rect">
+                      <a:avLst/>
+                    </a:prstGeom>
+                  </pic:spPr>
+                </pic:pic>
+              </a:graphicData>
+            </a:graphic>
+          </wp:inline>
+        </w:drawing>
+      </w:r>
+    </w:p>
+    <w:p>
+      <w:pPr>
+        <w:spacing w:line="240" w:lineRule="auto"/>
+        <w:rPr>
+          <w:rFonts w:ascii="Times New Roman" w:hAnsi="Times New Roman" w:cs="Times New Roman"/>
+          <w:sz w:val="22"/>
+          <w:szCs w:val="22"/>
+        </w:rPr>
+      </w:pPr>
+    </w:p>
+    <w:p>
+      <w:pPr>
+        <w:spacing w:line="240" w:lineRule="auto"/>
+        <w:ind w:firstLine="720"/>
+        <w:rPr>
+          <w:rFonts w:ascii="Times New Roman" w:hAnsi="Times New Roman" w:cs="Times New Roman"/>
+          <w:sz w:val="22"/>
+          <w:szCs w:val="22"/>
+        </w:rPr>
+      </w:pPr>
+      <w:r>
+        <w:rPr>
+          <w:rFonts w:ascii="Times New Roman" w:hAnsi="Times New Roman" w:cs="Times New Roman"/>
+          <w:sz w:val="22"/>
+          <w:szCs w:val="22"/>
+        </w:rPr>
+        <w:t xml:space="preserve">I found myself having trouble trying to load the ISO onto the VM so that it would boot correctly. I found out through a little research that I should Actually leave the ISO image empty in the VM setup and select it through the DVD drop down menu. Not only that because even when I did that it didn’t work but also that I had to mash the enter button repeatedly on load. This bypassed my problem and brought me to the setup menu. </w:t>
+      </w:r>
+    </w:p>
+    <w:p>
+      <w:pPr>
+        <w:spacing w:line="240" w:lineRule="auto"/>
+        <w:ind w:firstLine="720"/>
+        <w:rPr>
+          <w:rFonts w:ascii="Times New Roman" w:hAnsi="Times New Roman" w:cs="Times New Roman"/>
+          <w:sz w:val="22"/>
+          <w:szCs w:val="22"/>
+        </w:rPr>
+      </w:pPr>
+      <w:proofErr w:type="gramStart"/>
+      <w:r>
+        <w:rPr>
+          <w:rFonts w:ascii="Times New Roman" w:hAnsi="Times New Roman" w:cs="Times New Roman"/>
+          <w:sz w:val="22"/>
+          <w:szCs w:val="22"/>
+        </w:rPr>
+        <w:t>So</w:t>
+      </w:r>
+      <w:proofErr w:type="gramEnd"/>
+      <w:r>
+        <w:rPr>
+          <w:rFonts w:ascii="Times New Roman" w:hAnsi="Times New Roman" w:cs="Times New Roman"/>
+          <w:sz w:val="22"/>
+          <w:szCs w:val="22"/>
+        </w:rPr>
+        <w:t xml:space="preserve"> if you’re having the same problem go back to </w:t>
+      </w:r>
+      <w:proofErr w:type="gramStart"/>
+      <w:r>
+        <w:rPr>
+          <w:rFonts w:ascii="Times New Roman" w:hAnsi="Times New Roman" w:cs="Times New Roman"/>
+          <w:sz w:val="22"/>
+          <w:szCs w:val="22"/>
+        </w:rPr>
+        <w:t>setup</w:t>
+      </w:r>
+      <w:proofErr w:type="gramEnd"/>
+      <w:r>
+        <w:rPr>
+          <w:rFonts w:ascii="Times New Roman" w:hAnsi="Times New Roman" w:cs="Times New Roman"/>
+          <w:sz w:val="22"/>
+          <w:szCs w:val="22"/>
+        </w:rPr>
+        <w:t xml:space="preserve"> leave the ISO image </w:t>
+      </w:r>
+      <w:proofErr w:type="gramStart"/>
+      <w:r>
+        <w:rPr>
+          <w:rFonts w:ascii="Times New Roman" w:hAnsi="Times New Roman" w:cs="Times New Roman"/>
+          <w:sz w:val="22"/>
+          <w:szCs w:val="22"/>
+        </w:rPr>
+        <w:t>empty</w:t>
+      </w:r>
+      <w:proofErr w:type="gramEnd"/>
+      <w:r>
+        <w:rPr>
+          <w:rFonts w:ascii="Times New Roman" w:hAnsi="Times New Roman" w:cs="Times New Roman"/>
+          <w:sz w:val="22"/>
+          <w:szCs w:val="22"/>
+        </w:rPr>
+        <w:t xml:space="preserve"> start up the VM and select the DVD from the drop down and then press enter on bootup.</w:t>
+      </w:r>
+    </w:p>
+    <w:p>
+      <w:pPr>
+        <w:spacing w:line="240" w:lineRule="auto"/>
+        <w:rPr>
+          <w:rFonts w:ascii="Times New Roman" w:hAnsi="Times New Roman" w:cs="Times New Roman"/>
+          <w:sz w:val="22"/>
+          <w:szCs w:val="22"/>
+        </w:rPr>
+      </w:pPr>
+      <w:r>
+        <w:rPr>
+          <w:rFonts w:ascii="Times New Roman" w:hAnsi="Times New Roman" w:cs="Times New Roman"/>
+          <w:sz w:val="22"/>
+          <w:szCs w:val="22"/>
+        </w:rPr>
+        <w:lastRenderedPageBreak/>
+        <w:drawing>
+          <wp:inline distT="0" distB="0" distL="0" distR="0" wp14:anchorId="5D35E222" wp14:editId="76533737">
+            <wp:extent cx="5943600" cy="5229860"/>
+            <wp:effectExtent l="0" t="0" r="0" b="8890"/>
+            <wp:docPr id="584803680" name="Picture 1"/>
+            <wp:cNvGraphicFramePr>
+              <a:graphicFrameLocks xmlns:a="http://schemas.openxmlformats.org/drawingml/2006/main" noChangeAspect="1"/>
+            </wp:cNvGraphicFramePr>
+            <a:graphic xmlns:a="http://schemas.openxmlformats.org/drawingml/2006/main">
+              <a:graphicData uri="http://schemas.openxmlformats.org/drawingml/2006/picture">
+                <pic:pic xmlns:pic="http://schemas.openxmlformats.org/drawingml/2006/picture">
+                  <pic:nvPicPr>
+                    <pic:cNvPr id="584803680" name=""/>
+                    <pic:cNvPicPr/>
+                  </pic:nvPicPr>
+                  <pic:blipFill>
+                    <a:blip r:embed="rId23"/>
+                    <a:stretch>
+                      <a:fillRect/>
+                    </a:stretch>
+                  </pic:blipFill>
+                  <pic:spPr>
+                    <a:xfrm>
+                      <a:off x="0" y="0"/>
+                      <a:ext cx="5943600" cy="5229860"/>
+                    </a:xfrm>
+                    <a:prstGeom prst="rect">
+                      <a:avLst/>
+                    </a:prstGeom>
+                  </pic:spPr>
+                </pic:pic>
+              </a:graphicData>
+            </a:graphic>
+          </wp:inline>
+        </w:drawing>
+      </w:r>
+    </w:p>
+    <w:p>
+      <w:pPr>
+        <w:spacing w:line="240" w:lineRule="auto"/>
+        <w:rPr>
+          <w:rFonts w:ascii="Times New Roman" w:hAnsi="Times New Roman" w:cs="Times New Roman"/>
+          <w:sz w:val="22"/>
+          <w:szCs w:val="22"/>
+        </w:rPr>
+      </w:pPr>
+    </w:p>
+    <w:p>
+      <w:pPr>
+        <w:spacing w:line="240" w:lineRule="auto"/>
+        <w:rPr>
+          <w:rFonts w:ascii="Times New Roman" w:hAnsi="Times New Roman" w:cs="Times New Roman"/>
+          <w:sz w:val="22"/>
+          <w:szCs w:val="22"/>
+        </w:rPr>
+      </w:pPr>
+      <w:r>
+        <w:rPr>
+          <w:rFonts w:ascii="Times New Roman" w:hAnsi="Times New Roman" w:cs="Times New Roman"/>
+          <w:sz w:val="22"/>
+          <w:szCs w:val="22"/>
+        </w:rPr>
+        <w:tab/>
+        <w:t xml:space="preserve">With that fixed we can now proceed as normal. Now press next until you reach </w:t>
+      </w:r>
+      <w:proofErr w:type="gramStart"/>
+      <w:r>
+        <w:rPr>
+          <w:rFonts w:ascii="Times New Roman" w:hAnsi="Times New Roman" w:cs="Times New Roman"/>
+          <w:sz w:val="22"/>
+          <w:szCs w:val="22"/>
+        </w:rPr>
+        <w:t>this</w:t>
+      </w:r>
+      <w:proofErr w:type="gramEnd"/>
+      <w:r>
+        <w:rPr>
+          <w:rFonts w:ascii="Times New Roman" w:hAnsi="Times New Roman" w:cs="Times New Roman"/>
+          <w:sz w:val="22"/>
+          <w:szCs w:val="22"/>
+        </w:rPr>
+        <w:t xml:space="preserve"> screen below.</w:t>
+      </w:r>
+    </w:p>
+    <w:p>
+      <w:pPr>
+        <w:spacing w:line="240" w:lineRule="auto"/>
+        <w:rPr>
+          <w:rFonts w:ascii="Times New Roman" w:hAnsi="Times New Roman" w:cs="Times New Roman"/>
+          <w:sz w:val="22"/>
+          <w:szCs w:val="22"/>
+        </w:rPr>
+      </w:pPr>
+      <w:r>
+        <w:rPr>
+          <w:rFonts w:ascii="Times New Roman" w:hAnsi="Times New Roman" w:cs="Times New Roman"/>
+          <w:sz w:val="22"/>
+          <w:szCs w:val="22"/>
+        </w:rPr>
+        <w:lastRenderedPageBreak/>
+        <w:drawing>
+          <wp:inline distT="0" distB="0" distL="0" distR="0" wp14:anchorId="209FBA9C" wp14:editId="19845EF2">
+            <wp:extent cx="5943600" cy="5160010"/>
+            <wp:effectExtent l="0" t="0" r="0" b="2540"/>
+            <wp:docPr id="809259510" name="Picture 1"/>
+            <wp:cNvGraphicFramePr>
+              <a:graphicFrameLocks xmlns:a="http://schemas.openxmlformats.org/drawingml/2006/main" noChangeAspect="1"/>
+            </wp:cNvGraphicFramePr>
+            <a:graphic xmlns:a="http://schemas.openxmlformats.org/drawingml/2006/main">
+              <a:graphicData uri="http://schemas.openxmlformats.org/drawingml/2006/picture">
+                <pic:pic xmlns:pic="http://schemas.openxmlformats.org/drawingml/2006/picture">
+                  <pic:nvPicPr>
+                    <pic:cNvPr id="809259510" name=""/>
+                    <pic:cNvPicPr/>
+                  </pic:nvPicPr>
+                  <pic:blipFill>
+                    <a:blip r:embed="rId24"/>
+                    <a:stretch>
+                      <a:fillRect/>
+                    </a:stretch>
+                  </pic:blipFill>
+                  <pic:spPr>
+                    <a:xfrm>
+                      <a:off x="0" y="0"/>
+                      <a:ext cx="5943600" cy="5160010"/>
+                    </a:xfrm>
+                    <a:prstGeom prst="rect">
+                      <a:avLst/>
+                    </a:prstGeom>
+                  </pic:spPr>
+                </pic:pic>
+              </a:graphicData>
+            </a:graphic>
+          </wp:inline>
+        </w:drawing>
+      </w:r>
+    </w:p>
+    <w:p>
+      <w:pPr>
+        <w:spacing w:line="240" w:lineRule="auto"/>
+        <w:rPr>
+          <w:rFonts w:ascii="Times New Roman" w:hAnsi="Times New Roman" w:cs="Times New Roman"/>
+          <w:sz w:val="22"/>
+          <w:szCs w:val="22"/>
+        </w:rPr>
+      </w:pPr>
+    </w:p>
+    <w:p>
+      <w:pPr>
+        <w:spacing w:line="240" w:lineRule="auto"/>
+        <w:rPr>
+          <w:rFonts w:ascii="Times New Roman" w:hAnsi="Times New Roman" w:cs="Times New Roman"/>
+          <w:sz w:val="22"/>
+          <w:szCs w:val="22"/>
+        </w:rPr>
+      </w:pPr>
+      <w:r>
+        <w:rPr>
+          <w:rFonts w:ascii="Times New Roman" w:hAnsi="Times New Roman" w:cs="Times New Roman"/>
+          <w:sz w:val="22"/>
+          <w:szCs w:val="22"/>
+        </w:rPr>
+        <w:t xml:space="preserve">Select the box shown here that </w:t>
+      </w:r>
+      <w:r>
+        <w:rPr>
+          <w:rFonts w:ascii="Times New Roman" w:hAnsi="Times New Roman" w:cs="Times New Roman"/>
+          <w:sz w:val="22"/>
+          <w:szCs w:val="22"/>
+        </w:rPr>
+        <w:t xml:space="preserve">acknowledges that you agree to the terms to proceed. </w:t>
+      </w:r>
+    </w:p>
+    <w:p>
+      <w:pPr>
+        <w:spacing w:line="240" w:lineRule="auto"/>
+        <w:rPr>
+          <w:rFonts w:ascii="Times New Roman" w:hAnsi="Times New Roman" w:cs="Times New Roman"/>
+          <w:sz w:val="22"/>
+          <w:szCs w:val="22"/>
+        </w:rPr>
+      </w:pPr>
+      <w:r>
+        <w:rPr>
+          <w:rFonts w:ascii="Times New Roman" w:hAnsi="Times New Roman" w:cs="Times New Roman"/>
+          <w:sz w:val="22"/>
+          <w:szCs w:val="22"/>
+        </w:rPr>
+        <w:lastRenderedPageBreak/>
+        <w:drawing>
+          <wp:inline distT="0" distB="0" distL="0" distR="0" wp14:anchorId="4B21E328" wp14:editId="7B5A894C">
+            <wp:extent cx="5943600" cy="5130165"/>
+            <wp:effectExtent l="0" t="0" r="0" b="0"/>
+            <wp:docPr id="1462910840" name="Picture 1"/>
+            <wp:cNvGraphicFramePr>
+              <a:graphicFrameLocks xmlns:a="http://schemas.openxmlformats.org/drawingml/2006/main" noChangeAspect="1"/>
+            </wp:cNvGraphicFramePr>
+            <a:graphic xmlns:a="http://schemas.openxmlformats.org/drawingml/2006/main">
+              <a:graphicData uri="http://schemas.openxmlformats.org/drawingml/2006/picture">
+                <pic:pic xmlns:pic="http://schemas.openxmlformats.org/drawingml/2006/picture">
+                  <pic:nvPicPr>
+                    <pic:cNvPr id="1462910840" name=""/>
+                    <pic:cNvPicPr/>
+                  </pic:nvPicPr>
+                  <pic:blipFill>
+                    <a:blip r:embed="rId25"/>
+                    <a:stretch>
+                      <a:fillRect/>
+                    </a:stretch>
+                  </pic:blipFill>
+                  <pic:spPr>
+                    <a:xfrm>
+                      <a:off x="0" y="0"/>
+                      <a:ext cx="5943600" cy="5130165"/>
+                    </a:xfrm>
+                    <a:prstGeom prst="rect">
+                      <a:avLst/>
+                    </a:prstGeom>
+                  </pic:spPr>
+                </pic:pic>
+              </a:graphicData>
+            </a:graphic>
+          </wp:inline>
+        </w:drawing>
+      </w:r>
+    </w:p>
+    <w:p>
+      <w:pPr>
+        <w:spacing w:line="240" w:lineRule="auto"/>
+        <w:rPr>
+          <w:rFonts w:ascii="Times New Roman" w:hAnsi="Times New Roman" w:cs="Times New Roman"/>
+          <w:sz w:val="22"/>
+          <w:szCs w:val="22"/>
+        </w:rPr>
+      </w:pPr>
+      <w:r>
+        <w:rPr>
+          <w:rFonts w:ascii="Times New Roman" w:hAnsi="Times New Roman" w:cs="Times New Roman"/>
+          <w:sz w:val="22"/>
+          <w:szCs w:val="22"/>
+        </w:rPr>
+        <w:t>After that you will be met with a screen like this. You should press the “I don’t have a product key” button that will then allow you to pick your product license like shown below.</w:t>
+      </w:r>
+    </w:p>
+    <w:p>
+      <w:pPr>
+        <w:spacing w:line="240" w:lineRule="auto"/>
+        <w:rPr>
+          <w:rFonts w:ascii="Times New Roman" w:hAnsi="Times New Roman" w:cs="Times New Roman"/>
+          <w:sz w:val="22"/>
+          <w:szCs w:val="22"/>
+        </w:rPr>
+      </w:pPr>
+      <w:r>
+        <w:rPr>
+          <w:rFonts w:ascii="Times New Roman" w:hAnsi="Times New Roman" w:cs="Times New Roman"/>
+          <w:sz w:val="22"/>
+          <w:szCs w:val="22"/>
+        </w:rPr>
+        <w:lastRenderedPageBreak/>
+        <w:drawing>
+          <wp:inline distT="0" distB="0" distL="0" distR="0" wp14:anchorId="53D950F1" wp14:editId="02A4CCAC">
+            <wp:extent cx="5943600" cy="5181600"/>
+            <wp:effectExtent l="0" t="0" r="0" b="0"/>
+            <wp:docPr id="354780726" name="Picture 1"/>
+            <wp:cNvGraphicFramePr>
+              <a:graphicFrameLocks xmlns:a="http://schemas.openxmlformats.org/drawingml/2006/main" noChangeAspect="1"/>
+            </wp:cNvGraphicFramePr>
+            <a:graphic xmlns:a="http://schemas.openxmlformats.org/drawingml/2006/main">
+              <a:graphicData uri="http://schemas.openxmlformats.org/drawingml/2006/picture">
+                <pic:pic xmlns:pic="http://schemas.openxmlformats.org/drawingml/2006/picture">
+                  <pic:nvPicPr>
+                    <pic:cNvPr id="354780726" name=""/>
+                    <pic:cNvPicPr/>
+                  </pic:nvPicPr>
+                  <pic:blipFill>
+                    <a:blip r:embed="rId26"/>
+                    <a:stretch>
+                      <a:fillRect/>
+                    </a:stretch>
+                  </pic:blipFill>
+                  <pic:spPr>
+                    <a:xfrm>
+                      <a:off x="0" y="0"/>
+                      <a:ext cx="5943600" cy="5181600"/>
+                    </a:xfrm>
+                    <a:prstGeom prst="rect">
+                      <a:avLst/>
+                    </a:prstGeom>
+                  </pic:spPr>
+                </pic:pic>
+              </a:graphicData>
+            </a:graphic>
+          </wp:inline>
+        </w:drawing>
+      </w:r>
+    </w:p>
+    <w:p>
+      <w:pPr>
+        <w:spacing w:line="240" w:lineRule="auto"/>
+        <w:rPr>
+          <w:rFonts w:ascii="Times New Roman" w:hAnsi="Times New Roman" w:cs="Times New Roman"/>
+          <w:sz w:val="22"/>
+          <w:szCs w:val="22"/>
+        </w:rPr>
+      </w:pPr>
+    </w:p>
+    <w:p>
+      <w:pPr>
+        <w:spacing w:line="240" w:lineRule="auto"/>
+        <w:rPr>
+          <w:rFonts w:ascii="Times New Roman" w:hAnsi="Times New Roman" w:cs="Times New Roman"/>
+          <w:sz w:val="22"/>
+          <w:szCs w:val="22"/>
+        </w:rPr>
+      </w:pPr>
+      <w:r>
+        <w:rPr>
+          <w:rFonts w:ascii="Times New Roman" w:hAnsi="Times New Roman" w:cs="Times New Roman"/>
+          <w:sz w:val="22"/>
+          <w:szCs w:val="22"/>
+        </w:rPr>
+        <w:tab/>
+        <w:t xml:space="preserve">We are going to choose Windows 11 Pro as it has </w:t>
+      </w:r>
+      <w:r>
+        <w:rPr>
+          <w:rFonts w:ascii="Times New Roman" w:hAnsi="Times New Roman" w:cs="Times New Roman"/>
+          <w:sz w:val="22"/>
+          <w:szCs w:val="22"/>
+        </w:rPr>
+        <w:t>Active Directory Domain Services capability</w:t>
+      </w:r>
+      <w:r>
+        <w:rPr>
+          <w:rFonts w:ascii="Times New Roman" w:hAnsi="Times New Roman" w:cs="Times New Roman"/>
+          <w:sz w:val="22"/>
+          <w:szCs w:val="22"/>
+        </w:rPr>
+        <w:t>.</w:t>
+      </w:r>
+    </w:p>
+    <w:p>
+      <w:pPr>
+        <w:spacing w:line="240" w:lineRule="auto"/>
+        <w:rPr>
+          <w:rFonts w:ascii="Times New Roman" w:hAnsi="Times New Roman" w:cs="Times New Roman"/>
+          <w:sz w:val="22"/>
+          <w:szCs w:val="22"/>
+        </w:rPr>
+      </w:pPr>
+      <w:r>
+        <w:rPr>
+          <w:rFonts w:ascii="Times New Roman" w:hAnsi="Times New Roman" w:cs="Times New Roman"/>
+          <w:sz w:val="22"/>
+          <w:szCs w:val="22"/>
+        </w:rPr>
+        <w:lastRenderedPageBreak/>
+        <w:drawing>
+          <wp:inline distT="0" distB="0" distL="0" distR="0" wp14:anchorId="72378F39" wp14:editId="6D2CCA2A">
+            <wp:extent cx="5943600" cy="5181600"/>
+            <wp:effectExtent l="0" t="0" r="0" b="0"/>
+            <wp:docPr id="48724356" name="Picture 1"/>
+            <wp:cNvGraphicFramePr>
+              <a:graphicFrameLocks xmlns:a="http://schemas.openxmlformats.org/drawingml/2006/main" noChangeAspect="1"/>
+            </wp:cNvGraphicFramePr>
+            <a:graphic xmlns:a="http://schemas.openxmlformats.org/drawingml/2006/main">
+              <a:graphicData uri="http://schemas.openxmlformats.org/drawingml/2006/picture">
+                <pic:pic xmlns:pic="http://schemas.openxmlformats.org/drawingml/2006/picture">
+                  <pic:nvPicPr>
+                    <pic:cNvPr id="48724356" name=""/>
+                    <pic:cNvPicPr/>
+                  </pic:nvPicPr>
+                  <pic:blipFill>
+                    <a:blip r:embed="rId27"/>
+                    <a:stretch>
+                      <a:fillRect/>
+                    </a:stretch>
+                  </pic:blipFill>
+                  <pic:spPr>
+                    <a:xfrm>
+                      <a:off x="0" y="0"/>
+                      <a:ext cx="5943600" cy="5181600"/>
+                    </a:xfrm>
+                    <a:prstGeom prst="rect">
+                      <a:avLst/>
+                    </a:prstGeom>
+                  </pic:spPr>
+                </pic:pic>
+              </a:graphicData>
+            </a:graphic>
+          </wp:inline>
+        </w:drawing>
+      </w:r>
+    </w:p>
+    <w:p>
+      <w:pPr>
+        <w:spacing w:line="240" w:lineRule="auto"/>
+        <w:rPr>
+          <w:rFonts w:ascii="Times New Roman" w:hAnsi="Times New Roman" w:cs="Times New Roman"/>
+          <w:sz w:val="22"/>
+          <w:szCs w:val="22"/>
+        </w:rPr>
+      </w:pPr>
+    </w:p>
+    <w:p>
+      <w:pPr>
+        <w:spacing w:line="240" w:lineRule="auto"/>
+        <w:rPr>
+          <w:rFonts w:ascii="Times New Roman" w:hAnsi="Times New Roman" w:cs="Times New Roman"/>
+          <w:sz w:val="22"/>
+          <w:szCs w:val="22"/>
+        </w:rPr>
+      </w:pPr>
+      <w:r>
+        <w:rPr>
+          <w:rFonts w:ascii="Times New Roman" w:hAnsi="Times New Roman" w:cs="Times New Roman"/>
+          <w:sz w:val="22"/>
+          <w:szCs w:val="22"/>
+        </w:rPr>
+        <w:tab/>
+      </w:r>
+      <w:r>
+        <w:rPr>
+          <w:rFonts w:ascii="Times New Roman" w:hAnsi="Times New Roman" w:cs="Times New Roman"/>
+          <w:sz w:val="22"/>
+          <w:szCs w:val="22"/>
+        </w:rPr>
+        <w:t>I came</w:t>
+      </w:r>
+      <w:r>
+        <w:rPr>
+          <w:rFonts w:ascii="Times New Roman" w:hAnsi="Times New Roman" w:cs="Times New Roman"/>
+          <w:sz w:val="22"/>
+          <w:szCs w:val="22"/>
+        </w:rPr>
+        <w:t xml:space="preserve"> to find out that I needed more cores and system memory </w:t>
+      </w:r>
+      <w:proofErr w:type="gramStart"/>
+      <w:r>
+        <w:rPr>
+          <w:rFonts w:ascii="Times New Roman" w:hAnsi="Times New Roman" w:cs="Times New Roman"/>
+          <w:sz w:val="22"/>
+          <w:szCs w:val="22"/>
+        </w:rPr>
+        <w:t>in order to</w:t>
+      </w:r>
+      <w:proofErr w:type="gramEnd"/>
+      <w:r>
+        <w:rPr>
+          <w:rFonts w:ascii="Times New Roman" w:hAnsi="Times New Roman" w:cs="Times New Roman"/>
+          <w:sz w:val="22"/>
+          <w:szCs w:val="22"/>
+        </w:rPr>
+        <w:t xml:space="preserve"> run Windows 11. </w:t>
+      </w:r>
+      <w:r>
+        <w:rPr>
+          <w:rFonts w:ascii="Times New Roman" w:hAnsi="Times New Roman" w:cs="Times New Roman"/>
+          <w:sz w:val="22"/>
+          <w:szCs w:val="22"/>
+        </w:rPr>
+        <w:t>So,</w:t>
+      </w:r>
+      <w:r>
+        <w:rPr>
+          <w:rFonts w:ascii="Times New Roman" w:hAnsi="Times New Roman" w:cs="Times New Roman"/>
+          <w:sz w:val="22"/>
+          <w:szCs w:val="22"/>
+        </w:rPr>
+        <w:t xml:space="preserve"> then I went back to the VM settings and </w:t>
+      </w:r>
+      <w:r>
+        <w:rPr>
+          <w:rFonts w:ascii="Times New Roman" w:hAnsi="Times New Roman" w:cs="Times New Roman"/>
+          <w:sz w:val="22"/>
+          <w:szCs w:val="22"/>
+        </w:rPr>
+        <w:t>changed</w:t>
+      </w:r>
+      <w:r>
+        <w:rPr>
+          <w:rFonts w:ascii="Times New Roman" w:hAnsi="Times New Roman" w:cs="Times New Roman"/>
+          <w:sz w:val="22"/>
+          <w:szCs w:val="22"/>
+        </w:rPr>
+        <w:t xml:space="preserve"> to the required specs for windows 11 to run.</w:t>
+      </w:r>
+      <w:r>
+        <w:rPr>
+          <w:rFonts w:ascii="Times New Roman" w:hAnsi="Times New Roman" w:cs="Times New Roman"/>
+          <w:sz w:val="22"/>
+          <w:szCs w:val="22"/>
+        </w:rPr>
+        <w:t xml:space="preserve"> With that now fixed we are met with the terms which we can see below.</w:t>
+      </w:r>
+    </w:p>
+    <w:p>
+      <w:pPr>
+        <w:spacing w:line="240" w:lineRule="auto"/>
+        <w:rPr>
+          <w:rFonts w:ascii="Times New Roman" w:hAnsi="Times New Roman" w:cs="Times New Roman"/>
+          <w:sz w:val="22"/>
+          <w:szCs w:val="22"/>
+        </w:rPr>
+      </w:pPr>
+      <w:r>
+        <w:rPr>
+          <w:rFonts w:ascii="Times New Roman" w:hAnsi="Times New Roman" w:cs="Times New Roman"/>
+          <w:sz w:val="22"/>
+          <w:szCs w:val="22"/>
+        </w:rPr>
+        <w:lastRenderedPageBreak/>
+        <w:drawing>
+          <wp:inline distT="0" distB="0" distL="0" distR="0" wp14:anchorId="0E25D27D" wp14:editId="23A9CE99">
+            <wp:extent cx="5943600" cy="4981575"/>
+            <wp:effectExtent l="0" t="0" r="0" b="9525"/>
+            <wp:docPr id="142492543" name="Picture 1"/>
+            <wp:cNvGraphicFramePr>
+              <a:graphicFrameLocks xmlns:a="http://schemas.openxmlformats.org/drawingml/2006/main" noChangeAspect="1"/>
+            </wp:cNvGraphicFramePr>
+            <a:graphic xmlns:a="http://schemas.openxmlformats.org/drawingml/2006/main">
+              <a:graphicData uri="http://schemas.openxmlformats.org/drawingml/2006/picture">
+                <pic:pic xmlns:pic="http://schemas.openxmlformats.org/drawingml/2006/picture">
+                  <pic:nvPicPr>
+                    <pic:cNvPr id="142492543" name=""/>
+                    <pic:cNvPicPr/>
+                  </pic:nvPicPr>
+                  <pic:blipFill>
+                    <a:blip r:embed="rId28"/>
+                    <a:stretch>
+                      <a:fillRect/>
+                    </a:stretch>
+                  </pic:blipFill>
+                  <pic:spPr>
+                    <a:xfrm>
+                      <a:off x="0" y="0"/>
+                      <a:ext cx="5943600" cy="4981575"/>
+                    </a:xfrm>
+                    <a:prstGeom prst="rect">
+                      <a:avLst/>
+                    </a:prstGeom>
+                  </pic:spPr>
+                </pic:pic>
+              </a:graphicData>
+            </a:graphic>
+          </wp:inline>
+        </w:drawing>
+      </w:r>
+    </w:p>
+    <w:p>
+      <w:pPr>
+        <w:spacing w:line="240" w:lineRule="auto"/>
+        <w:rPr>
+          <w:rFonts w:ascii="Times New Roman" w:hAnsi="Times New Roman" w:cs="Times New Roman"/>
+          <w:sz w:val="22"/>
+          <w:szCs w:val="22"/>
+        </w:rPr>
+      </w:pPr>
+    </w:p>
+    <w:p>
+      <w:pPr>
+        <w:spacing w:line="240" w:lineRule="auto"/>
+        <w:rPr>
+          <w:rFonts w:ascii="Times New Roman" w:hAnsi="Times New Roman" w:cs="Times New Roman"/>
+          <w:sz w:val="22"/>
+          <w:szCs w:val="22"/>
+        </w:rPr>
+      </w:pPr>
+      <w:r>
+        <w:rPr>
+          <w:rFonts w:ascii="Times New Roman" w:hAnsi="Times New Roman" w:cs="Times New Roman"/>
+          <w:sz w:val="22"/>
+          <w:szCs w:val="22"/>
+        </w:rPr>
+        <w:t>We can click accept on that and on the location for installation as seen below.</w:t>
+      </w:r>
+    </w:p>
+    <w:p>
+      <w:pPr>
+        <w:spacing w:line="240" w:lineRule="auto"/>
+        <w:rPr>
+          <w:rFonts w:ascii="Times New Roman" w:hAnsi="Times New Roman" w:cs="Times New Roman"/>
+          <w:sz w:val="22"/>
+          <w:szCs w:val="22"/>
+        </w:rPr>
+      </w:pPr>
+      <w:r>
+        <w:rPr>
+          <w:rFonts w:ascii="Times New Roman" w:hAnsi="Times New Roman" w:cs="Times New Roman"/>
+          <w:sz w:val="22"/>
+          <w:szCs w:val="22"/>
+        </w:rPr>
+        <w:lastRenderedPageBreak/>
+        <w:drawing>
+          <wp:inline distT="0" distB="0" distL="0" distR="0" wp14:anchorId="03A8142F" wp14:editId="017C47B1">
+            <wp:extent cx="5943600" cy="4994910"/>
+            <wp:effectExtent l="0" t="0" r="0" b="0"/>
+            <wp:docPr id="959997666" name="Picture 1"/>
+            <wp:cNvGraphicFramePr>
+              <a:graphicFrameLocks xmlns:a="http://schemas.openxmlformats.org/drawingml/2006/main" noChangeAspect="1"/>
+            </wp:cNvGraphicFramePr>
+            <a:graphic xmlns:a="http://schemas.openxmlformats.org/drawingml/2006/main">
+              <a:graphicData uri="http://schemas.openxmlformats.org/drawingml/2006/picture">
+                <pic:pic xmlns:pic="http://schemas.openxmlformats.org/drawingml/2006/picture">
+                  <pic:nvPicPr>
+                    <pic:cNvPr id="959997666" name=""/>
+                    <pic:cNvPicPr/>
+                  </pic:nvPicPr>
+                  <pic:blipFill>
+                    <a:blip r:embed="rId29"/>
+                    <a:stretch>
+                      <a:fillRect/>
+                    </a:stretch>
+                  </pic:blipFill>
+                  <pic:spPr>
+                    <a:xfrm>
+                      <a:off x="0" y="0"/>
+                      <a:ext cx="5943600" cy="4994910"/>
+                    </a:xfrm>
+                    <a:prstGeom prst="rect">
+                      <a:avLst/>
+                    </a:prstGeom>
+                  </pic:spPr>
+                </pic:pic>
+              </a:graphicData>
+            </a:graphic>
+          </wp:inline>
+        </w:drawing>
+      </w:r>
+    </w:p>
+    <w:p>
+      <w:pPr>
+        <w:spacing w:line="240" w:lineRule="auto"/>
+        <w:rPr>
+          <w:rFonts w:ascii="Times New Roman" w:hAnsi="Times New Roman" w:cs="Times New Roman"/>
+          <w:sz w:val="22"/>
+          <w:szCs w:val="22"/>
+        </w:rPr>
+      </w:pPr>
+      <w:r>
+        <w:rPr>
+          <w:rFonts w:ascii="Times New Roman" w:hAnsi="Times New Roman" w:cs="Times New Roman"/>
+          <w:sz w:val="22"/>
+          <w:szCs w:val="22"/>
+        </w:rPr>
+        <w:lastRenderedPageBreak/>
+        <w:drawing>
+          <wp:inline distT="0" distB="0" distL="0" distR="0" wp14:anchorId="2250863E" wp14:editId="1D6D8BA5">
+            <wp:extent cx="5943600" cy="5041265"/>
+            <wp:effectExtent l="0" t="0" r="0" b="6985"/>
+            <wp:docPr id="1769756104" name="Picture 1"/>
+            <wp:cNvGraphicFramePr>
+              <a:graphicFrameLocks xmlns:a="http://schemas.openxmlformats.org/drawingml/2006/main" noChangeAspect="1"/>
+            </wp:cNvGraphicFramePr>
+            <a:graphic xmlns:a="http://schemas.openxmlformats.org/drawingml/2006/main">
+              <a:graphicData uri="http://schemas.openxmlformats.org/drawingml/2006/picture">
+                <pic:pic xmlns:pic="http://schemas.openxmlformats.org/drawingml/2006/picture">
+                  <pic:nvPicPr>
+                    <pic:cNvPr id="1769756104" name=""/>
+                    <pic:cNvPicPr/>
+                  </pic:nvPicPr>
+                  <pic:blipFill>
+                    <a:blip r:embed="rId30"/>
+                    <a:stretch>
+                      <a:fillRect/>
+                    </a:stretch>
+                  </pic:blipFill>
+                  <pic:spPr>
+                    <a:xfrm>
+                      <a:off x="0" y="0"/>
+                      <a:ext cx="5943600" cy="5041265"/>
+                    </a:xfrm>
+                    <a:prstGeom prst="rect">
+                      <a:avLst/>
+                    </a:prstGeom>
+                  </pic:spPr>
+                </pic:pic>
+              </a:graphicData>
+            </a:graphic>
+          </wp:inline>
+        </w:drawing>
+      </w:r>
+    </w:p>
+    <w:p>
+      <w:pPr>
+        <w:spacing w:line="240" w:lineRule="auto"/>
+        <w:rPr>
+          <w:rFonts w:ascii="Times New Roman" w:hAnsi="Times New Roman" w:cs="Times New Roman"/>
+          <w:sz w:val="22"/>
+          <w:szCs w:val="22"/>
+        </w:rPr>
+      </w:pPr>
+    </w:p>
+    <w:p>
+      <w:pPr>
+        <w:spacing w:line="240" w:lineRule="auto"/>
+        <w:rPr>
+          <w:rFonts w:ascii="Times New Roman" w:hAnsi="Times New Roman" w:cs="Times New Roman"/>
+          <w:sz w:val="22"/>
+          <w:szCs w:val="22"/>
+        </w:rPr>
+      </w:pPr>
+      <w:r>
+        <w:rPr>
+          <w:rFonts w:ascii="Times New Roman" w:hAnsi="Times New Roman" w:cs="Times New Roman"/>
+          <w:sz w:val="22"/>
+          <w:szCs w:val="22"/>
+        </w:rPr>
+        <w:t xml:space="preserve">With that now down clicking install will bring us to the instillation page this might take a few </w:t>
+      </w:r>
+      <w:proofErr w:type="gramStart"/>
+      <w:r>
+        <w:rPr>
+          <w:rFonts w:ascii="Times New Roman" w:hAnsi="Times New Roman" w:cs="Times New Roman"/>
+          <w:sz w:val="22"/>
+          <w:szCs w:val="22"/>
+        </w:rPr>
+        <w:t>minutes</w:t>
+      </w:r>
+      <w:proofErr w:type="gramEnd"/>
+      <w:r>
+        <w:rPr>
+          <w:rFonts w:ascii="Times New Roman" w:hAnsi="Times New Roman" w:cs="Times New Roman"/>
+          <w:sz w:val="22"/>
+          <w:szCs w:val="22"/>
+        </w:rPr>
+        <w:t xml:space="preserve"> but it should look like the image below if everything was done correctly.</w:t>
+      </w:r>
+    </w:p>
+    <w:p>
+      <w:pPr>
+        <w:spacing w:line="240" w:lineRule="auto"/>
+        <w:rPr>
+          <w:rFonts w:ascii="Times New Roman" w:hAnsi="Times New Roman" w:cs="Times New Roman"/>
+          <w:sz w:val="22"/>
+          <w:szCs w:val="22"/>
+        </w:rPr>
+      </w:pPr>
+      <w:r>
+        <w:rPr>
+          <w:rFonts w:ascii="Times New Roman" w:hAnsi="Times New Roman" w:cs="Times New Roman"/>
+          <w:sz w:val="22"/>
+          <w:szCs w:val="22"/>
+        </w:rPr>
+        <w:lastRenderedPageBreak/>
+        <w:drawing>
+          <wp:inline distT="0" distB="0" distL="0" distR="0" wp14:anchorId="5C776D83" wp14:editId="52C48E79">
+            <wp:extent cx="5943600" cy="4942205"/>
+            <wp:effectExtent l="0" t="0" r="0" b="0"/>
+            <wp:docPr id="520281773" name="Picture 1"/>
+            <wp:cNvGraphicFramePr>
+              <a:graphicFrameLocks xmlns:a="http://schemas.openxmlformats.org/drawingml/2006/main" noChangeAspect="1"/>
+            </wp:cNvGraphicFramePr>
+            <a:graphic xmlns:a="http://schemas.openxmlformats.org/drawingml/2006/main">
+              <a:graphicData uri="http://schemas.openxmlformats.org/drawingml/2006/picture">
+                <pic:pic xmlns:pic="http://schemas.openxmlformats.org/drawingml/2006/picture">
+                  <pic:nvPicPr>
+                    <pic:cNvPr id="520281773" name=""/>
+                    <pic:cNvPicPr/>
+                  </pic:nvPicPr>
+                  <pic:blipFill>
+                    <a:blip r:embed="rId31"/>
+                    <a:stretch>
+                      <a:fillRect/>
+                    </a:stretch>
+                  </pic:blipFill>
+                  <pic:spPr>
+                    <a:xfrm>
+                      <a:off x="0" y="0"/>
+                      <a:ext cx="5943600" cy="4942205"/>
+                    </a:xfrm>
+                    <a:prstGeom prst="rect">
+                      <a:avLst/>
+                    </a:prstGeom>
+                  </pic:spPr>
+                </pic:pic>
+              </a:graphicData>
+            </a:graphic>
+          </wp:inline>
+        </w:drawing>
+      </w:r>
+    </w:p>
+    <w:p>
+      <w:pPr>
+        <w:spacing w:line="240" w:lineRule="auto"/>
+        <w:rPr>
+          <w:rFonts w:ascii="Times New Roman" w:hAnsi="Times New Roman" w:cs="Times New Roman"/>
+          <w:sz w:val="22"/>
+          <w:szCs w:val="22"/>
+        </w:rPr>
+      </w:pPr>
+    </w:p>
+    <w:p>
+      <w:pPr>
+        <w:spacing w:line="240" w:lineRule="auto"/>
+        <w:ind w:firstLine="720"/>
+        <w:rPr>
+          <w:rFonts w:ascii="Times New Roman" w:hAnsi="Times New Roman" w:cs="Times New Roman"/>
+          <w:sz w:val="22"/>
+          <w:szCs w:val="22"/>
+        </w:rPr>
+      </w:pPr>
+      <w:r>
+        <w:rPr>
+          <w:rFonts w:ascii="Times New Roman" w:hAnsi="Times New Roman" w:cs="Times New Roman"/>
+          <w:sz w:val="22"/>
+          <w:szCs w:val="22"/>
+        </w:rPr>
+        <w:t>After that’s done you will be met with the Windows 11 setup.</w:t>
+      </w:r>
+      <w:r>
+        <w:rPr>
+          <w:rFonts w:ascii="Times New Roman" w:hAnsi="Times New Roman" w:cs="Times New Roman"/>
+          <w:sz w:val="22"/>
+          <w:szCs w:val="22"/>
+        </w:rPr>
+        <w:t xml:space="preserve"> Before continuing any further we </w:t>
+      </w:r>
+      <w:proofErr w:type="gramStart"/>
+      <w:r>
+        <w:rPr>
+          <w:rFonts w:ascii="Times New Roman" w:hAnsi="Times New Roman" w:cs="Times New Roman"/>
+          <w:sz w:val="22"/>
+          <w:szCs w:val="22"/>
+        </w:rPr>
+        <w:t>have to</w:t>
+      </w:r>
+      <w:proofErr w:type="gramEnd"/>
+      <w:r>
+        <w:rPr>
+          <w:rFonts w:ascii="Times New Roman" w:hAnsi="Times New Roman" w:cs="Times New Roman"/>
+          <w:sz w:val="22"/>
+          <w:szCs w:val="22"/>
+        </w:rPr>
+        <w:t xml:space="preserve"> set up our isolated network that our VMs will be on. This is important because this is how we will use active directory with our other machines.</w:t>
+      </w:r>
+    </w:p>
+    <w:p>
+      <w:pPr>
+        <w:spacing w:line="240" w:lineRule="auto"/>
+        <w:rPr>
+          <w:rFonts w:ascii="Times New Roman" w:hAnsi="Times New Roman" w:cs="Times New Roman"/>
+          <w:sz w:val="22"/>
+          <w:szCs w:val="22"/>
+        </w:rPr>
+      </w:pPr>
+    </w:p>
+    <w:p>
+      <w:pPr>
+        <w:spacing w:line="240" w:lineRule="auto"/>
+        <w:rPr>
+          <w:rFonts w:ascii="Times New Roman" w:hAnsi="Times New Roman" w:cs="Times New Roman"/>
+          <w:sz w:val="22"/>
+          <w:szCs w:val="22"/>
+        </w:rPr>
+      </w:pPr>
+    </w:p>
+    <w:p>
+      <w:pPr>
+        <w:spacing w:line="240" w:lineRule="auto"/>
+        <w:rPr>
+          <w:rFonts w:ascii="Times New Roman" w:hAnsi="Times New Roman" w:cs="Times New Roman"/>
+          <w:sz w:val="22"/>
+          <w:szCs w:val="22"/>
+        </w:rPr>
+      </w:pPr>
+    </w:p>
+    <w:p>
+      <w:pPr>
+        <w:spacing w:line="240" w:lineRule="auto"/>
+        <w:rPr>
+          <w:rFonts w:ascii="Times New Roman" w:hAnsi="Times New Roman" w:cs="Times New Roman"/>
+          <w:sz w:val="22"/>
+          <w:szCs w:val="22"/>
+        </w:rPr>
+      </w:pPr>
+    </w:p>
+    <w:p>
+      <w:pPr>
+        <w:spacing w:line="240" w:lineRule="auto"/>
+        <w:rPr>
+          <w:rFonts w:ascii="Times New Roman" w:hAnsi="Times New Roman" w:cs="Times New Roman"/>
+          <w:sz w:val="22"/>
+          <w:szCs w:val="22"/>
+        </w:rPr>
+      </w:pPr>
+    </w:p>
+    <w:p>
+      <w:pPr>
+        <w:spacing w:line="240" w:lineRule="auto"/>
+        <w:rPr>
+          <w:rFonts w:ascii="Times New Roman" w:hAnsi="Times New Roman" w:cs="Times New Roman"/>
+          <w:sz w:val="22"/>
+          <w:szCs w:val="22"/>
+        </w:rPr>
+      </w:pPr>
+      <w:r>
+        <w:rPr>
+          <w:rFonts w:ascii="Times New Roman" w:hAnsi="Times New Roman" w:cs="Times New Roman"/>
+          <w:sz w:val="22"/>
+          <w:szCs w:val="22"/>
+        </w:rPr>
+        <w:t xml:space="preserve"> To do this we will follow these steps:</w:t>
+      </w:r>
+    </w:p>
+    <w:p>
+      <w:pPr>
+        <w:pStyle w:val="ListParagraph"/>
+        <w:numPr>
+          <w:ilvl w:val="0"/>
+          <w:numId w:val="5"/>
+        </w:numPr>
+        <w:spacing w:line="240" w:lineRule="auto"/>
+        <w:rPr>
+          <w:rFonts w:ascii="Times New Roman" w:hAnsi="Times New Roman" w:cs="Times New Roman"/>
+          <w:sz w:val="22"/>
+          <w:szCs w:val="22"/>
+        </w:rPr>
+      </w:pPr>
+      <w:r>
+        <w:rPr>
+          <w:rFonts w:ascii="Times New Roman" w:hAnsi="Times New Roman" w:cs="Times New Roman"/>
+          <w:sz w:val="22"/>
+          <w:szCs w:val="22"/>
+        </w:rPr>
+        <w:t>In the upper left-hand corner of VirtualBox, click File &gt; Tools &gt; Network Manager. Once</w:t>
+      </w:r>
+      <w:r>
+        <w:rPr>
+          <w:rFonts w:ascii="Times New Roman" w:hAnsi="Times New Roman" w:cs="Times New Roman"/>
+          <w:sz w:val="22"/>
+          <w:szCs w:val="22"/>
+        </w:rPr>
+        <w:t xml:space="preserve"> </w:t>
+      </w:r>
+      <w:r>
+        <w:rPr>
+          <w:rFonts w:ascii="Times New Roman" w:hAnsi="Times New Roman" w:cs="Times New Roman"/>
+          <w:sz w:val="22"/>
+          <w:szCs w:val="22"/>
+        </w:rPr>
+        <w:t>you are in the Network Manager, head over to “NAT Networks.”</w:t>
+      </w:r>
+    </w:p>
+    <w:p>
+      <w:pPr>
+        <w:pStyle w:val="ListParagraph"/>
+        <w:spacing w:line="240" w:lineRule="auto"/>
+        <w:ind w:left="1080"/>
+        <w:rPr>
+          <w:rFonts w:ascii="Times New Roman" w:hAnsi="Times New Roman" w:cs="Times New Roman"/>
+          <w:sz w:val="22"/>
+          <w:szCs w:val="22"/>
+        </w:rPr>
+      </w:pPr>
+      <w:r>
+        <w:rPr>
+          <w:rFonts w:ascii="Times New Roman" w:hAnsi="Times New Roman" w:cs="Times New Roman"/>
+          <w:sz w:val="22"/>
+          <w:szCs w:val="22"/>
+        </w:rPr>
+        <w:lastRenderedPageBreak/>
+        <w:drawing>
+          <wp:inline distT="0" distB="0" distL="0" distR="0" wp14:anchorId="268BD8BC" wp14:editId="47AA87D8">
+            <wp:extent cx="2833734" cy="2032054"/>
+            <wp:effectExtent l="0" t="0" r="5080" b="6350"/>
+            <wp:docPr id="265690676" name="Picture 1"/>
+            <wp:cNvGraphicFramePr>
+              <a:graphicFrameLocks xmlns:a="http://schemas.openxmlformats.org/drawingml/2006/main" noChangeAspect="1"/>
+            </wp:cNvGraphicFramePr>
+            <a:graphic xmlns:a="http://schemas.openxmlformats.org/drawingml/2006/main">
+              <a:graphicData uri="http://schemas.openxmlformats.org/drawingml/2006/picture">
+                <pic:pic xmlns:pic="http://schemas.openxmlformats.org/drawingml/2006/picture">
+                  <pic:nvPicPr>
+                    <pic:cNvPr id="265690676" name=""/>
+                    <pic:cNvPicPr/>
+                  </pic:nvPicPr>
+                  <pic:blipFill>
+                    <a:blip r:embed="rId32"/>
+                    <a:stretch>
+                      <a:fillRect/>
+                    </a:stretch>
+                  </pic:blipFill>
+                  <pic:spPr>
+                    <a:xfrm>
+                      <a:off x="0" y="0"/>
+                      <a:ext cx="2838564" cy="2035517"/>
+                    </a:xfrm>
+                    <a:prstGeom prst="rect">
+                      <a:avLst/>
+                    </a:prstGeom>
+                  </pic:spPr>
+                </pic:pic>
+              </a:graphicData>
+            </a:graphic>
+          </wp:inline>
+        </w:drawing>
+      </w:r>
+    </w:p>
+    <w:p>
+      <w:pPr>
+        <w:pStyle w:val="ListParagraph"/>
+        <w:numPr>
+          <w:ilvl w:val="0"/>
+          <w:numId w:val="5"/>
+        </w:numPr>
+        <w:spacing w:line="240" w:lineRule="auto"/>
+        <w:rPr>
+          <w:rFonts w:ascii="Times New Roman" w:hAnsi="Times New Roman" w:cs="Times New Roman"/>
+          <w:sz w:val="22"/>
+          <w:szCs w:val="22"/>
+        </w:rPr>
+      </w:pPr>
+      <w:r>
+        <w:rPr>
+          <w:rFonts w:ascii="Times New Roman" w:hAnsi="Times New Roman" w:cs="Times New Roman"/>
+          <w:sz w:val="22"/>
+          <w:szCs w:val="22"/>
+        </w:rPr>
+        <w:t xml:space="preserve">Copy the above settings. If you do not have a </w:t>
+      </w:r>
+      <w:proofErr w:type="spellStart"/>
+      <w:r>
+        <w:rPr>
+          <w:rFonts w:ascii="Times New Roman" w:hAnsi="Times New Roman" w:cs="Times New Roman"/>
+          <w:sz w:val="22"/>
+          <w:szCs w:val="22"/>
+        </w:rPr>
+        <w:t>NatNetwork</w:t>
+      </w:r>
+      <w:proofErr w:type="spellEnd"/>
+      <w:r>
+        <w:rPr>
+          <w:rFonts w:ascii="Times New Roman" w:hAnsi="Times New Roman" w:cs="Times New Roman"/>
+          <w:sz w:val="22"/>
+          <w:szCs w:val="22"/>
+        </w:rPr>
+        <w:t xml:space="preserve"> already, click create, and then</w:t>
+      </w:r>
+      <w:r>
+        <w:rPr>
+          <w:rFonts w:ascii="Times New Roman" w:hAnsi="Times New Roman" w:cs="Times New Roman"/>
+          <w:sz w:val="22"/>
+          <w:szCs w:val="22"/>
+        </w:rPr>
+        <w:t xml:space="preserve"> </w:t>
+      </w:r>
+      <w:r>
+        <w:rPr>
+          <w:rFonts w:ascii="Times New Roman" w:hAnsi="Times New Roman" w:cs="Times New Roman"/>
+          <w:sz w:val="22"/>
+          <w:szCs w:val="22"/>
+        </w:rPr>
+        <w:t>fill in all the details from the image. Make sure DHCP is enabled.</w:t>
+      </w:r>
+    </w:p>
+    <w:p>
+      <w:pPr>
+        <w:pStyle w:val="ListParagraph"/>
+        <w:numPr>
+          <w:ilvl w:val="0"/>
+          <w:numId w:val="5"/>
+        </w:numPr>
+        <w:spacing w:line="240" w:lineRule="auto"/>
+        <w:rPr>
+          <w:rFonts w:ascii="Times New Roman" w:hAnsi="Times New Roman" w:cs="Times New Roman"/>
+          <w:sz w:val="22"/>
+          <w:szCs w:val="22"/>
+        </w:rPr>
+      </w:pPr>
+      <w:r>
+        <w:rPr>
+          <w:rFonts w:ascii="Times New Roman" w:hAnsi="Times New Roman" w:cs="Times New Roman"/>
+          <w:sz w:val="22"/>
+          <w:szCs w:val="22"/>
+        </w:rPr>
+        <w:t xml:space="preserve">Now that we have our </w:t>
+      </w:r>
+      <w:proofErr w:type="spellStart"/>
+      <w:r>
+        <w:rPr>
+          <w:rFonts w:ascii="Times New Roman" w:hAnsi="Times New Roman" w:cs="Times New Roman"/>
+          <w:sz w:val="22"/>
+          <w:szCs w:val="22"/>
+        </w:rPr>
+        <w:t>NatNetwork</w:t>
+      </w:r>
+      <w:proofErr w:type="spellEnd"/>
+      <w:r>
+        <w:rPr>
+          <w:rFonts w:ascii="Times New Roman" w:hAnsi="Times New Roman" w:cs="Times New Roman"/>
+          <w:sz w:val="22"/>
+          <w:szCs w:val="22"/>
+        </w:rPr>
+        <w:t xml:space="preserve"> created, we are going </w:t>
+      </w:r>
+      <w:r>
+        <w:rPr>
+          <w:rFonts w:ascii="Times New Roman" w:hAnsi="Times New Roman" w:cs="Times New Roman"/>
+          <w:sz w:val="22"/>
+          <w:szCs w:val="22"/>
+        </w:rPr>
+        <w:t>to put</w:t>
+      </w:r>
+      <w:r>
+        <w:rPr>
+          <w:rFonts w:ascii="Times New Roman" w:hAnsi="Times New Roman" w:cs="Times New Roman"/>
+          <w:sz w:val="22"/>
+          <w:szCs w:val="22"/>
+        </w:rPr>
+        <w:t xml:space="preserve"> our VMs on it. The steps</w:t>
+      </w:r>
+      <w:r>
+        <w:rPr>
+          <w:rFonts w:ascii="Times New Roman" w:hAnsi="Times New Roman" w:cs="Times New Roman"/>
+          <w:sz w:val="22"/>
+          <w:szCs w:val="22"/>
+        </w:rPr>
+        <w:t xml:space="preserve"> </w:t>
+      </w:r>
+      <w:r>
+        <w:rPr>
+          <w:rFonts w:ascii="Times New Roman" w:hAnsi="Times New Roman" w:cs="Times New Roman"/>
+          <w:sz w:val="22"/>
+          <w:szCs w:val="22"/>
+        </w:rPr>
+        <w:t>will be the same for each VM.</w:t>
+      </w:r>
+    </w:p>
+    <w:p>
+      <w:pPr>
+        <w:pStyle w:val="ListParagraph"/>
+        <w:numPr>
+          <w:ilvl w:val="0"/>
+          <w:numId w:val="5"/>
+        </w:numPr>
+        <w:spacing w:line="240" w:lineRule="auto"/>
+        <w:rPr>
+          <w:rFonts w:ascii="Times New Roman" w:hAnsi="Times New Roman" w:cs="Times New Roman"/>
+          <w:sz w:val="22"/>
+          <w:szCs w:val="22"/>
+        </w:rPr>
+      </w:pPr>
+      <w:r>
+        <w:rPr>
+          <w:rFonts w:ascii="Times New Roman" w:hAnsi="Times New Roman" w:cs="Times New Roman"/>
+          <w:sz w:val="22"/>
+          <w:szCs w:val="22"/>
+        </w:rPr>
+        <w:t>Right click one of your VMs and click “settings.” Once you are in the settings panel, click</w:t>
+      </w:r>
+      <w:r>
+        <w:rPr>
+          <w:rFonts w:ascii="Times New Roman" w:hAnsi="Times New Roman" w:cs="Times New Roman"/>
+          <w:sz w:val="22"/>
+          <w:szCs w:val="22"/>
+        </w:rPr>
+        <w:t xml:space="preserve"> </w:t>
+      </w:r>
+      <w:r>
+        <w:rPr>
+          <w:rFonts w:ascii="Times New Roman" w:hAnsi="Times New Roman" w:cs="Times New Roman"/>
+          <w:sz w:val="22"/>
+          <w:szCs w:val="22"/>
+        </w:rPr>
+        <w:t>on “Network” and change “Attached to:” to the NAT Network.</w:t>
+      </w:r>
+    </w:p>
+    <w:p>
+      <w:pPr>
+        <w:spacing w:line="240" w:lineRule="auto"/>
+        <w:rPr>
+          <w:rFonts w:ascii="Times New Roman" w:hAnsi="Times New Roman" w:cs="Times New Roman"/>
+          <w:sz w:val="22"/>
+          <w:szCs w:val="22"/>
+        </w:rPr>
+      </w:pPr>
+    </w:p>
+    <w:p>
+      <w:pPr>
+        <w:spacing w:line="240" w:lineRule="auto"/>
+        <w:rPr>
+          <w:rFonts w:ascii="Times New Roman" w:hAnsi="Times New Roman" w:cs="Times New Roman"/>
+          <w:sz w:val="22"/>
+          <w:szCs w:val="22"/>
+        </w:rPr>
+      </w:pPr>
+      <w:r>
+        <w:rPr>
+          <w:rFonts w:ascii="Times New Roman" w:hAnsi="Times New Roman" w:cs="Times New Roman"/>
+          <w:sz w:val="22"/>
+          <w:szCs w:val="22"/>
+        </w:rPr>
+        <w:t>Account Creation</w:t>
+      </w:r>
+    </w:p>
+    <w:p>
+      <w:pPr>
+        <w:spacing w:line="240" w:lineRule="auto"/>
+        <w:ind w:firstLine="720"/>
+        <w:rPr>
+          <w:rFonts w:ascii="Times New Roman" w:hAnsi="Times New Roman" w:cs="Times New Roman"/>
+          <w:sz w:val="22"/>
+          <w:szCs w:val="22"/>
+        </w:rPr>
+      </w:pPr>
+      <w:r>
+        <w:rPr>
+          <w:rFonts w:ascii="Times New Roman" w:hAnsi="Times New Roman" w:cs="Times New Roman"/>
+          <w:sz w:val="22"/>
+          <w:szCs w:val="22"/>
+        </w:rPr>
+        <w:t>We will now head back over to our VMs and create our accounts. We are going to start</w:t>
+      </w:r>
+      <w:r>
+        <w:rPr>
+          <w:rFonts w:ascii="Times New Roman" w:hAnsi="Times New Roman" w:cs="Times New Roman"/>
+          <w:sz w:val="22"/>
+          <w:szCs w:val="22"/>
+        </w:rPr>
+        <w:t xml:space="preserve"> </w:t>
+      </w:r>
+      <w:r>
+        <w:rPr>
+          <w:rFonts w:ascii="Times New Roman" w:hAnsi="Times New Roman" w:cs="Times New Roman"/>
+          <w:sz w:val="22"/>
+          <w:szCs w:val="22"/>
+        </w:rPr>
+        <w:t xml:space="preserve">with our Windows </w:t>
+      </w:r>
+      <w:r>
+        <w:rPr>
+          <w:rFonts w:ascii="Times New Roman" w:hAnsi="Times New Roman" w:cs="Times New Roman"/>
+          <w:sz w:val="22"/>
+          <w:szCs w:val="22"/>
+        </w:rPr>
+        <w:t xml:space="preserve">11 </w:t>
+      </w:r>
+      <w:r>
+        <w:rPr>
+          <w:rFonts w:ascii="Times New Roman" w:hAnsi="Times New Roman" w:cs="Times New Roman"/>
+          <w:sz w:val="22"/>
+          <w:szCs w:val="22"/>
+        </w:rPr>
+        <w:t>host.</w:t>
+      </w:r>
+    </w:p>
+    <w:p>
+      <w:pPr>
+        <w:spacing w:line="240" w:lineRule="auto"/>
+        <w:rPr>
+          <w:rFonts w:ascii="Times New Roman" w:hAnsi="Times New Roman" w:cs="Times New Roman"/>
+          <w:sz w:val="22"/>
+          <w:szCs w:val="22"/>
+        </w:rPr>
+      </w:pPr>
+    </w:p>
+    <w:p>
+      <w:pPr>
+        <w:pStyle w:val="ListParagraph"/>
+        <w:numPr>
+          <w:ilvl w:val="0"/>
+          <w:numId w:val="6"/>
+        </w:numPr>
+        <w:spacing w:line="240" w:lineRule="auto"/>
+        <w:rPr>
+          <w:rFonts w:ascii="Times New Roman" w:hAnsi="Times New Roman" w:cs="Times New Roman"/>
+          <w:sz w:val="22"/>
+          <w:szCs w:val="22"/>
+        </w:rPr>
+      </w:pPr>
+      <w:r>
+        <w:rPr>
+          <w:rFonts w:ascii="Times New Roman" w:hAnsi="Times New Roman" w:cs="Times New Roman"/>
+          <w:sz w:val="22"/>
+          <w:szCs w:val="22"/>
+        </w:rPr>
+        <w:t>If you have not already, go through the initial prompts. Choose your region, keyboard</w:t>
+      </w:r>
+    </w:p>
+    <w:p>
+      <w:pPr>
+        <w:spacing w:line="240" w:lineRule="auto"/>
+        <w:rPr>
+          <w:rFonts w:ascii="Times New Roman" w:hAnsi="Times New Roman" w:cs="Times New Roman"/>
+          <w:sz w:val="22"/>
+          <w:szCs w:val="22"/>
+        </w:rPr>
+      </w:pPr>
+      <w:r>
+        <w:rPr>
+          <w:rFonts w:ascii="Times New Roman" w:hAnsi="Times New Roman" w:cs="Times New Roman"/>
+          <w:sz w:val="22"/>
+          <w:szCs w:val="22"/>
+        </w:rPr>
+        <w:t xml:space="preserve">layout, and make your way to the Account screen. </w:t>
+      </w:r>
+      <w:r>
+        <w:rPr>
+          <w:rFonts w:ascii="Times New Roman" w:hAnsi="Times New Roman" w:cs="Times New Roman"/>
+          <w:sz w:val="22"/>
+          <w:szCs w:val="22"/>
+        </w:rPr>
+        <w:t>When it asks if you would like to use a personal account or a school/</w:t>
+      </w:r>
+      <w:r>
+        <w:rPr>
+          <w:rFonts w:ascii="Times New Roman" w:hAnsi="Times New Roman" w:cs="Times New Roman"/>
+          <w:sz w:val="22"/>
+          <w:szCs w:val="22"/>
+        </w:rPr>
+        <w:t xml:space="preserve">work </w:t>
+      </w:r>
+      <w:r>
+        <w:rPr>
+          <w:rFonts w:ascii="Times New Roman" w:hAnsi="Times New Roman" w:cs="Times New Roman"/>
+          <w:sz w:val="22"/>
+          <w:szCs w:val="22"/>
+        </w:rPr>
+        <w:t>account, select the 2</w:t>
+      </w:r>
+      <w:r>
+        <w:rPr>
+          <w:rFonts w:ascii="Times New Roman" w:hAnsi="Times New Roman" w:cs="Times New Roman"/>
+          <w:sz w:val="22"/>
+          <w:szCs w:val="22"/>
+          <w:vertAlign w:val="superscript"/>
+        </w:rPr>
+        <w:t>nd</w:t>
+      </w:r>
+      <w:r>
+        <w:rPr>
+          <w:rFonts w:ascii="Times New Roman" w:hAnsi="Times New Roman" w:cs="Times New Roman"/>
+          <w:sz w:val="22"/>
+          <w:szCs w:val="22"/>
+        </w:rPr>
+        <w:t xml:space="preserve"> option</w:t>
+      </w:r>
+      <w:r>
+        <w:rPr>
+          <w:rFonts w:ascii="Times New Roman" w:hAnsi="Times New Roman" w:cs="Times New Roman"/>
+          <w:sz w:val="22"/>
+          <w:szCs w:val="22"/>
+        </w:rPr>
+        <w:t xml:space="preserve"> and click next.</w:t>
+      </w:r>
+    </w:p>
+    <w:p>
+      <w:pPr>
+        <w:spacing w:line="240" w:lineRule="auto"/>
+        <w:rPr>
+          <w:rFonts w:ascii="Times New Roman" w:hAnsi="Times New Roman" w:cs="Times New Roman"/>
+          <w:sz w:val="22"/>
+          <w:szCs w:val="22"/>
+        </w:rPr>
+      </w:pPr>
+    </w:p>
+    <w:p>
+      <w:pPr>
+        <w:spacing w:line="240" w:lineRule="auto"/>
+        <w:rPr>
+          <w:rFonts w:ascii="Times New Roman" w:hAnsi="Times New Roman" w:cs="Times New Roman"/>
+          <w:sz w:val="22"/>
+          <w:szCs w:val="22"/>
+        </w:rPr>
+      </w:pPr>
+      <w:r>
+        <w:rPr>
+          <w:rFonts w:ascii="Times New Roman" w:hAnsi="Times New Roman" w:cs="Times New Roman"/>
+          <w:sz w:val="22"/>
+          <w:szCs w:val="22"/>
+        </w:rPr>
+        <w:lastRenderedPageBreak/>
+        <w:drawing>
+          <wp:inline distT="0" distB="0" distL="0" distR="0" wp14:anchorId="1B4E5CA5" wp14:editId="03C98133">
+            <wp:extent cx="5943600" cy="5146040"/>
+            <wp:effectExtent l="0" t="0" r="0" b="0"/>
+            <wp:docPr id="481491483" name="Picture 1"/>
+            <wp:cNvGraphicFramePr>
+              <a:graphicFrameLocks xmlns:a="http://schemas.openxmlformats.org/drawingml/2006/main" noChangeAspect="1"/>
+            </wp:cNvGraphicFramePr>
+            <a:graphic xmlns:a="http://schemas.openxmlformats.org/drawingml/2006/main">
+              <a:graphicData uri="http://schemas.openxmlformats.org/drawingml/2006/picture">
+                <pic:pic xmlns:pic="http://schemas.openxmlformats.org/drawingml/2006/picture">
+                  <pic:nvPicPr>
+                    <pic:cNvPr id="481491483" name=""/>
+                    <pic:cNvPicPr/>
+                  </pic:nvPicPr>
+                  <pic:blipFill>
+                    <a:blip r:embed="rId33"/>
+                    <a:stretch>
+                      <a:fillRect/>
+                    </a:stretch>
+                  </pic:blipFill>
+                  <pic:spPr>
+                    <a:xfrm>
+                      <a:off x="0" y="0"/>
+                      <a:ext cx="5943600" cy="5146040"/>
+                    </a:xfrm>
+                    <a:prstGeom prst="rect">
+                      <a:avLst/>
+                    </a:prstGeom>
+                  </pic:spPr>
+                </pic:pic>
+              </a:graphicData>
+            </a:graphic>
+          </wp:inline>
+        </w:drawing>
+      </w:r>
+    </w:p>
+    <w:p>
+      <w:pPr>
+        <w:pStyle w:val="ListParagraph"/>
+        <w:numPr>
+          <w:ilvl w:val="0"/>
+          <w:numId w:val="6"/>
+        </w:numPr>
+        <w:spacing w:line="240" w:lineRule="auto"/>
+        <w:rPr>
+          <w:rFonts w:ascii="Times New Roman" w:hAnsi="Times New Roman" w:cs="Times New Roman"/>
+          <w:sz w:val="22"/>
+          <w:szCs w:val="22"/>
+        </w:rPr>
+      </w:pPr>
+      <w:r>
+        <w:rPr>
+          <w:rFonts w:ascii="Times New Roman" w:hAnsi="Times New Roman" w:cs="Times New Roman"/>
+          <w:sz w:val="22"/>
+          <w:szCs w:val="22"/>
+        </w:rPr>
+        <w:t>You will reach a screen that asks you to sign in. On this screen you are going to want to click the “sign-in options”. This will allow you to join a Domaine instead.</w:t>
+      </w:r>
+    </w:p>
+    <w:p>
+      <w:pPr>
+        <w:pStyle w:val="ListParagraph"/>
+        <w:numPr>
+          <w:ilvl w:val="0"/>
+          <w:numId w:val="6"/>
+        </w:numPr>
+        <w:spacing w:line="240" w:lineRule="auto"/>
+        <w:rPr>
+          <w:rFonts w:ascii="Times New Roman" w:hAnsi="Times New Roman" w:cs="Times New Roman"/>
+          <w:sz w:val="22"/>
+          <w:szCs w:val="22"/>
+        </w:rPr>
+      </w:pPr>
+      <w:r>
+        <w:rPr>
+          <w:rFonts w:ascii="Times New Roman" w:hAnsi="Times New Roman" w:cs="Times New Roman"/>
+          <w:sz w:val="22"/>
+          <w:szCs w:val="22"/>
+        </w:rPr>
+        <w:t>Enter the name you want to use for the device (I chose Soleil). Then select the “next” option.</w:t>
+      </w:r>
+    </w:p>
+    <w:p>
+      <w:pPr>
+        <w:spacing w:line="240" w:lineRule="auto"/>
+        <w:ind w:left="360"/>
+        <w:rPr>
+          <w:rFonts w:ascii="Times New Roman" w:hAnsi="Times New Roman" w:cs="Times New Roman"/>
+          <w:sz w:val="22"/>
+          <w:szCs w:val="22"/>
+        </w:rPr>
+      </w:pPr>
+      <w:r>
+        <w:rPr>
+          <w:rFonts w:ascii="Times New Roman" w:hAnsi="Times New Roman" w:cs="Times New Roman"/>
+          <w:sz w:val="22"/>
+          <w:szCs w:val="22"/>
+        </w:rPr>
+        <w:lastRenderedPageBreak/>
+        <w:drawing>
+          <wp:inline distT="0" distB="0" distL="0" distR="0" wp14:anchorId="62E8806E" wp14:editId="41079F37">
+            <wp:extent cx="6104059" cy="5323438"/>
+            <wp:effectExtent l="0" t="0" r="0" b="0"/>
+            <wp:docPr id="530072280" name="Picture 1"/>
+            <wp:cNvGraphicFramePr>
+              <a:graphicFrameLocks xmlns:a="http://schemas.openxmlformats.org/drawingml/2006/main" noChangeAspect="1"/>
+            </wp:cNvGraphicFramePr>
+            <a:graphic xmlns:a="http://schemas.openxmlformats.org/drawingml/2006/main">
+              <a:graphicData uri="http://schemas.openxmlformats.org/drawingml/2006/picture">
+                <pic:pic xmlns:pic="http://schemas.openxmlformats.org/drawingml/2006/picture">
+                  <pic:nvPicPr>
+                    <pic:cNvPr id="530072280" name=""/>
+                    <pic:cNvPicPr/>
+                  </pic:nvPicPr>
+                  <pic:blipFill>
+                    <a:blip r:embed="rId34"/>
+                    <a:stretch>
+                      <a:fillRect/>
+                    </a:stretch>
+                  </pic:blipFill>
+                  <pic:spPr>
+                    <a:xfrm>
+                      <a:off x="0" y="0"/>
+                      <a:ext cx="6205323" cy="5411752"/>
+                    </a:xfrm>
+                    <a:prstGeom prst="rect">
+                      <a:avLst/>
+                    </a:prstGeom>
+                  </pic:spPr>
+                </pic:pic>
+              </a:graphicData>
+            </a:graphic>
+          </wp:inline>
+        </w:drawing>
+      </w:r>
+    </w:p>
+    <w:p>
+      <w:pPr>
+        <w:pStyle w:val="ListParagraph"/>
+        <w:numPr>
+          <w:ilvl w:val="0"/>
+          <w:numId w:val="6"/>
+        </w:numPr>
+        <w:spacing w:line="240" w:lineRule="auto"/>
+        <w:rPr>
+          <w:rFonts w:ascii="Times New Roman" w:hAnsi="Times New Roman" w:cs="Times New Roman"/>
+          <w:sz w:val="22"/>
+          <w:szCs w:val="22"/>
+        </w:rPr>
+      </w:pPr>
+      <w:r>
+        <w:rPr>
+          <w:rFonts w:ascii="Times New Roman" w:hAnsi="Times New Roman" w:cs="Times New Roman"/>
+          <w:sz w:val="22"/>
+          <w:szCs w:val="22"/>
+        </w:rPr>
+        <w:t xml:space="preserve">Enter any password you would like </w:t>
+      </w:r>
+      <w:r>
+        <w:rPr>
+          <w:rFonts w:ascii="Times New Roman" w:hAnsi="Times New Roman" w:cs="Times New Roman"/>
+          <w:sz w:val="22"/>
+          <w:szCs w:val="22"/>
+        </w:rPr>
+        <w:t>on</w:t>
+      </w:r>
+      <w:r>
+        <w:rPr>
+          <w:rFonts w:ascii="Times New Roman" w:hAnsi="Times New Roman" w:cs="Times New Roman"/>
+          <w:sz w:val="22"/>
+          <w:szCs w:val="22"/>
+        </w:rPr>
+        <w:t xml:space="preserve"> the next screen and confirm your choice. Keep going through these windows steps until you see that the “Step 1 of 3: </w:t>
+      </w:r>
+      <w:r>
+        <w:rPr>
+          <w:rFonts w:ascii="Times New Roman" w:hAnsi="Times New Roman" w:cs="Times New Roman"/>
+          <w:sz w:val="22"/>
+          <w:szCs w:val="22"/>
+        </w:rPr>
+        <w:t>D</w:t>
+      </w:r>
+      <w:r>
+        <w:rPr>
+          <w:rFonts w:ascii="Times New Roman" w:hAnsi="Times New Roman" w:cs="Times New Roman"/>
+          <w:sz w:val="22"/>
+          <w:szCs w:val="22"/>
+        </w:rPr>
+        <w:t>ownloading</w:t>
+      </w:r>
+      <w:r>
+        <w:rPr>
+          <w:rFonts w:ascii="Times New Roman" w:hAnsi="Times New Roman" w:cs="Times New Roman"/>
+          <w:sz w:val="22"/>
+          <w:szCs w:val="22"/>
+        </w:rPr>
+        <w:t>”</w:t>
+      </w:r>
+      <w:r>
+        <w:rPr>
+          <w:rFonts w:ascii="Times New Roman" w:hAnsi="Times New Roman" w:cs="Times New Roman"/>
+          <w:sz w:val="22"/>
+          <w:szCs w:val="22"/>
+        </w:rPr>
+        <w:t xml:space="preserve"> screen</w:t>
+      </w:r>
+      <w:r>
+        <w:rPr>
+          <w:rFonts w:ascii="Times New Roman" w:hAnsi="Times New Roman" w:cs="Times New Roman"/>
+          <w:sz w:val="22"/>
+          <w:szCs w:val="22"/>
+        </w:rPr>
+        <w:t>.</w:t>
+      </w:r>
+    </w:p>
+    <w:p>
+      <w:pPr>
+        <w:pStyle w:val="ListParagraph"/>
+        <w:numPr>
+          <w:ilvl w:val="0"/>
+          <w:numId w:val="6"/>
+        </w:numPr>
+        <w:spacing w:line="240" w:lineRule="auto"/>
+        <w:rPr>
+          <w:rFonts w:ascii="Times New Roman" w:hAnsi="Times New Roman" w:cs="Times New Roman"/>
+          <w:sz w:val="22"/>
+          <w:szCs w:val="22"/>
+        </w:rPr>
+      </w:pPr>
+      <w:r>
+        <w:rPr>
+          <w:rFonts w:ascii="Times New Roman" w:hAnsi="Times New Roman" w:cs="Times New Roman"/>
+          <w:sz w:val="22"/>
+          <w:szCs w:val="22"/>
+        </w:rPr>
+        <w:t>Now you can repeat the process for any other VMs you may have</w:t>
+      </w:r>
+    </w:p>
+    <w:p>
+      <w:pPr>
+        <w:spacing w:line="240" w:lineRule="auto"/>
+        <w:rPr>
+          <w:rFonts w:ascii="Times New Roman" w:hAnsi="Times New Roman" w:cs="Times New Roman"/>
+          <w:sz w:val="22"/>
+          <w:szCs w:val="22"/>
+        </w:rPr>
+      </w:pPr>
+      <w:r>
+        <w:rPr>
+          <w:rFonts w:ascii="Times New Roman" w:hAnsi="Times New Roman" w:cs="Times New Roman"/>
+          <w:sz w:val="22"/>
+          <w:szCs w:val="22"/>
+        </w:rPr>
+        <w:t>Configuring Our Hosts</w:t>
+      </w:r>
+    </w:p>
+    <w:p>
+      <w:pPr>
+        <w:spacing w:line="240" w:lineRule="auto"/>
+        <w:rPr>
+          <w:rFonts w:ascii="Times New Roman" w:hAnsi="Times New Roman" w:cs="Times New Roman"/>
+          <w:sz w:val="22"/>
+          <w:szCs w:val="22"/>
+        </w:rPr>
+      </w:pPr>
+      <w:r>
+        <w:rPr>
+          <w:rFonts w:ascii="Times New Roman" w:hAnsi="Times New Roman" w:cs="Times New Roman"/>
+          <w:sz w:val="22"/>
+          <w:szCs w:val="22"/>
+        </w:rPr>
+        <w:tab/>
+        <w:t xml:space="preserve">After finishing all the instillation </w:t>
+      </w:r>
+      <w:r>
+        <w:rPr>
+          <w:rFonts w:ascii="Times New Roman" w:hAnsi="Times New Roman" w:cs="Times New Roman"/>
+          <w:sz w:val="22"/>
+          <w:szCs w:val="22"/>
+        </w:rPr>
+        <w:t>steps,</w:t>
+      </w:r>
+      <w:r>
+        <w:rPr>
+          <w:rFonts w:ascii="Times New Roman" w:hAnsi="Times New Roman" w:cs="Times New Roman"/>
+          <w:sz w:val="22"/>
+          <w:szCs w:val="22"/>
+        </w:rPr>
+        <w:t xml:space="preserve"> we can now configure our host to use our Active Directory Servers IP address as their DNS server.</w:t>
+      </w:r>
+    </w:p>
+    <w:p>
+      <w:pPr>
+        <w:spacing w:line="240" w:lineRule="auto"/>
+        <w:rPr>
+          <w:rFonts w:ascii="Times New Roman" w:hAnsi="Times New Roman" w:cs="Times New Roman"/>
+          <w:sz w:val="22"/>
+          <w:szCs w:val="22"/>
+        </w:rPr>
+      </w:pPr>
+    </w:p>
+    <w:p>
+      <w:pPr>
+        <w:pStyle w:val="ListParagraph"/>
+        <w:numPr>
+          <w:ilvl w:val="0"/>
+          <w:numId w:val="8"/>
+        </w:numPr>
+        <w:spacing w:line="240" w:lineRule="auto"/>
+        <w:rPr>
+          <w:rFonts w:ascii="Times New Roman" w:hAnsi="Times New Roman" w:cs="Times New Roman"/>
+          <w:sz w:val="22"/>
+          <w:szCs w:val="22"/>
+        </w:rPr>
+      </w:pPr>
+      <w:r>
+        <w:rPr>
+          <w:rFonts w:ascii="Times New Roman" w:hAnsi="Times New Roman" w:cs="Times New Roman"/>
+          <w:sz w:val="22"/>
+          <w:szCs w:val="22"/>
+        </w:rPr>
+        <w:t>On each host search control panel in the search bar &gt; click Network and Internet &gt; Network and sharing center &gt; Change adapter settings &gt; right click on the adapter and select properties.</w:t>
+      </w:r>
+    </w:p>
+    <w:p>
+      <w:pPr>
+        <w:spacing w:line="240" w:lineRule="auto"/>
+        <w:rPr>
+          <w:rFonts w:ascii="Times New Roman" w:hAnsi="Times New Roman" w:cs="Times New Roman"/>
+          <w:sz w:val="22"/>
+          <w:szCs w:val="22"/>
+        </w:rPr>
+      </w:pPr>
+      <w:r>
+        <w:rPr>
+          <w:rFonts w:ascii="Times New Roman" w:hAnsi="Times New Roman" w:cs="Times New Roman"/>
+          <w:sz w:val="22"/>
+          <w:szCs w:val="22"/>
+        </w:rPr>
+        <w:lastRenderedPageBreak/>
+        <w:drawing>
+          <wp:inline distT="0" distB="0" distL="0" distR="0" wp14:anchorId="1EDD1E75" wp14:editId="7ED633C9">
+            <wp:extent cx="4885233" cy="3974471"/>
+            <wp:effectExtent l="0" t="0" r="0" b="6985"/>
+            <wp:docPr id="1078720845" name="Picture 1"/>
+            <wp:cNvGraphicFramePr>
+              <a:graphicFrameLocks xmlns:a="http://schemas.openxmlformats.org/drawingml/2006/main" noChangeAspect="1"/>
+            </wp:cNvGraphicFramePr>
+            <a:graphic xmlns:a="http://schemas.openxmlformats.org/drawingml/2006/main">
+              <a:graphicData uri="http://schemas.openxmlformats.org/drawingml/2006/picture">
+                <pic:pic xmlns:pic="http://schemas.openxmlformats.org/drawingml/2006/picture">
+                  <pic:nvPicPr>
+                    <pic:cNvPr id="1078720845" name=""/>
+                    <pic:cNvPicPr/>
+                  </pic:nvPicPr>
+                  <pic:blipFill>
+                    <a:blip r:embed="rId35"/>
+                    <a:stretch>
+                      <a:fillRect/>
+                    </a:stretch>
+                  </pic:blipFill>
+                  <pic:spPr>
+                    <a:xfrm>
+                      <a:off x="0" y="0"/>
+                      <a:ext cx="4893020" cy="3980806"/>
+                    </a:xfrm>
+                    <a:prstGeom prst="rect">
+                      <a:avLst/>
+                    </a:prstGeom>
+                  </pic:spPr>
+                </pic:pic>
+              </a:graphicData>
+            </a:graphic>
+          </wp:inline>
+        </w:drawing>
+      </w:r>
+    </w:p>
+    <w:p>
+      <w:pPr>
+        <w:pStyle w:val="ListParagraph"/>
+        <w:numPr>
+          <w:ilvl w:val="0"/>
+          <w:numId w:val="8"/>
+        </w:numPr>
+        <w:spacing w:line="240" w:lineRule="auto"/>
+        <w:rPr>
+          <w:rFonts w:ascii="Times New Roman" w:hAnsi="Times New Roman" w:cs="Times New Roman"/>
+          <w:sz w:val="22"/>
+          <w:szCs w:val="22"/>
+        </w:rPr>
+      </w:pPr>
+      <w:r>
+        <w:rPr>
+          <w:rFonts w:ascii="Times New Roman" w:hAnsi="Times New Roman" w:cs="Times New Roman"/>
+          <w:sz w:val="22"/>
+          <w:szCs w:val="22"/>
+        </w:rPr>
+        <w:t>Once you’re on the properties page click “Internet Protocol Version 4 (TCP/IPv4</w:t>
+      </w:r>
+      <w:r>
+        <w:rPr>
+          <w:rFonts w:ascii="Times New Roman" w:hAnsi="Times New Roman" w:cs="Times New Roman"/>
+          <w:sz w:val="22"/>
+          <w:szCs w:val="22"/>
+        </w:rPr>
+        <w:t>) and</w:t>
+      </w:r>
+      <w:r>
+        <w:rPr>
+          <w:rFonts w:ascii="Times New Roman" w:hAnsi="Times New Roman" w:cs="Times New Roman"/>
+          <w:sz w:val="22"/>
+          <w:szCs w:val="22"/>
+        </w:rPr>
+        <w:t xml:space="preserve"> click “Properties”.</w:t>
+      </w:r>
+    </w:p>
+    <w:p>
+      <w:pPr>
+        <w:spacing w:line="240" w:lineRule="auto"/>
+        <w:rPr>
+          <w:rFonts w:ascii="Times New Roman" w:hAnsi="Times New Roman" w:cs="Times New Roman"/>
+          <w:sz w:val="22"/>
+          <w:szCs w:val="22"/>
+        </w:rPr>
+      </w:pPr>
+      <w:r>
+        <w:rPr>
+          <w:rFonts w:ascii="Times New Roman" w:hAnsi="Times New Roman" w:cs="Times New Roman"/>
+          <w:sz w:val="22"/>
+          <w:szCs w:val="22"/>
+        </w:rPr>
+        <w:lastRenderedPageBreak/>
+        <w:drawing>
+          <wp:inline distT="0" distB="0" distL="0" distR="0" wp14:anchorId="789FFA37" wp14:editId="3F42075B">
+            <wp:extent cx="3010277" cy="4062587"/>
+            <wp:effectExtent l="0" t="0" r="0" b="0"/>
+            <wp:docPr id="1321694365" name="Picture 1"/>
+            <wp:cNvGraphicFramePr>
+              <a:graphicFrameLocks xmlns:a="http://schemas.openxmlformats.org/drawingml/2006/main" noChangeAspect="1"/>
+            </wp:cNvGraphicFramePr>
+            <a:graphic xmlns:a="http://schemas.openxmlformats.org/drawingml/2006/main">
+              <a:graphicData uri="http://schemas.openxmlformats.org/drawingml/2006/picture">
+                <pic:pic xmlns:pic="http://schemas.openxmlformats.org/drawingml/2006/picture">
+                  <pic:nvPicPr>
+                    <pic:cNvPr id="1321694365" name=""/>
+                    <pic:cNvPicPr/>
+                  </pic:nvPicPr>
+                  <pic:blipFill>
+                    <a:blip r:embed="rId36"/>
+                    <a:stretch>
+                      <a:fillRect/>
+                    </a:stretch>
+                  </pic:blipFill>
+                  <pic:spPr>
+                    <a:xfrm>
+                      <a:off x="0" y="0"/>
+                      <a:ext cx="3065639" cy="4137302"/>
+                    </a:xfrm>
+                    <a:prstGeom prst="rect">
+                      <a:avLst/>
+                    </a:prstGeom>
+                  </pic:spPr>
+                </pic:pic>
+              </a:graphicData>
+            </a:graphic>
+          </wp:inline>
+        </w:drawing>
+      </w:r>
+    </w:p>
+    <w:p>
+      <w:pPr>
+        <w:pStyle w:val="ListParagraph"/>
+        <w:numPr>
+          <w:ilvl w:val="0"/>
+          <w:numId w:val="8"/>
+        </w:numPr>
+        <w:spacing w:line="240" w:lineRule="auto"/>
+        <w:rPr>
+          <w:rFonts w:ascii="Times New Roman" w:hAnsi="Times New Roman" w:cs="Times New Roman"/>
+          <w:sz w:val="22"/>
+          <w:szCs w:val="22"/>
+        </w:rPr>
+      </w:pPr>
+      <w:r>
+        <w:rPr>
+          <w:rFonts w:ascii="Times New Roman" w:hAnsi="Times New Roman" w:cs="Times New Roman"/>
+          <w:sz w:val="22"/>
+          <w:szCs w:val="22"/>
+        </w:rPr>
+        <w:t>Now click “Use the following DNS server addresses.” And now we are going to head back</w:t>
+      </w:r>
+      <w:r>
+        <w:rPr>
+          <w:rFonts w:ascii="Times New Roman" w:hAnsi="Times New Roman" w:cs="Times New Roman"/>
+          <w:sz w:val="22"/>
+          <w:szCs w:val="22"/>
+        </w:rPr>
+        <w:t xml:space="preserve"> </w:t>
+      </w:r>
+      <w:r>
+        <w:rPr>
+          <w:rFonts w:ascii="Times New Roman" w:hAnsi="Times New Roman" w:cs="Times New Roman"/>
+          <w:sz w:val="22"/>
+          <w:szCs w:val="22"/>
+        </w:rPr>
+        <w:t>over to our Windows Server 2022 VM.</w:t>
+      </w:r>
+    </w:p>
+    <w:p>
+      <w:pPr>
+        <w:pStyle w:val="ListParagraph"/>
+        <w:numPr>
+          <w:ilvl w:val="0"/>
+          <w:numId w:val="8"/>
+        </w:numPr>
+        <w:spacing w:line="240" w:lineRule="auto"/>
+        <w:rPr>
+          <w:rFonts w:ascii="Times New Roman" w:hAnsi="Times New Roman" w:cs="Times New Roman"/>
+          <w:sz w:val="22"/>
+          <w:szCs w:val="22"/>
+        </w:rPr>
+      </w:pPr>
+      <w:r>
+        <w:rPr>
+          <w:rFonts w:ascii="Times New Roman" w:hAnsi="Times New Roman" w:cs="Times New Roman"/>
+          <w:sz w:val="22"/>
+          <w:szCs w:val="22"/>
+        </w:rPr>
+        <w:t>Once you navigate back to you server VM, click the search bar and type “cmd.”</w:t>
+      </w:r>
+    </w:p>
+    <w:p>
+      <w:pPr>
+        <w:pStyle w:val="ListParagraph"/>
+        <w:numPr>
+          <w:ilvl w:val="0"/>
+          <w:numId w:val="8"/>
+        </w:numPr>
+        <w:spacing w:line="240" w:lineRule="auto"/>
+        <w:rPr>
+          <w:rFonts w:ascii="Times New Roman" w:hAnsi="Times New Roman" w:cs="Times New Roman"/>
+          <w:sz w:val="22"/>
+          <w:szCs w:val="22"/>
+        </w:rPr>
+      </w:pPr>
+      <w:r>
+        <w:rPr>
+          <w:rFonts w:ascii="Times New Roman" w:hAnsi="Times New Roman" w:cs="Times New Roman"/>
+          <w:sz w:val="22"/>
+          <w:szCs w:val="22"/>
+        </w:rPr>
+        <w:t>In the command prompt type “ipconfig”</w:t>
+      </w:r>
+    </w:p>
+    <w:p>
+      <w:pPr>
+        <w:pStyle w:val="ListParagraph"/>
+        <w:numPr>
+          <w:ilvl w:val="0"/>
+          <w:numId w:val="8"/>
+        </w:numPr>
+        <w:spacing w:line="240" w:lineRule="auto"/>
+        <w:rPr>
+          <w:rFonts w:ascii="Times New Roman" w:hAnsi="Times New Roman" w:cs="Times New Roman"/>
+          <w:sz w:val="22"/>
+          <w:szCs w:val="22"/>
+        </w:rPr>
+      </w:pPr>
+      <w:r>
+        <w:rPr>
+          <w:rFonts w:ascii="Times New Roman" w:hAnsi="Times New Roman" w:cs="Times New Roman"/>
+          <w:sz w:val="22"/>
+          <w:szCs w:val="22"/>
+        </w:rPr>
+        <w:t>Take note of the IPv4 address that is displayed on your server.</w:t>
+      </w:r>
+    </w:p>
+    <w:p>
+      <w:pPr>
+        <w:spacing w:line="240" w:lineRule="auto"/>
+        <w:rPr>
+          <w:rFonts w:ascii="Times New Roman" w:hAnsi="Times New Roman" w:cs="Times New Roman"/>
+          <w:sz w:val="22"/>
+          <w:szCs w:val="22"/>
+        </w:rPr>
+      </w:pPr>
+      <w:r>
+        <w:rPr>
+          <w:rFonts w:ascii="Times New Roman" w:hAnsi="Times New Roman" w:cs="Times New Roman"/>
+          <w:sz w:val="22"/>
+          <w:szCs w:val="22"/>
+        </w:rPr>
+        <w:lastRenderedPageBreak/>
+        <w:drawing>
+          <wp:inline distT="0" distB="0" distL="0" distR="0" wp14:anchorId="0087BACE" wp14:editId="503FBBBF">
+            <wp:extent cx="4834550" cy="3320655"/>
+            <wp:effectExtent l="0" t="0" r="4445" b="0"/>
+            <wp:docPr id="365655639" name="Picture 1"/>
+            <wp:cNvGraphicFramePr>
+              <a:graphicFrameLocks xmlns:a="http://schemas.openxmlformats.org/drawingml/2006/main" noChangeAspect="1"/>
+            </wp:cNvGraphicFramePr>
+            <a:graphic xmlns:a="http://schemas.openxmlformats.org/drawingml/2006/main">
+              <a:graphicData uri="http://schemas.openxmlformats.org/drawingml/2006/picture">
+                <pic:pic xmlns:pic="http://schemas.openxmlformats.org/drawingml/2006/picture">
+                  <pic:nvPicPr>
+                    <pic:cNvPr id="365655639" name=""/>
+                    <pic:cNvPicPr/>
+                  </pic:nvPicPr>
+                  <pic:blipFill>
+                    <a:blip r:embed="rId37"/>
+                    <a:stretch>
+                      <a:fillRect/>
+                    </a:stretch>
+                  </pic:blipFill>
+                  <pic:spPr>
+                    <a:xfrm>
+                      <a:off x="0" y="0"/>
+                      <a:ext cx="4867233" cy="3343104"/>
+                    </a:xfrm>
+                    <a:prstGeom prst="rect">
+                      <a:avLst/>
+                    </a:prstGeom>
+                  </pic:spPr>
+                </pic:pic>
+              </a:graphicData>
+            </a:graphic>
+          </wp:inline>
+        </w:drawing>
+      </w:r>
+    </w:p>
+    <w:p>
+      <w:pPr>
+        <w:pStyle w:val="ListParagraph"/>
+        <w:numPr>
+          <w:ilvl w:val="0"/>
+          <w:numId w:val="8"/>
+        </w:numPr>
+        <w:spacing w:line="240" w:lineRule="auto"/>
+        <w:rPr>
+          <w:rFonts w:ascii="Times New Roman" w:hAnsi="Times New Roman" w:cs="Times New Roman"/>
+          <w:sz w:val="22"/>
+          <w:szCs w:val="22"/>
+        </w:rPr>
+      </w:pPr>
+      <w:r>
+        <w:rPr>
+          <w:rFonts w:ascii="Times New Roman" w:hAnsi="Times New Roman" w:cs="Times New Roman"/>
+          <w:sz w:val="22"/>
+          <w:szCs w:val="22"/>
+        </w:rPr>
+        <w:t>Now head back over to your windows 10 host and enter the IPv4 address from our</w:t>
+      </w:r>
+      <w:r>
+        <w:rPr>
+          <w:rFonts w:ascii="Times New Roman" w:hAnsi="Times New Roman" w:cs="Times New Roman"/>
+          <w:sz w:val="22"/>
+          <w:szCs w:val="22"/>
+        </w:rPr>
+        <w:t xml:space="preserve"> </w:t>
+      </w:r>
+      <w:r>
+        <w:rPr>
+          <w:rFonts w:ascii="Times New Roman" w:hAnsi="Times New Roman" w:cs="Times New Roman"/>
+          <w:sz w:val="22"/>
+          <w:szCs w:val="22"/>
+        </w:rPr>
+        <w:t>server and enter it in the “Preferred DNS server” field.</w:t>
+      </w:r>
+    </w:p>
+    <w:p>
+      <w:pPr>
+        <w:pStyle w:val="ListParagraph"/>
+        <w:numPr>
+          <w:ilvl w:val="0"/>
+          <w:numId w:val="8"/>
+        </w:numPr>
+        <w:spacing w:line="240" w:lineRule="auto"/>
+        <w:rPr>
+          <w:rFonts w:ascii="Times New Roman" w:hAnsi="Times New Roman" w:cs="Times New Roman"/>
+          <w:sz w:val="22"/>
+          <w:szCs w:val="22"/>
+        </w:rPr>
+      </w:pPr>
+      <w:r>
+        <w:rPr>
+          <w:rFonts w:ascii="Times New Roman" w:hAnsi="Times New Roman" w:cs="Times New Roman"/>
+          <w:sz w:val="22"/>
+          <w:szCs w:val="22"/>
+        </w:rPr>
+        <w:t>Repeat this process for the other host machines.</w:t>
+      </w:r>
+    </w:p>
+    <w:p>
+      <w:pPr>
+        <w:spacing w:line="240" w:lineRule="auto"/>
+        <w:rPr>
+          <w:rFonts w:ascii="Times New Roman" w:hAnsi="Times New Roman" w:cs="Times New Roman"/>
+          <w:sz w:val="22"/>
+          <w:szCs w:val="22"/>
+        </w:rPr>
+      </w:pPr>
+    </w:p>
+    <w:p>
+      <w:pPr>
+        <w:spacing w:line="240" w:lineRule="auto"/>
+        <w:rPr>
+          <w:rFonts w:ascii="Times New Roman" w:hAnsi="Times New Roman" w:cs="Times New Roman"/>
+          <w:sz w:val="22"/>
+          <w:szCs w:val="22"/>
+        </w:rPr>
+      </w:pPr>
+      <w:r>
+        <w:rPr>
+          <w:rFonts w:ascii="Times New Roman" w:hAnsi="Times New Roman" w:cs="Times New Roman"/>
+          <w:sz w:val="22"/>
+          <w:szCs w:val="22"/>
+        </w:rPr>
+        <w:t>Active Directory Setup</w:t>
+      </w:r>
+    </w:p>
+    <w:p>
+      <w:pPr>
+        <w:spacing w:line="240" w:lineRule="auto"/>
+        <w:rPr>
+          <w:rFonts w:ascii="Times New Roman" w:hAnsi="Times New Roman" w:cs="Times New Roman"/>
+          <w:sz w:val="22"/>
+          <w:szCs w:val="22"/>
+        </w:rPr>
+      </w:pPr>
+    </w:p>
+    <w:p>
+      <w:pPr>
+        <w:spacing w:line="240" w:lineRule="auto"/>
+        <w:rPr>
+          <w:rFonts w:ascii="Times New Roman" w:hAnsi="Times New Roman" w:cs="Times New Roman"/>
+          <w:sz w:val="22"/>
+          <w:szCs w:val="22"/>
+        </w:rPr>
+      </w:pPr>
+      <w:r>
+        <w:rPr>
+          <w:rFonts w:ascii="Times New Roman" w:hAnsi="Times New Roman" w:cs="Times New Roman"/>
+          <w:sz w:val="22"/>
+          <w:szCs w:val="22"/>
+        </w:rPr>
+        <w:tab/>
+        <w:t xml:space="preserve">Back to the server manager on Windows Server 2022 which is the application that first booted when you first logged into Windows Server 2022. If you are unable to find it, you can search for it in the search bar. </w:t>
+      </w:r>
+    </w:p>
+    <w:p>
+      <w:pPr>
+        <w:pStyle w:val="ListParagraph"/>
+        <w:numPr>
+          <w:ilvl w:val="0"/>
+          <w:numId w:val="9"/>
+        </w:numPr>
+        <w:spacing w:line="240" w:lineRule="auto"/>
+        <w:rPr>
+          <w:rFonts w:ascii="Times New Roman" w:hAnsi="Times New Roman" w:cs="Times New Roman"/>
+          <w:sz w:val="22"/>
+          <w:szCs w:val="22"/>
+        </w:rPr>
+      </w:pPr>
+      <w:r>
+        <w:rPr>
+          <w:rFonts w:ascii="Times New Roman" w:hAnsi="Times New Roman" w:cs="Times New Roman"/>
+          <w:sz w:val="22"/>
+          <w:szCs w:val="22"/>
+        </w:rPr>
+        <w:t>In the application click “add roles and features”.</w:t>
+      </w:r>
+    </w:p>
+    <w:p>
+      <w:pPr>
+        <w:spacing w:line="240" w:lineRule="auto"/>
+        <w:rPr>
+          <w:rFonts w:ascii="Times New Roman" w:hAnsi="Times New Roman" w:cs="Times New Roman"/>
+          <w:sz w:val="22"/>
+          <w:szCs w:val="22"/>
+        </w:rPr>
+      </w:pPr>
+      <w:r>
+        <w:rPr>
+          <w:rFonts w:ascii="Times New Roman" w:hAnsi="Times New Roman" w:cs="Times New Roman"/>
+          <w:sz w:val="22"/>
+          <w:szCs w:val="22"/>
+        </w:rPr>
+        <w:drawing>
+          <wp:inline distT="0" distB="0" distL="0" distR="0" wp14:anchorId="306AD3CA" wp14:editId="0A724000">
+            <wp:extent cx="3390758" cy="2154725"/>
+            <wp:effectExtent l="0" t="0" r="635" b="0"/>
+            <wp:docPr id="932342431" name="Picture 1"/>
+            <wp:cNvGraphicFramePr>
+              <a:graphicFrameLocks xmlns:a="http://schemas.openxmlformats.org/drawingml/2006/main" noChangeAspect="1"/>
+            </wp:cNvGraphicFramePr>
+            <a:graphic xmlns:a="http://schemas.openxmlformats.org/drawingml/2006/main">
+              <a:graphicData uri="http://schemas.openxmlformats.org/drawingml/2006/picture">
+                <pic:pic xmlns:pic="http://schemas.openxmlformats.org/drawingml/2006/picture">
+                  <pic:nvPicPr>
+                    <pic:cNvPr id="932342431" name=""/>
+                    <pic:cNvPicPr/>
+                  </pic:nvPicPr>
+                  <pic:blipFill>
+                    <a:blip r:embed="rId38"/>
+                    <a:stretch>
+                      <a:fillRect/>
+                    </a:stretch>
+                  </pic:blipFill>
+                  <pic:spPr>
+                    <a:xfrm>
+                      <a:off x="0" y="0"/>
+                      <a:ext cx="3398433" cy="2159602"/>
+                    </a:xfrm>
+                    <a:prstGeom prst="rect">
+                      <a:avLst/>
+                    </a:prstGeom>
+                  </pic:spPr>
+                </pic:pic>
+              </a:graphicData>
+            </a:graphic>
+          </wp:inline>
+        </w:drawing>
+      </w:r>
+    </w:p>
+    <w:p>
+      <w:pPr>
+        <w:pStyle w:val="ListParagraph"/>
+        <w:numPr>
+          <w:ilvl w:val="0"/>
+          <w:numId w:val="9"/>
+        </w:numPr>
+        <w:spacing w:line="240" w:lineRule="auto"/>
+        <w:rPr>
+          <w:rFonts w:ascii="Times New Roman" w:hAnsi="Times New Roman" w:cs="Times New Roman"/>
+          <w:sz w:val="22"/>
+          <w:szCs w:val="22"/>
+        </w:rPr>
+      </w:pPr>
+      <w:r>
+        <w:rPr>
+          <w:rFonts w:ascii="Times New Roman" w:hAnsi="Times New Roman" w:cs="Times New Roman"/>
+          <w:sz w:val="22"/>
+          <w:szCs w:val="22"/>
+        </w:rPr>
+        <w:lastRenderedPageBreak/>
+        <w:t>The add roles and features wizard page should pop up. Click next until we get to the “Select server roles” page. Here is where we will need to select the “Active Directory Domain Services” and click “add features”.</w:t>
+      </w:r>
+    </w:p>
+    <w:p>
+      <w:pPr>
+        <w:spacing w:line="240" w:lineRule="auto"/>
+        <w:rPr>
+          <w:rFonts w:ascii="Times New Roman" w:hAnsi="Times New Roman" w:cs="Times New Roman"/>
+          <w:sz w:val="22"/>
+          <w:szCs w:val="22"/>
+        </w:rPr>
+      </w:pPr>
+      <w:r>
+        <w:rPr>
+          <w:rFonts w:ascii="Times New Roman" w:hAnsi="Times New Roman" w:cs="Times New Roman"/>
+          <w:sz w:val="22"/>
+          <w:szCs w:val="22"/>
+        </w:rPr>
+        <w:drawing>
+          <wp:inline distT="0" distB="0" distL="0" distR="0" wp14:anchorId="6C0C46C0" wp14:editId="071C5512">
+            <wp:extent cx="3458424" cy="2297118"/>
+            <wp:effectExtent l="0" t="0" r="8890" b="8255"/>
+            <wp:docPr id="164017749" name="Picture 1"/>
+            <wp:cNvGraphicFramePr>
+              <a:graphicFrameLocks xmlns:a="http://schemas.openxmlformats.org/drawingml/2006/main" noChangeAspect="1"/>
+            </wp:cNvGraphicFramePr>
+            <a:graphic xmlns:a="http://schemas.openxmlformats.org/drawingml/2006/main">
+              <a:graphicData uri="http://schemas.openxmlformats.org/drawingml/2006/picture">
+                <pic:pic xmlns:pic="http://schemas.openxmlformats.org/drawingml/2006/picture">
+                  <pic:nvPicPr>
+                    <pic:cNvPr id="164017749" name=""/>
+                    <pic:cNvPicPr/>
+                  </pic:nvPicPr>
+                  <pic:blipFill>
+                    <a:blip r:embed="rId39"/>
+                    <a:stretch>
+                      <a:fillRect/>
+                    </a:stretch>
+                  </pic:blipFill>
+                  <pic:spPr>
+                    <a:xfrm>
+                      <a:off x="0" y="0"/>
+                      <a:ext cx="3463480" cy="2300476"/>
+                    </a:xfrm>
+                    <a:prstGeom prst="rect">
+                      <a:avLst/>
+                    </a:prstGeom>
+                  </pic:spPr>
+                </pic:pic>
+              </a:graphicData>
+            </a:graphic>
+          </wp:inline>
+        </w:drawing>
+      </w:r>
+    </w:p>
+    <w:p>
+      <w:pPr>
+        <w:pStyle w:val="ListParagraph"/>
+        <w:numPr>
+          <w:ilvl w:val="0"/>
+          <w:numId w:val="9"/>
+        </w:numPr>
+        <w:spacing w:line="240" w:lineRule="auto"/>
+        <w:rPr>
+          <w:rFonts w:ascii="Times New Roman" w:hAnsi="Times New Roman" w:cs="Times New Roman"/>
+          <w:sz w:val="22"/>
+          <w:szCs w:val="22"/>
+        </w:rPr>
+      </w:pPr>
+      <w:r>
+        <w:rPr>
+          <w:rFonts w:ascii="Times New Roman" w:hAnsi="Times New Roman" w:cs="Times New Roman"/>
+          <w:sz w:val="22"/>
+          <w:szCs w:val="22"/>
+        </w:rPr>
+        <w:t>After selecting AD DS click next until you get to the install page and wait until the features are installed.</w:t>
+      </w:r>
+    </w:p>
+    <w:p>
+      <w:pPr>
+        <w:pStyle w:val="ListParagraph"/>
+        <w:numPr>
+          <w:ilvl w:val="0"/>
+          <w:numId w:val="9"/>
+        </w:numPr>
+        <w:spacing w:line="240" w:lineRule="auto"/>
+        <w:rPr>
+          <w:rFonts w:ascii="Times New Roman" w:hAnsi="Times New Roman" w:cs="Times New Roman"/>
+          <w:sz w:val="22"/>
+          <w:szCs w:val="22"/>
+        </w:rPr>
+      </w:pPr>
+      <w:r>
+        <w:rPr>
+          <w:rFonts w:ascii="Times New Roman" w:hAnsi="Times New Roman" w:cs="Times New Roman"/>
+          <w:sz w:val="22"/>
+          <w:szCs w:val="22"/>
+        </w:rPr>
+        <w:t>Now that active directory is installed you can click the flag with the yellow triangle and click “promote this server to domain controller”.</w:t>
       </w:r>
     </w:p>
     <w:sectPr>
@@ -381,6 +4227,935 @@
     </w:sectPr>
   </w:body>
 </w:document>
+</file>
+
+<file path=word/numbering.xml><?xml version="1.0" encoding="utf-8"?>
+<w:numbering xmlns:wpc="http://schemas.microsoft.com/office/word/2010/wordprocessingCanvas" xmlns:cx="http://schemas.microsoft.com/office/drawing/2014/chartex" xmlns:cx1="http://schemas.microsoft.com/office/drawing/2015/9/8/chartex" xmlns:cx2="http://schemas.microsoft.com/office/drawing/2015/10/21/chartex" xmlns:cx3="http://schemas.microsoft.com/office/drawing/2016/5/9/chartex" xmlns:cx4="http://schemas.microsoft.com/office/drawing/2016/5/10/chartex" xmlns:cx5="http://schemas.microsoft.com/office/drawing/2016/5/11/chartex" xmlns:cx6="http://schemas.microsoft.com/office/drawing/2016/5/12/chartex" xmlns:cx7="http://schemas.microsoft.com/office/drawing/2016/5/13/chartex" xmlns:cx8="http://schemas.microsoft.com/office/drawing/2016/5/14/chartex" xmlns:mc="http://schemas.openxmlformats.org/markup-compatibility/2006" xmlns:aink="http://schemas.microsoft.com/office/drawing/2016/ink" xmlns:am3d="http://schemas.microsoft.com/office/drawing/2017/model3d" xmlns:o="urn:schemas-microsoft-com:office:office" xmlns:oel="http://schemas.microsoft.com/office/2019/extlst" xmlns:r="http://schemas.openxmlformats.org/officeDocument/2006/relationships" xmlns:m="http://schemas.openxmlformats.org/officeDocument/2006/math" xmlns:v="urn:schemas-microsoft-com:vml" xmlns:wp14="http://schemas.microsoft.com/office/word/2010/wordprocessingDrawing" xmlns:wp="http://schemas.openxmlformats.org/drawingml/2006/wordprocessingDrawing" xmlns:w10="urn:schemas-microsoft-com:office:word" xmlns:w="http://schemas.openxmlformats.org/wordprocessingml/2006/main" xmlns:w14="http://schemas.microsoft.com/office/word/2010/wordml" xmlns:w15="http://schemas.microsoft.com/office/word/2012/wordml" xmlns:w16cex="http://schemas.microsoft.com/office/word/2018/wordml/cex" xmlns:w16cid="http://schemas.microsoft.com/office/word/2016/wordml/cid" xmlns:w16="http://schemas.microsoft.com/office/word/2018/wordml" xmlns:w16du="http://schemas.microsoft.com/office/word/2023/wordml/word16du" xmlns:w16sdtdh="http://schemas.microsoft.com/office/word/2020/wordml/sdtdatahash" xmlns:w16sdtfl="http://schemas.microsoft.com/office/word/2024/wordml/sdtformatlock" xmlns:w16se="http://schemas.microsoft.com/office/word/2015/wordml/symex" xmlns:wpg="http://schemas.microsoft.com/office/word/2010/wordprocessingGroup" xmlns:wpi="http://schemas.microsoft.com/office/word/2010/wordprocessingInk" xmlns:wne="http://schemas.microsoft.com/office/word/2006/wordml" xmlns:wps="http://schemas.microsoft.com/office/word/2010/wordprocessingShape" mc:Ignorable="w14 w15 w16se w16cid w16 w16cex w16sdtdh w16sdtfl w16du wp14">
+  <w:abstractNum w:abstractNumId="0" w15:restartNumberingAfterBreak="0">
+    <w:nsid w:val="1B5A747A"/>
+    <w:multiLevelType w:val="hybridMultilevel"/>
+    <w:tmpl w:val="D3282786"/>
+    <w:lvl w:ilvl="0" w:tplc="B73C1938">
+      <w:start w:val="4"/>
+      <w:numFmt w:val="decimal"/>
+      <w:lvlText w:val="%1"/>
+      <w:lvlJc w:val="left"/>
+      <w:pPr>
+        <w:ind w:left="720" w:hanging="360"/>
+      </w:pPr>
+      <w:rPr>
+        <w:rFonts w:hint="default"/>
+      </w:rPr>
+    </w:lvl>
+    <w:lvl w:ilvl="1" w:tplc="04090019" w:tentative="1">
+      <w:start w:val="1"/>
+      <w:numFmt w:val="lowerLetter"/>
+      <w:lvlText w:val="%2."/>
+      <w:lvlJc w:val="left"/>
+      <w:pPr>
+        <w:ind w:left="1440" w:hanging="360"/>
+      </w:pPr>
+    </w:lvl>
+    <w:lvl w:ilvl="2" w:tplc="0409001B" w:tentative="1">
+      <w:start w:val="1"/>
+      <w:numFmt w:val="lowerRoman"/>
+      <w:lvlText w:val="%3."/>
+      <w:lvlJc w:val="right"/>
+      <w:pPr>
+        <w:ind w:left="2160" w:hanging="180"/>
+      </w:pPr>
+    </w:lvl>
+    <w:lvl w:ilvl="3" w:tplc="0409000F" w:tentative="1">
+      <w:start w:val="1"/>
+      <w:numFmt w:val="decimal"/>
+      <w:lvlText w:val="%4."/>
+      <w:lvlJc w:val="left"/>
+      <w:pPr>
+        <w:ind w:left="2880" w:hanging="360"/>
+      </w:pPr>
+    </w:lvl>
+    <w:lvl w:ilvl="4" w:tplc="04090019" w:tentative="1">
+      <w:start w:val="1"/>
+      <w:numFmt w:val="lowerLetter"/>
+      <w:lvlText w:val="%5."/>
+      <w:lvlJc w:val="left"/>
+      <w:pPr>
+        <w:ind w:left="3600" w:hanging="360"/>
+      </w:pPr>
+    </w:lvl>
+    <w:lvl w:ilvl="5" w:tplc="0409001B" w:tentative="1">
+      <w:start w:val="1"/>
+      <w:numFmt w:val="lowerRoman"/>
+      <w:lvlText w:val="%6."/>
+      <w:lvlJc w:val="right"/>
+      <w:pPr>
+        <w:ind w:left="4320" w:hanging="180"/>
+      </w:pPr>
+    </w:lvl>
+    <w:lvl w:ilvl="6" w:tplc="0409000F" w:tentative="1">
+      <w:start w:val="1"/>
+      <w:numFmt w:val="decimal"/>
+      <w:lvlText w:val="%7."/>
+      <w:lvlJc w:val="left"/>
+      <w:pPr>
+        <w:ind w:left="5040" w:hanging="360"/>
+      </w:pPr>
+    </w:lvl>
+    <w:lvl w:ilvl="7" w:tplc="04090019" w:tentative="1">
+      <w:start w:val="1"/>
+      <w:numFmt w:val="lowerLetter"/>
+      <w:lvlText w:val="%8."/>
+      <w:lvlJc w:val="left"/>
+      <w:pPr>
+        <w:ind w:left="5760" w:hanging="360"/>
+      </w:pPr>
+    </w:lvl>
+    <w:lvl w:ilvl="8" w:tplc="0409001B" w:tentative="1">
+      <w:start w:val="1"/>
+      <w:numFmt w:val="lowerRoman"/>
+      <w:lvlText w:val="%9."/>
+      <w:lvlJc w:val="right"/>
+      <w:pPr>
+        <w:ind w:left="6480" w:hanging="180"/>
+      </w:pPr>
+    </w:lvl>
+  </w:abstractNum>
+  <w:abstractNum w:abstractNumId="1" w15:restartNumberingAfterBreak="0">
+    <w:nsid w:val="2AE12B89"/>
+    <w:multiLevelType w:val="hybridMultilevel"/>
+    <w:tmpl w:val="C852A268"/>
+    <w:lvl w:ilvl="0" w:tplc="04090001">
+      <w:start w:val="1"/>
+      <w:numFmt w:val="bullet"/>
+      <w:lvlText w:val=""/>
+      <w:lvlJc w:val="left"/>
+      <w:pPr>
+        <w:ind w:left="720" w:hanging="360"/>
+      </w:pPr>
+      <w:rPr>
+        <w:rFonts w:ascii="Symbol" w:hAnsi="Symbol" w:hint="default"/>
+      </w:rPr>
+    </w:lvl>
+    <w:lvl w:ilvl="1" w:tplc="04090003" w:tentative="1">
+      <w:start w:val="1"/>
+      <w:numFmt w:val="bullet"/>
+      <w:lvlText w:val="o"/>
+      <w:lvlJc w:val="left"/>
+      <w:pPr>
+        <w:ind w:left="1440" w:hanging="360"/>
+      </w:pPr>
+      <w:rPr>
+        <w:rFonts w:ascii="Courier New" w:hAnsi="Courier New" w:cs="Courier New" w:hint="default"/>
+      </w:rPr>
+    </w:lvl>
+    <w:lvl w:ilvl="2" w:tplc="04090005" w:tentative="1">
+      <w:start w:val="1"/>
+      <w:numFmt w:val="bullet"/>
+      <w:lvlText w:val=""/>
+      <w:lvlJc w:val="left"/>
+      <w:pPr>
+        <w:ind w:left="2160" w:hanging="360"/>
+      </w:pPr>
+      <w:rPr>
+        <w:rFonts w:ascii="Wingdings" w:hAnsi="Wingdings" w:hint="default"/>
+      </w:rPr>
+    </w:lvl>
+    <w:lvl w:ilvl="3" w:tplc="04090001" w:tentative="1">
+      <w:start w:val="1"/>
+      <w:numFmt w:val="bullet"/>
+      <w:lvlText w:val=""/>
+      <w:lvlJc w:val="left"/>
+      <w:pPr>
+        <w:ind w:left="2880" w:hanging="360"/>
+      </w:pPr>
+      <w:rPr>
+        <w:rFonts w:ascii="Symbol" w:hAnsi="Symbol" w:hint="default"/>
+      </w:rPr>
+    </w:lvl>
+    <w:lvl w:ilvl="4" w:tplc="04090003" w:tentative="1">
+      <w:start w:val="1"/>
+      <w:numFmt w:val="bullet"/>
+      <w:lvlText w:val="o"/>
+      <w:lvlJc w:val="left"/>
+      <w:pPr>
+        <w:ind w:left="3600" w:hanging="360"/>
+      </w:pPr>
+      <w:rPr>
+        <w:rFonts w:ascii="Courier New" w:hAnsi="Courier New" w:cs="Courier New" w:hint="default"/>
+      </w:rPr>
+    </w:lvl>
+    <w:lvl w:ilvl="5" w:tplc="04090005" w:tentative="1">
+      <w:start w:val="1"/>
+      <w:numFmt w:val="bullet"/>
+      <w:lvlText w:val=""/>
+      <w:lvlJc w:val="left"/>
+      <w:pPr>
+        <w:ind w:left="4320" w:hanging="360"/>
+      </w:pPr>
+      <w:rPr>
+        <w:rFonts w:ascii="Wingdings" w:hAnsi="Wingdings" w:hint="default"/>
+      </w:rPr>
+    </w:lvl>
+    <w:lvl w:ilvl="6" w:tplc="04090001" w:tentative="1">
+      <w:start w:val="1"/>
+      <w:numFmt w:val="bullet"/>
+      <w:lvlText w:val=""/>
+      <w:lvlJc w:val="left"/>
+      <w:pPr>
+        <w:ind w:left="5040" w:hanging="360"/>
+      </w:pPr>
+      <w:rPr>
+        <w:rFonts w:ascii="Symbol" w:hAnsi="Symbol" w:hint="default"/>
+      </w:rPr>
+    </w:lvl>
+    <w:lvl w:ilvl="7" w:tplc="04090003" w:tentative="1">
+      <w:start w:val="1"/>
+      <w:numFmt w:val="bullet"/>
+      <w:lvlText w:val="o"/>
+      <w:lvlJc w:val="left"/>
+      <w:pPr>
+        <w:ind w:left="5760" w:hanging="360"/>
+      </w:pPr>
+      <w:rPr>
+        <w:rFonts w:ascii="Courier New" w:hAnsi="Courier New" w:cs="Courier New" w:hint="default"/>
+      </w:rPr>
+    </w:lvl>
+    <w:lvl w:ilvl="8" w:tplc="04090005" w:tentative="1">
+      <w:start w:val="1"/>
+      <w:numFmt w:val="bullet"/>
+      <w:lvlText w:val=""/>
+      <w:lvlJc w:val="left"/>
+      <w:pPr>
+        <w:ind w:left="6480" w:hanging="360"/>
+      </w:pPr>
+      <w:rPr>
+        <w:rFonts w:ascii="Wingdings" w:hAnsi="Wingdings" w:hint="default"/>
+      </w:rPr>
+    </w:lvl>
+  </w:abstractNum>
+  <w:abstractNum w:abstractNumId="2" w15:restartNumberingAfterBreak="0">
+    <w:nsid w:val="4055417E"/>
+    <w:multiLevelType w:val="hybridMultilevel"/>
+    <w:tmpl w:val="3A066BF4"/>
+    <w:lvl w:ilvl="0" w:tplc="0409000F">
+      <w:start w:val="1"/>
+      <w:numFmt w:val="decimal"/>
+      <w:lvlText w:val="%1."/>
+      <w:lvlJc w:val="left"/>
+      <w:pPr>
+        <w:ind w:left="720" w:hanging="360"/>
+      </w:pPr>
+      <w:rPr>
+        <w:rFonts w:hint="default"/>
+      </w:rPr>
+    </w:lvl>
+    <w:lvl w:ilvl="1" w:tplc="04090019" w:tentative="1">
+      <w:start w:val="1"/>
+      <w:numFmt w:val="lowerLetter"/>
+      <w:lvlText w:val="%2."/>
+      <w:lvlJc w:val="left"/>
+      <w:pPr>
+        <w:ind w:left="1440" w:hanging="360"/>
+      </w:pPr>
+    </w:lvl>
+    <w:lvl w:ilvl="2" w:tplc="0409001B" w:tentative="1">
+      <w:start w:val="1"/>
+      <w:numFmt w:val="lowerRoman"/>
+      <w:lvlText w:val="%3."/>
+      <w:lvlJc w:val="right"/>
+      <w:pPr>
+        <w:ind w:left="2160" w:hanging="180"/>
+      </w:pPr>
+    </w:lvl>
+    <w:lvl w:ilvl="3" w:tplc="0409000F" w:tentative="1">
+      <w:start w:val="1"/>
+      <w:numFmt w:val="decimal"/>
+      <w:lvlText w:val="%4."/>
+      <w:lvlJc w:val="left"/>
+      <w:pPr>
+        <w:ind w:left="2880" w:hanging="360"/>
+      </w:pPr>
+    </w:lvl>
+    <w:lvl w:ilvl="4" w:tplc="04090019" w:tentative="1">
+      <w:start w:val="1"/>
+      <w:numFmt w:val="lowerLetter"/>
+      <w:lvlText w:val="%5."/>
+      <w:lvlJc w:val="left"/>
+      <w:pPr>
+        <w:ind w:left="3600" w:hanging="360"/>
+      </w:pPr>
+    </w:lvl>
+    <w:lvl w:ilvl="5" w:tplc="0409001B" w:tentative="1">
+      <w:start w:val="1"/>
+      <w:numFmt w:val="lowerRoman"/>
+      <w:lvlText w:val="%6."/>
+      <w:lvlJc w:val="right"/>
+      <w:pPr>
+        <w:ind w:left="4320" w:hanging="180"/>
+      </w:pPr>
+    </w:lvl>
+    <w:lvl w:ilvl="6" w:tplc="0409000F" w:tentative="1">
+      <w:start w:val="1"/>
+      <w:numFmt w:val="decimal"/>
+      <w:lvlText w:val="%7."/>
+      <w:lvlJc w:val="left"/>
+      <w:pPr>
+        <w:ind w:left="5040" w:hanging="360"/>
+      </w:pPr>
+    </w:lvl>
+    <w:lvl w:ilvl="7" w:tplc="04090019" w:tentative="1">
+      <w:start w:val="1"/>
+      <w:numFmt w:val="lowerLetter"/>
+      <w:lvlText w:val="%8."/>
+      <w:lvlJc w:val="left"/>
+      <w:pPr>
+        <w:ind w:left="5760" w:hanging="360"/>
+      </w:pPr>
+    </w:lvl>
+    <w:lvl w:ilvl="8" w:tplc="0409001B" w:tentative="1">
+      <w:start w:val="1"/>
+      <w:numFmt w:val="lowerRoman"/>
+      <w:lvlText w:val="%9."/>
+      <w:lvlJc w:val="right"/>
+      <w:pPr>
+        <w:ind w:left="6480" w:hanging="180"/>
+      </w:pPr>
+    </w:lvl>
+  </w:abstractNum>
+  <w:abstractNum w:abstractNumId="3" w15:restartNumberingAfterBreak="0">
+    <w:nsid w:val="42673BEB"/>
+    <w:multiLevelType w:val="hybridMultilevel"/>
+    <w:tmpl w:val="BFCC9D5E"/>
+    <w:lvl w:ilvl="0" w:tplc="04090001">
+      <w:start w:val="1"/>
+      <w:numFmt w:val="bullet"/>
+      <w:lvlText w:val=""/>
+      <w:lvlJc w:val="left"/>
+      <w:pPr>
+        <w:ind w:left="720" w:hanging="360"/>
+      </w:pPr>
+      <w:rPr>
+        <w:rFonts w:ascii="Symbol" w:hAnsi="Symbol" w:hint="default"/>
+      </w:rPr>
+    </w:lvl>
+    <w:lvl w:ilvl="1" w:tplc="04090003" w:tentative="1">
+      <w:start w:val="1"/>
+      <w:numFmt w:val="bullet"/>
+      <w:lvlText w:val="o"/>
+      <w:lvlJc w:val="left"/>
+      <w:pPr>
+        <w:ind w:left="1440" w:hanging="360"/>
+      </w:pPr>
+      <w:rPr>
+        <w:rFonts w:ascii="Courier New" w:hAnsi="Courier New" w:cs="Courier New" w:hint="default"/>
+      </w:rPr>
+    </w:lvl>
+    <w:lvl w:ilvl="2" w:tplc="04090005" w:tentative="1">
+      <w:start w:val="1"/>
+      <w:numFmt w:val="bullet"/>
+      <w:lvlText w:val=""/>
+      <w:lvlJc w:val="left"/>
+      <w:pPr>
+        <w:ind w:left="2160" w:hanging="360"/>
+      </w:pPr>
+      <w:rPr>
+        <w:rFonts w:ascii="Wingdings" w:hAnsi="Wingdings" w:hint="default"/>
+      </w:rPr>
+    </w:lvl>
+    <w:lvl w:ilvl="3" w:tplc="04090001" w:tentative="1">
+      <w:start w:val="1"/>
+      <w:numFmt w:val="bullet"/>
+      <w:lvlText w:val=""/>
+      <w:lvlJc w:val="left"/>
+      <w:pPr>
+        <w:ind w:left="2880" w:hanging="360"/>
+      </w:pPr>
+      <w:rPr>
+        <w:rFonts w:ascii="Symbol" w:hAnsi="Symbol" w:hint="default"/>
+      </w:rPr>
+    </w:lvl>
+    <w:lvl w:ilvl="4" w:tplc="04090003" w:tentative="1">
+      <w:start w:val="1"/>
+      <w:numFmt w:val="bullet"/>
+      <w:lvlText w:val="o"/>
+      <w:lvlJc w:val="left"/>
+      <w:pPr>
+        <w:ind w:left="3600" w:hanging="360"/>
+      </w:pPr>
+      <w:rPr>
+        <w:rFonts w:ascii="Courier New" w:hAnsi="Courier New" w:cs="Courier New" w:hint="default"/>
+      </w:rPr>
+    </w:lvl>
+    <w:lvl w:ilvl="5" w:tplc="04090005" w:tentative="1">
+      <w:start w:val="1"/>
+      <w:numFmt w:val="bullet"/>
+      <w:lvlText w:val=""/>
+      <w:lvlJc w:val="left"/>
+      <w:pPr>
+        <w:ind w:left="4320" w:hanging="360"/>
+      </w:pPr>
+      <w:rPr>
+        <w:rFonts w:ascii="Wingdings" w:hAnsi="Wingdings" w:hint="default"/>
+      </w:rPr>
+    </w:lvl>
+    <w:lvl w:ilvl="6" w:tplc="04090001" w:tentative="1">
+      <w:start w:val="1"/>
+      <w:numFmt w:val="bullet"/>
+      <w:lvlText w:val=""/>
+      <w:lvlJc w:val="left"/>
+      <w:pPr>
+        <w:ind w:left="5040" w:hanging="360"/>
+      </w:pPr>
+      <w:rPr>
+        <w:rFonts w:ascii="Symbol" w:hAnsi="Symbol" w:hint="default"/>
+      </w:rPr>
+    </w:lvl>
+    <w:lvl w:ilvl="7" w:tplc="04090003" w:tentative="1">
+      <w:start w:val="1"/>
+      <w:numFmt w:val="bullet"/>
+      <w:lvlText w:val="o"/>
+      <w:lvlJc w:val="left"/>
+      <w:pPr>
+        <w:ind w:left="5760" w:hanging="360"/>
+      </w:pPr>
+      <w:rPr>
+        <w:rFonts w:ascii="Courier New" w:hAnsi="Courier New" w:cs="Courier New" w:hint="default"/>
+      </w:rPr>
+    </w:lvl>
+    <w:lvl w:ilvl="8" w:tplc="04090005" w:tentative="1">
+      <w:start w:val="1"/>
+      <w:numFmt w:val="bullet"/>
+      <w:lvlText w:val=""/>
+      <w:lvlJc w:val="left"/>
+      <w:pPr>
+        <w:ind w:left="6480" w:hanging="360"/>
+      </w:pPr>
+      <w:rPr>
+        <w:rFonts w:ascii="Wingdings" w:hAnsi="Wingdings" w:hint="default"/>
+      </w:rPr>
+    </w:lvl>
+  </w:abstractNum>
+  <w:abstractNum w:abstractNumId="4" w15:restartNumberingAfterBreak="0">
+    <w:nsid w:val="52566A47"/>
+    <w:multiLevelType w:val="hybridMultilevel"/>
+    <w:tmpl w:val="357099F8"/>
+    <w:lvl w:ilvl="0" w:tplc="0409000F">
+      <w:start w:val="1"/>
+      <w:numFmt w:val="decimal"/>
+      <w:lvlText w:val="%1."/>
+      <w:lvlJc w:val="left"/>
+      <w:pPr>
+        <w:ind w:left="720" w:hanging="360"/>
+      </w:pPr>
+      <w:rPr>
+        <w:rFonts w:hint="default"/>
+      </w:rPr>
+    </w:lvl>
+    <w:lvl w:ilvl="1" w:tplc="04090019" w:tentative="1">
+      <w:start w:val="1"/>
+      <w:numFmt w:val="lowerLetter"/>
+      <w:lvlText w:val="%2."/>
+      <w:lvlJc w:val="left"/>
+      <w:pPr>
+        <w:ind w:left="1440" w:hanging="360"/>
+      </w:pPr>
+    </w:lvl>
+    <w:lvl w:ilvl="2" w:tplc="0409001B" w:tentative="1">
+      <w:start w:val="1"/>
+      <w:numFmt w:val="lowerRoman"/>
+      <w:lvlText w:val="%3."/>
+      <w:lvlJc w:val="right"/>
+      <w:pPr>
+        <w:ind w:left="2160" w:hanging="180"/>
+      </w:pPr>
+    </w:lvl>
+    <w:lvl w:ilvl="3" w:tplc="0409000F" w:tentative="1">
+      <w:start w:val="1"/>
+      <w:numFmt w:val="decimal"/>
+      <w:lvlText w:val="%4."/>
+      <w:lvlJc w:val="left"/>
+      <w:pPr>
+        <w:ind w:left="2880" w:hanging="360"/>
+      </w:pPr>
+    </w:lvl>
+    <w:lvl w:ilvl="4" w:tplc="04090019" w:tentative="1">
+      <w:start w:val="1"/>
+      <w:numFmt w:val="lowerLetter"/>
+      <w:lvlText w:val="%5."/>
+      <w:lvlJc w:val="left"/>
+      <w:pPr>
+        <w:ind w:left="3600" w:hanging="360"/>
+      </w:pPr>
+    </w:lvl>
+    <w:lvl w:ilvl="5" w:tplc="0409001B" w:tentative="1">
+      <w:start w:val="1"/>
+      <w:numFmt w:val="lowerRoman"/>
+      <w:lvlText w:val="%6."/>
+      <w:lvlJc w:val="right"/>
+      <w:pPr>
+        <w:ind w:left="4320" w:hanging="180"/>
+      </w:pPr>
+    </w:lvl>
+    <w:lvl w:ilvl="6" w:tplc="0409000F" w:tentative="1">
+      <w:start w:val="1"/>
+      <w:numFmt w:val="decimal"/>
+      <w:lvlText w:val="%7."/>
+      <w:lvlJc w:val="left"/>
+      <w:pPr>
+        <w:ind w:left="5040" w:hanging="360"/>
+      </w:pPr>
+    </w:lvl>
+    <w:lvl w:ilvl="7" w:tplc="04090019" w:tentative="1">
+      <w:start w:val="1"/>
+      <w:numFmt w:val="lowerLetter"/>
+      <w:lvlText w:val="%8."/>
+      <w:lvlJc w:val="left"/>
+      <w:pPr>
+        <w:ind w:left="5760" w:hanging="360"/>
+      </w:pPr>
+    </w:lvl>
+    <w:lvl w:ilvl="8" w:tplc="0409001B" w:tentative="1">
+      <w:start w:val="1"/>
+      <w:numFmt w:val="lowerRoman"/>
+      <w:lvlText w:val="%9."/>
+      <w:lvlJc w:val="right"/>
+      <w:pPr>
+        <w:ind w:left="6480" w:hanging="180"/>
+      </w:pPr>
+    </w:lvl>
+  </w:abstractNum>
+  <w:abstractNum w:abstractNumId="5" w15:restartNumberingAfterBreak="0">
+    <w:nsid w:val="54226E43"/>
+    <w:multiLevelType w:val="hybridMultilevel"/>
+    <w:tmpl w:val="FA9E1832"/>
+    <w:lvl w:ilvl="0" w:tplc="0409000F">
+      <w:start w:val="1"/>
+      <w:numFmt w:val="decimal"/>
+      <w:lvlText w:val="%1."/>
+      <w:lvlJc w:val="left"/>
+      <w:pPr>
+        <w:ind w:left="720" w:hanging="360"/>
+      </w:pPr>
+      <w:rPr>
+        <w:rFonts w:hint="default"/>
+      </w:rPr>
+    </w:lvl>
+    <w:lvl w:ilvl="1" w:tplc="04090019" w:tentative="1">
+      <w:start w:val="1"/>
+      <w:numFmt w:val="lowerLetter"/>
+      <w:lvlText w:val="%2."/>
+      <w:lvlJc w:val="left"/>
+      <w:pPr>
+        <w:ind w:left="1440" w:hanging="360"/>
+      </w:pPr>
+    </w:lvl>
+    <w:lvl w:ilvl="2" w:tplc="0409001B" w:tentative="1">
+      <w:start w:val="1"/>
+      <w:numFmt w:val="lowerRoman"/>
+      <w:lvlText w:val="%3."/>
+      <w:lvlJc w:val="right"/>
+      <w:pPr>
+        <w:ind w:left="2160" w:hanging="180"/>
+      </w:pPr>
+    </w:lvl>
+    <w:lvl w:ilvl="3" w:tplc="0409000F" w:tentative="1">
+      <w:start w:val="1"/>
+      <w:numFmt w:val="decimal"/>
+      <w:lvlText w:val="%4."/>
+      <w:lvlJc w:val="left"/>
+      <w:pPr>
+        <w:ind w:left="2880" w:hanging="360"/>
+      </w:pPr>
+    </w:lvl>
+    <w:lvl w:ilvl="4" w:tplc="04090019" w:tentative="1">
+      <w:start w:val="1"/>
+      <w:numFmt w:val="lowerLetter"/>
+      <w:lvlText w:val="%5."/>
+      <w:lvlJc w:val="left"/>
+      <w:pPr>
+        <w:ind w:left="3600" w:hanging="360"/>
+      </w:pPr>
+    </w:lvl>
+    <w:lvl w:ilvl="5" w:tplc="0409001B" w:tentative="1">
+      <w:start w:val="1"/>
+      <w:numFmt w:val="lowerRoman"/>
+      <w:lvlText w:val="%6."/>
+      <w:lvlJc w:val="right"/>
+      <w:pPr>
+        <w:ind w:left="4320" w:hanging="180"/>
+      </w:pPr>
+    </w:lvl>
+    <w:lvl w:ilvl="6" w:tplc="0409000F" w:tentative="1">
+      <w:start w:val="1"/>
+      <w:numFmt w:val="decimal"/>
+      <w:lvlText w:val="%7."/>
+      <w:lvlJc w:val="left"/>
+      <w:pPr>
+        <w:ind w:left="5040" w:hanging="360"/>
+      </w:pPr>
+    </w:lvl>
+    <w:lvl w:ilvl="7" w:tplc="04090019" w:tentative="1">
+      <w:start w:val="1"/>
+      <w:numFmt w:val="lowerLetter"/>
+      <w:lvlText w:val="%8."/>
+      <w:lvlJc w:val="left"/>
+      <w:pPr>
+        <w:ind w:left="5760" w:hanging="360"/>
+      </w:pPr>
+    </w:lvl>
+    <w:lvl w:ilvl="8" w:tplc="0409001B" w:tentative="1">
+      <w:start w:val="1"/>
+      <w:numFmt w:val="lowerRoman"/>
+      <w:lvlText w:val="%9."/>
+      <w:lvlJc w:val="right"/>
+      <w:pPr>
+        <w:ind w:left="6480" w:hanging="180"/>
+      </w:pPr>
+    </w:lvl>
+  </w:abstractNum>
+  <w:abstractNum w:abstractNumId="6" w15:restartNumberingAfterBreak="0">
+    <w:nsid w:val="5A610C61"/>
+    <w:multiLevelType w:val="hybridMultilevel"/>
+    <w:tmpl w:val="C2328E9C"/>
+    <w:lvl w:ilvl="0" w:tplc="04090001">
+      <w:start w:val="1"/>
+      <w:numFmt w:val="bullet"/>
+      <w:lvlText w:val=""/>
+      <w:lvlJc w:val="left"/>
+      <w:pPr>
+        <w:ind w:left="720" w:hanging="360"/>
+      </w:pPr>
+      <w:rPr>
+        <w:rFonts w:ascii="Symbol" w:hAnsi="Symbol" w:hint="default"/>
+      </w:rPr>
+    </w:lvl>
+    <w:lvl w:ilvl="1" w:tplc="04090003">
+      <w:start w:val="1"/>
+      <w:numFmt w:val="bullet"/>
+      <w:lvlText w:val="o"/>
+      <w:lvlJc w:val="left"/>
+      <w:pPr>
+        <w:ind w:left="1440" w:hanging="360"/>
+      </w:pPr>
+      <w:rPr>
+        <w:rFonts w:ascii="Courier New" w:hAnsi="Courier New" w:cs="Courier New" w:hint="default"/>
+      </w:rPr>
+    </w:lvl>
+    <w:lvl w:ilvl="2" w:tplc="04090005" w:tentative="1">
+      <w:start w:val="1"/>
+      <w:numFmt w:val="bullet"/>
+      <w:lvlText w:val=""/>
+      <w:lvlJc w:val="left"/>
+      <w:pPr>
+        <w:ind w:left="2160" w:hanging="360"/>
+      </w:pPr>
+      <w:rPr>
+        <w:rFonts w:ascii="Wingdings" w:hAnsi="Wingdings" w:hint="default"/>
+      </w:rPr>
+    </w:lvl>
+    <w:lvl w:ilvl="3" w:tplc="04090001" w:tentative="1">
+      <w:start w:val="1"/>
+      <w:numFmt w:val="bullet"/>
+      <w:lvlText w:val=""/>
+      <w:lvlJc w:val="left"/>
+      <w:pPr>
+        <w:ind w:left="2880" w:hanging="360"/>
+      </w:pPr>
+      <w:rPr>
+        <w:rFonts w:ascii="Symbol" w:hAnsi="Symbol" w:hint="default"/>
+      </w:rPr>
+    </w:lvl>
+    <w:lvl w:ilvl="4" w:tplc="04090003" w:tentative="1">
+      <w:start w:val="1"/>
+      <w:numFmt w:val="bullet"/>
+      <w:lvlText w:val="o"/>
+      <w:lvlJc w:val="left"/>
+      <w:pPr>
+        <w:ind w:left="3600" w:hanging="360"/>
+      </w:pPr>
+      <w:rPr>
+        <w:rFonts w:ascii="Courier New" w:hAnsi="Courier New" w:cs="Courier New" w:hint="default"/>
+      </w:rPr>
+    </w:lvl>
+    <w:lvl w:ilvl="5" w:tplc="04090005" w:tentative="1">
+      <w:start w:val="1"/>
+      <w:numFmt w:val="bullet"/>
+      <w:lvlText w:val=""/>
+      <w:lvlJc w:val="left"/>
+      <w:pPr>
+        <w:ind w:left="4320" w:hanging="360"/>
+      </w:pPr>
+      <w:rPr>
+        <w:rFonts w:ascii="Wingdings" w:hAnsi="Wingdings" w:hint="default"/>
+      </w:rPr>
+    </w:lvl>
+    <w:lvl w:ilvl="6" w:tplc="04090001" w:tentative="1">
+      <w:start w:val="1"/>
+      <w:numFmt w:val="bullet"/>
+      <w:lvlText w:val=""/>
+      <w:lvlJc w:val="left"/>
+      <w:pPr>
+        <w:ind w:left="5040" w:hanging="360"/>
+      </w:pPr>
+      <w:rPr>
+        <w:rFonts w:ascii="Symbol" w:hAnsi="Symbol" w:hint="default"/>
+      </w:rPr>
+    </w:lvl>
+    <w:lvl w:ilvl="7" w:tplc="04090003" w:tentative="1">
+      <w:start w:val="1"/>
+      <w:numFmt w:val="bullet"/>
+      <w:lvlText w:val="o"/>
+      <w:lvlJc w:val="left"/>
+      <w:pPr>
+        <w:ind w:left="5760" w:hanging="360"/>
+      </w:pPr>
+      <w:rPr>
+        <w:rFonts w:ascii="Courier New" w:hAnsi="Courier New" w:cs="Courier New" w:hint="default"/>
+      </w:rPr>
+    </w:lvl>
+    <w:lvl w:ilvl="8" w:tplc="04090005" w:tentative="1">
+      <w:start w:val="1"/>
+      <w:numFmt w:val="bullet"/>
+      <w:lvlText w:val=""/>
+      <w:lvlJc w:val="left"/>
+      <w:pPr>
+        <w:ind w:left="6480" w:hanging="360"/>
+      </w:pPr>
+      <w:rPr>
+        <w:rFonts w:ascii="Wingdings" w:hAnsi="Wingdings" w:hint="default"/>
+      </w:rPr>
+    </w:lvl>
+  </w:abstractNum>
+  <w:abstractNum w:abstractNumId="7" w15:restartNumberingAfterBreak="0">
+    <w:nsid w:val="6B22452F"/>
+    <w:multiLevelType w:val="hybridMultilevel"/>
+    <w:tmpl w:val="BA6074BC"/>
+    <w:lvl w:ilvl="0" w:tplc="04090003">
+      <w:start w:val="1"/>
+      <w:numFmt w:val="bullet"/>
+      <w:lvlText w:val="o"/>
+      <w:lvlJc w:val="left"/>
+      <w:pPr>
+        <w:ind w:left="720" w:hanging="360"/>
+      </w:pPr>
+      <w:rPr>
+        <w:rFonts w:ascii="Courier New" w:hAnsi="Courier New" w:cs="Courier New" w:hint="default"/>
+      </w:rPr>
+    </w:lvl>
+    <w:lvl w:ilvl="1" w:tplc="04090003" w:tentative="1">
+      <w:start w:val="1"/>
+      <w:numFmt w:val="bullet"/>
+      <w:lvlText w:val="o"/>
+      <w:lvlJc w:val="left"/>
+      <w:pPr>
+        <w:ind w:left="1440" w:hanging="360"/>
+      </w:pPr>
+      <w:rPr>
+        <w:rFonts w:ascii="Courier New" w:hAnsi="Courier New" w:cs="Courier New" w:hint="default"/>
+      </w:rPr>
+    </w:lvl>
+    <w:lvl w:ilvl="2" w:tplc="04090005" w:tentative="1">
+      <w:start w:val="1"/>
+      <w:numFmt w:val="bullet"/>
+      <w:lvlText w:val=""/>
+      <w:lvlJc w:val="left"/>
+      <w:pPr>
+        <w:ind w:left="2160" w:hanging="360"/>
+      </w:pPr>
+      <w:rPr>
+        <w:rFonts w:ascii="Wingdings" w:hAnsi="Wingdings" w:hint="default"/>
+      </w:rPr>
+    </w:lvl>
+    <w:lvl w:ilvl="3" w:tplc="04090001" w:tentative="1">
+      <w:start w:val="1"/>
+      <w:numFmt w:val="bullet"/>
+      <w:lvlText w:val=""/>
+      <w:lvlJc w:val="left"/>
+      <w:pPr>
+        <w:ind w:left="2880" w:hanging="360"/>
+      </w:pPr>
+      <w:rPr>
+        <w:rFonts w:ascii="Symbol" w:hAnsi="Symbol" w:hint="default"/>
+      </w:rPr>
+    </w:lvl>
+    <w:lvl w:ilvl="4" w:tplc="04090003" w:tentative="1">
+      <w:start w:val="1"/>
+      <w:numFmt w:val="bullet"/>
+      <w:lvlText w:val="o"/>
+      <w:lvlJc w:val="left"/>
+      <w:pPr>
+        <w:ind w:left="3600" w:hanging="360"/>
+      </w:pPr>
+      <w:rPr>
+        <w:rFonts w:ascii="Courier New" w:hAnsi="Courier New" w:cs="Courier New" w:hint="default"/>
+      </w:rPr>
+    </w:lvl>
+    <w:lvl w:ilvl="5" w:tplc="04090005" w:tentative="1">
+      <w:start w:val="1"/>
+      <w:numFmt w:val="bullet"/>
+      <w:lvlText w:val=""/>
+      <w:lvlJc w:val="left"/>
+      <w:pPr>
+        <w:ind w:left="4320" w:hanging="360"/>
+      </w:pPr>
+      <w:rPr>
+        <w:rFonts w:ascii="Wingdings" w:hAnsi="Wingdings" w:hint="default"/>
+      </w:rPr>
+    </w:lvl>
+    <w:lvl w:ilvl="6" w:tplc="04090001" w:tentative="1">
+      <w:start w:val="1"/>
+      <w:numFmt w:val="bullet"/>
+      <w:lvlText w:val=""/>
+      <w:lvlJc w:val="left"/>
+      <w:pPr>
+        <w:ind w:left="5040" w:hanging="360"/>
+      </w:pPr>
+      <w:rPr>
+        <w:rFonts w:ascii="Symbol" w:hAnsi="Symbol" w:hint="default"/>
+      </w:rPr>
+    </w:lvl>
+    <w:lvl w:ilvl="7" w:tplc="04090003" w:tentative="1">
+      <w:start w:val="1"/>
+      <w:numFmt w:val="bullet"/>
+      <w:lvlText w:val="o"/>
+      <w:lvlJc w:val="left"/>
+      <w:pPr>
+        <w:ind w:left="5760" w:hanging="360"/>
+      </w:pPr>
+      <w:rPr>
+        <w:rFonts w:ascii="Courier New" w:hAnsi="Courier New" w:cs="Courier New" w:hint="default"/>
+      </w:rPr>
+    </w:lvl>
+    <w:lvl w:ilvl="8" w:tplc="04090005" w:tentative="1">
+      <w:start w:val="1"/>
+      <w:numFmt w:val="bullet"/>
+      <w:lvlText w:val=""/>
+      <w:lvlJc w:val="left"/>
+      <w:pPr>
+        <w:ind w:left="6480" w:hanging="360"/>
+      </w:pPr>
+      <w:rPr>
+        <w:rFonts w:ascii="Wingdings" w:hAnsi="Wingdings" w:hint="default"/>
+      </w:rPr>
+    </w:lvl>
+  </w:abstractNum>
+  <w:abstractNum w:abstractNumId="8" w15:restartNumberingAfterBreak="0">
+    <w:nsid w:val="788903D4"/>
+    <w:multiLevelType w:val="hybridMultilevel"/>
+    <w:tmpl w:val="C652CE8C"/>
+    <w:lvl w:ilvl="0" w:tplc="E2A42812">
+      <w:start w:val="1"/>
+      <w:numFmt w:val="decimal"/>
+      <w:lvlText w:val="%1."/>
+      <w:lvlJc w:val="left"/>
+      <w:pPr>
+        <w:ind w:left="1080" w:hanging="360"/>
+      </w:pPr>
+      <w:rPr>
+        <w:rFonts w:hint="default"/>
+      </w:rPr>
+    </w:lvl>
+    <w:lvl w:ilvl="1" w:tplc="04090019" w:tentative="1">
+      <w:start w:val="1"/>
+      <w:numFmt w:val="lowerLetter"/>
+      <w:lvlText w:val="%2."/>
+      <w:lvlJc w:val="left"/>
+      <w:pPr>
+        <w:ind w:left="1800" w:hanging="360"/>
+      </w:pPr>
+    </w:lvl>
+    <w:lvl w:ilvl="2" w:tplc="0409001B" w:tentative="1">
+      <w:start w:val="1"/>
+      <w:numFmt w:val="lowerRoman"/>
+      <w:lvlText w:val="%3."/>
+      <w:lvlJc w:val="right"/>
+      <w:pPr>
+        <w:ind w:left="2520" w:hanging="180"/>
+      </w:pPr>
+    </w:lvl>
+    <w:lvl w:ilvl="3" w:tplc="0409000F" w:tentative="1">
+      <w:start w:val="1"/>
+      <w:numFmt w:val="decimal"/>
+      <w:lvlText w:val="%4."/>
+      <w:lvlJc w:val="left"/>
+      <w:pPr>
+        <w:ind w:left="3240" w:hanging="360"/>
+      </w:pPr>
+    </w:lvl>
+    <w:lvl w:ilvl="4" w:tplc="04090019" w:tentative="1">
+      <w:start w:val="1"/>
+      <w:numFmt w:val="lowerLetter"/>
+      <w:lvlText w:val="%5."/>
+      <w:lvlJc w:val="left"/>
+      <w:pPr>
+        <w:ind w:left="3960" w:hanging="360"/>
+      </w:pPr>
+    </w:lvl>
+    <w:lvl w:ilvl="5" w:tplc="0409001B" w:tentative="1">
+      <w:start w:val="1"/>
+      <w:numFmt w:val="lowerRoman"/>
+      <w:lvlText w:val="%6."/>
+      <w:lvlJc w:val="right"/>
+      <w:pPr>
+        <w:ind w:left="4680" w:hanging="180"/>
+      </w:pPr>
+    </w:lvl>
+    <w:lvl w:ilvl="6" w:tplc="0409000F" w:tentative="1">
+      <w:start w:val="1"/>
+      <w:numFmt w:val="decimal"/>
+      <w:lvlText w:val="%7."/>
+      <w:lvlJc w:val="left"/>
+      <w:pPr>
+        <w:ind w:left="5400" w:hanging="360"/>
+      </w:pPr>
+    </w:lvl>
+    <w:lvl w:ilvl="7" w:tplc="04090019" w:tentative="1">
+      <w:start w:val="1"/>
+      <w:numFmt w:val="lowerLetter"/>
+      <w:lvlText w:val="%8."/>
+      <w:lvlJc w:val="left"/>
+      <w:pPr>
+        <w:ind w:left="6120" w:hanging="360"/>
+      </w:pPr>
+    </w:lvl>
+    <w:lvl w:ilvl="8" w:tplc="0409001B" w:tentative="1">
+      <w:start w:val="1"/>
+      <w:numFmt w:val="lowerRoman"/>
+      <w:lvlText w:val="%9."/>
+      <w:lvlJc w:val="right"/>
+      <w:pPr>
+        <w:ind w:left="6840" w:hanging="180"/>
+      </w:pPr>
+    </w:lvl>
+  </w:abstractNum>
+  <w:num w:numId="1" w16cid:durableId="1120421066">
+    <w:abstractNumId w:val="1"/>
+  </w:num>
+  <w:num w:numId="2" w16cid:durableId="1518890990">
+    <w:abstractNumId w:val="3"/>
+  </w:num>
+  <w:num w:numId="3" w16cid:durableId="1621492390">
+    <w:abstractNumId w:val="6"/>
+  </w:num>
+  <w:num w:numId="4" w16cid:durableId="1664774100">
+    <w:abstractNumId w:val="7"/>
+  </w:num>
+  <w:num w:numId="5" w16cid:durableId="363336253">
+    <w:abstractNumId w:val="8"/>
+  </w:num>
+  <w:num w:numId="6" w16cid:durableId="2511554">
+    <w:abstractNumId w:val="4"/>
+  </w:num>
+  <w:num w:numId="7" w16cid:durableId="649596350">
+    <w:abstractNumId w:val="0"/>
+  </w:num>
+  <w:num w:numId="8" w16cid:durableId="1370497963">
+    <w:abstractNumId w:val="2"/>
+  </w:num>
+  <w:num w:numId="9" w16cid:durableId="1882010793">
+    <w:abstractNumId w:val="5"/>
+  </w:num>
+</w:numbering>
 </file>
 
 <file path=word/styles.xml><?xml version="1.0" encoding="utf-8"?>
@@ -1322,6 +6097,18 @@
       <w:shd w:val="clear" w:color="auto" w:fill="E1DFDD"/>
     </w:rPr>
   </w:style>
+  <w:style w:type="character" w:styleId="FollowedHyperlink">
+    <w:name w:val="FollowedHyperlink"/>
+    <w:basedOn w:val="DefaultParagraphFont"/>
+    <w:uiPriority w:val="99"/>
+    <w:semiHidden/>
+    <w:unhideWhenUsed/>
+    <w:rsid w:val="0097343A"/>
+    <w:rPr>
+      <w:color w:val="96607D" w:themeColor="followedHyperlink"/>
+      <w:u w:val="single"/>
+    </w:rPr>
+  </w:style>
 </w:styles>
 </file>
 
